--- a/Enitprise netvork.docx
+++ b/Enitprise netvork.docx
@@ -3,6 +3,11 @@
 <w:document xmlns:wpc="http://schemas.microsoft.com/office/word/2010/wordprocessingCanvas" xmlns:cx="http://schemas.microsoft.com/office/drawing/2014/chartex" xmlns:cx1="http://schemas.microsoft.com/office/drawing/2015/9/8/chartex" xmlns:cx2="http://schemas.microsoft.com/office/drawing/2015/10/21/chartex" xmlns:cx3="http://schemas.microsoft.com/office/drawing/2016/5/9/chartex" xmlns:cx4="http://schemas.microsoft.com/office/drawing/2016/5/10/chartex" xmlns:cx5="http://schemas.microsoft.com/office/drawing/2016/5/11/chartex" xmlns:cx6="http://schemas.microsoft.com/office/drawing/2016/5/12/chartex" xmlns:cx7="http://schemas.microsoft.com/office/drawing/2016/5/13/chartex" xmlns:cx8="http://schemas.microsoft.com/office/drawing/2016/5/14/chartex" xmlns:mc="http://schemas.openxmlformats.org/markup-compatibility/2006" xmlns:aink="http://schemas.microsoft.com/office/drawing/2016/ink" xmlns:am3d="http://schemas.microsoft.com/office/drawing/2017/model3d" xmlns:o="urn:schemas-microsoft-com:office:office" xmlns:oel="http://schemas.microsoft.com/office/2019/extlst" xmlns:r="http://schemas.openxmlformats.org/officeDocument/2006/relationships" xmlns:m="http://schemas.openxmlformats.org/officeDocument/2006/math" xmlns:v="urn:schemas-microsoft-com:vml" xmlns:wp14="http://schemas.microsoft.com/office/word/2010/wordprocessingDrawing" xmlns:wp="http://schemas.openxmlformats.org/drawingml/2006/wordprocessingDrawing" xmlns:w10="urn:schemas-microsoft-com:office:word" xmlns:w="http://schemas.openxmlformats.org/wordprocessingml/2006/main" xmlns:w14="http://schemas.microsoft.com/office/word/2010/wordml" xmlns:w15="http://schemas.microsoft.com/office/word/2012/wordml" xmlns:w16cex="http://schemas.microsoft.com/office/word/2018/wordml/cex" xmlns:w16cid="http://schemas.microsoft.com/office/word/2016/wordml/cid" xmlns:w16="http://schemas.microsoft.com/office/word/2018/wordml" xmlns:w16sdtdh="http://schemas.microsoft.com/office/word/2020/wordml/sdtdatahash" xmlns:w16se="http://schemas.microsoft.com/office/word/2015/wordml/symex" xmlns:wpg="http://schemas.microsoft.com/office/word/2010/wordprocessingGroup" xmlns:wpi="http://schemas.microsoft.com/office/word/2010/wordprocessingInk" xmlns:wne="http://schemas.microsoft.com/office/word/2006/wordml" xmlns:wps="http://schemas.microsoft.com/office/word/2010/wordprocessingShape" mc:Ignorable="w14 w15 w16se w16cid w16 w16cex w16sdtdh wp14">
   <w:body>
     <w:p>
+      <w:pPr>
+        <w:rPr>
+          <w:lang w:val="en-US"/>
+        </w:rPr>
+      </w:pPr>
       <w:r>
         <w:rPr>
           <w:noProof/>
@@ -43,15 +48,35 @@
           </wp:inline>
         </w:drawing>
       </w:r>
-      <w:r>
-        <w:rPr>
-          <w:noProof/>
-        </w:rPr>
-        <w:lastRenderedPageBreak/>
+    </w:p>
+    <w:p>
+      <w:pPr>
+        <w:rPr>
+          <w:lang w:val="en-US"/>
+        </w:rPr>
+      </w:pPr>
+    </w:p>
+    <w:p>
+      <w:pPr>
+        <w:rPr>
+          <w:lang w:val="en-US"/>
+        </w:rPr>
+      </w:pPr>
+    </w:p>
+    <w:p>
+      <w:pPr>
+        <w:rPr>
+          <w:lang w:val="en-US"/>
+        </w:rPr>
+      </w:pPr>
+      <w:r>
+        <w:rPr>
+          <w:lang w:val="en-US"/>
+        </w:rPr>
         <w:drawing>
-          <wp:inline distT="0" distB="0" distL="0" distR="0" wp14:anchorId="756B47B7" wp14:editId="27948C39">
-            <wp:extent cx="9229169" cy="4958397"/>
-            <wp:effectExtent l="1905" t="0" r="0" b="0"/>
+          <wp:inline distT="0" distB="0" distL="0" distR="0" wp14:anchorId="21985517" wp14:editId="39014887">
+            <wp:extent cx="5940425" cy="3582035"/>
+            <wp:effectExtent l="0" t="0" r="3175" b="0"/>
             <wp:docPr id="1" name="Рисунок 1"/>
             <wp:cNvGraphicFramePr>
               <a:graphicFrameLocks xmlns:a="http://schemas.openxmlformats.org/drawingml/2006/main" noChangeAspect="1"/>
@@ -70,9 +95,9 @@
                     </a:stretch>
                   </pic:blipFill>
                   <pic:spPr>
-                    <a:xfrm rot="16200000">
+                    <a:xfrm>
                       <a:off x="0" y="0"/>
-                      <a:ext cx="9252727" cy="4971054"/>
+                      <a:ext cx="5940425" cy="3582035"/>
                     </a:xfrm>
                     <a:prstGeom prst="rect">
                       <a:avLst/>
@@ -84,6 +109,2241 @@
           </wp:inline>
         </w:drawing>
       </w:r>
+      <w:r>
+        <w:rPr>
+          <w:lang w:val="en-US"/>
+        </w:rPr>
+        <w:br/>
+      </w:r>
+      <w:r>
+        <w:rPr>
+          <w:lang w:val="en-US"/>
+        </w:rPr>
+        <w:br/>
+      </w:r>
+      <w:r>
+        <w:rPr>
+          <w:lang w:val="en-US"/>
+        </w:rPr>
+        <w:br/>
+      </w:r>
+      <w:r>
+        <w:rPr>
+          <w:lang w:val="en-US"/>
+        </w:rPr>
+        <w:br/>
+      </w:r>
+      <w:r>
+        <w:rPr>
+          <w:lang w:val="en-US"/>
+        </w:rPr>
+        <w:br/>
+      </w:r>
+      <w:r>
+        <w:rPr>
+          <w:lang w:val="en-US"/>
+        </w:rPr>
+        <w:br/>
+      </w:r>
+      <w:r>
+        <w:rPr>
+          <w:lang w:val="en-US"/>
+        </w:rPr>
+        <w:br/>
+      </w:r>
+      <w:r>
+        <w:rPr>
+          <w:lang w:val="en-US"/>
+        </w:rPr>
+        <w:br/>
+      </w:r>
+      <w:r>
+        <w:rPr>
+          <w:lang w:val="en-US"/>
+        </w:rPr>
+        <w:br/>
+      </w:r>
+      <w:r>
+        <w:rPr>
+          <w:lang w:val="en-US"/>
+        </w:rPr>
+        <w:br/>
+      </w:r>
+      <w:r>
+        <w:rPr>
+          <w:lang w:val="en-US"/>
+        </w:rPr>
+        <w:lastRenderedPageBreak/>
+        <w:br/>
+      </w:r>
+      <w:r>
+        <w:rPr>
+          <w:lang w:val="en-US"/>
+        </w:rPr>
+        <w:br/>
+      </w:r>
+      <w:r>
+        <w:rPr>
+          <w:lang w:val="en-US"/>
+        </w:rPr>
+        <w:br/>
+      </w:r>
+      <w:r>
+        <w:rPr>
+          <w:lang w:val="en-US"/>
+        </w:rPr>
+        <w:br/>
+      </w:r>
+      <w:r>
+        <w:rPr>
+          <w:lang w:val="en-US"/>
+        </w:rPr>
+        <w:br/>
+      </w:r>
+      <w:r>
+        <w:rPr>
+          <w:lang w:val="en-US"/>
+        </w:rPr>
+        <w:br/>
+      </w:r>
+      <w:r>
+        <w:rPr>
+          <w:lang w:val="en-US"/>
+        </w:rPr>
+        <w:br/>
+      </w:r>
+      <w:r>
+        <w:rPr>
+          <w:lang w:val="en-US"/>
+        </w:rPr>
+        <w:br/>
+      </w:r>
+      <w:r>
+        <w:rPr>
+          <w:lang w:val="en-US"/>
+        </w:rPr>
+        <w:br/>
+      </w:r>
+      <w:r>
+        <w:rPr>
+          <w:lang w:val="en-US"/>
+        </w:rPr>
+        <w:br/>
+      </w:r>
+      <w:r>
+        <w:rPr>
+          <w:lang w:val="en-US"/>
+        </w:rPr>
+        <w:br/>
+      </w:r>
+      <w:r>
+        <w:rPr>
+          <w:lang w:val="en-US"/>
+        </w:rPr>
+        <w:br/>
+      </w:r>
+      <w:r>
+        <w:rPr>
+          <w:lang w:val="en-US"/>
+        </w:rPr>
+        <w:br/>
+      </w:r>
+      <w:r>
+        <w:rPr>
+          <w:lang w:val="en-US"/>
+        </w:rPr>
+        <w:br/>
+      </w:r>
+      <w:proofErr w:type="spellStart"/>
+      <w:r>
+        <w:rPr>
+          <w:lang w:val="en-US"/>
+        </w:rPr>
+        <w:t>Zo‘r</w:t>
+      </w:r>
+      <w:proofErr w:type="spellEnd"/>
+      <w:r>
+        <w:rPr>
+          <w:lang w:val="en-US"/>
+        </w:rPr>
+        <w:t xml:space="preserve">. </w:t>
+      </w:r>
+      <w:r>
+        <w:rPr>
+          <w:rFonts w:ascii="Segoe UI Emoji" w:hAnsi="Segoe UI Emoji" w:cs="Segoe UI Emoji"/>
+          <w:lang w:val="en-US"/>
+        </w:rPr>
+        <w:t>✅</w:t>
+      </w:r>
+      <w:r>
+        <w:rPr>
+          <w:lang w:val="en-US"/>
+        </w:rPr>
+        <w:t xml:space="preserve"> </w:t>
+      </w:r>
+      <w:r>
+        <w:rPr>
+          <w:b/>
+          <w:bCs/>
+          <w:lang w:val="en-US"/>
+        </w:rPr>
+        <w:t xml:space="preserve">CoreSW2 </w:t>
+      </w:r>
+      <w:proofErr w:type="spellStart"/>
+      <w:r>
+        <w:rPr>
+          <w:b/>
+          <w:bCs/>
+          <w:lang w:val="en-US"/>
+        </w:rPr>
+        <w:t>SVI'lari</w:t>
+      </w:r>
+      <w:proofErr w:type="spellEnd"/>
+      <w:r>
+        <w:rPr>
+          <w:b/>
+          <w:bCs/>
+          <w:lang w:val="en-US"/>
+        </w:rPr>
+        <w:t xml:space="preserve"> </w:t>
+      </w:r>
+      <w:proofErr w:type="spellStart"/>
+      <w:r>
+        <w:rPr>
+          <w:b/>
+          <w:bCs/>
+          <w:lang w:val="en-US"/>
+        </w:rPr>
+        <w:t>to‘liq</w:t>
+      </w:r>
+      <w:proofErr w:type="spellEnd"/>
+      <w:r>
+        <w:rPr>
+          <w:b/>
+          <w:bCs/>
+          <w:lang w:val="en-US"/>
+        </w:rPr>
+        <w:t xml:space="preserve"> up/up </w:t>
+      </w:r>
+      <w:proofErr w:type="spellStart"/>
+      <w:r>
+        <w:rPr>
+          <w:b/>
+          <w:bCs/>
+          <w:lang w:val="en-US"/>
+        </w:rPr>
+        <w:t>bo‘ldi</w:t>
+      </w:r>
+      <w:proofErr w:type="spellEnd"/>
+      <w:r>
+        <w:rPr>
+          <w:b/>
+          <w:bCs/>
+          <w:lang w:val="en-US"/>
+        </w:rPr>
+        <w:t>.</w:t>
+      </w:r>
+      <w:r>
+        <w:rPr>
+          <w:lang w:val="en-US"/>
+        </w:rPr>
+        <w:t xml:space="preserve"> Demak Layer-3 gateway </w:t>
+      </w:r>
+      <w:proofErr w:type="spellStart"/>
+      <w:r>
+        <w:rPr>
+          <w:lang w:val="en-US"/>
+        </w:rPr>
+        <w:t>qismi</w:t>
+      </w:r>
+      <w:proofErr w:type="spellEnd"/>
+      <w:r>
+        <w:rPr>
+          <w:lang w:val="en-US"/>
+        </w:rPr>
+        <w:t xml:space="preserve"> </w:t>
+      </w:r>
+      <w:proofErr w:type="spellStart"/>
+      <w:r>
+        <w:rPr>
+          <w:lang w:val="en-US"/>
+        </w:rPr>
+        <w:t>tayyor</w:t>
+      </w:r>
+      <w:proofErr w:type="spellEnd"/>
+      <w:r>
+        <w:rPr>
+          <w:lang w:val="en-US"/>
+        </w:rPr>
+        <w:t>.</w:t>
+      </w:r>
+    </w:p>
+    <w:p>
+      <w:pPr>
+        <w:rPr>
+          <w:lang w:val="en-US"/>
+        </w:rPr>
+      </w:pPr>
+      <w:proofErr w:type="spellStart"/>
+      <w:r>
+        <w:rPr>
+          <w:lang w:val="en-US"/>
+        </w:rPr>
+        <w:t>Hozir</w:t>
+      </w:r>
+      <w:proofErr w:type="spellEnd"/>
+      <w:r>
+        <w:rPr>
+          <w:lang w:val="en-US"/>
+        </w:rPr>
+        <w:t xml:space="preserve"> </w:t>
+      </w:r>
+      <w:proofErr w:type="spellStart"/>
+      <w:r>
+        <w:rPr>
+          <w:lang w:val="en-US"/>
+        </w:rPr>
+        <w:t>holat</w:t>
+      </w:r>
+      <w:proofErr w:type="spellEnd"/>
+      <w:r>
+        <w:rPr>
+          <w:lang w:val="en-US"/>
+        </w:rPr>
+        <w:t>:</w:t>
+      </w:r>
+    </w:p>
+    <w:p>
+      <w:pPr>
+        <w:rPr>
+          <w:lang w:val="en-US"/>
+        </w:rPr>
+      </w:pPr>
+      <w:r>
+        <w:rPr>
+          <w:lang w:val="en-US"/>
+        </w:rPr>
+        <w:t xml:space="preserve">VLAN 10 → </w:t>
+      </w:r>
+      <w:proofErr w:type="gramStart"/>
+      <w:r>
+        <w:rPr>
+          <w:lang w:val="en-US"/>
+        </w:rPr>
+        <w:t>10.10.10.1  up</w:t>
+      </w:r>
+      <w:proofErr w:type="gramEnd"/>
+      <w:r>
+        <w:rPr>
+          <w:lang w:val="en-US"/>
+        </w:rPr>
+        <w:t>/up</w:t>
+      </w:r>
+    </w:p>
+    <w:p>
+      <w:pPr>
+        <w:rPr>
+          <w:lang w:val="en-US"/>
+        </w:rPr>
+      </w:pPr>
+      <w:r>
+        <w:rPr>
+          <w:lang w:val="en-US"/>
+        </w:rPr>
+        <w:t xml:space="preserve">VLAN 20 → </w:t>
+      </w:r>
+      <w:proofErr w:type="gramStart"/>
+      <w:r>
+        <w:rPr>
+          <w:lang w:val="en-US"/>
+        </w:rPr>
+        <w:t>10.10.20.1  up</w:t>
+      </w:r>
+      <w:proofErr w:type="gramEnd"/>
+      <w:r>
+        <w:rPr>
+          <w:lang w:val="en-US"/>
+        </w:rPr>
+        <w:t>/up</w:t>
+      </w:r>
+    </w:p>
+    <w:p>
+      <w:pPr>
+        <w:rPr>
+          <w:lang w:val="en-US"/>
+        </w:rPr>
+      </w:pPr>
+      <w:r>
+        <w:rPr>
+          <w:lang w:val="en-US"/>
+        </w:rPr>
+        <w:t xml:space="preserve">VLAN 30 → </w:t>
+      </w:r>
+      <w:proofErr w:type="gramStart"/>
+      <w:r>
+        <w:rPr>
+          <w:lang w:val="en-US"/>
+        </w:rPr>
+        <w:t>10.10.30.1  up</w:t>
+      </w:r>
+      <w:proofErr w:type="gramEnd"/>
+      <w:r>
+        <w:rPr>
+          <w:lang w:val="en-US"/>
+        </w:rPr>
+        <w:t>/up</w:t>
+      </w:r>
+    </w:p>
+    <w:p>
+      <w:pPr>
+        <w:rPr>
+          <w:lang w:val="en-US"/>
+        </w:rPr>
+      </w:pPr>
+      <w:r>
+        <w:rPr>
+          <w:lang w:val="en-US"/>
+        </w:rPr>
+        <w:t xml:space="preserve">VLAN 40 → </w:t>
+      </w:r>
+      <w:proofErr w:type="gramStart"/>
+      <w:r>
+        <w:rPr>
+          <w:lang w:val="en-US"/>
+        </w:rPr>
+        <w:t>10.10.40.1  up</w:t>
+      </w:r>
+      <w:proofErr w:type="gramEnd"/>
+      <w:r>
+        <w:rPr>
+          <w:lang w:val="en-US"/>
+        </w:rPr>
+        <w:t>/up</w:t>
+      </w:r>
+    </w:p>
+    <w:p>
+      <w:pPr>
+        <w:rPr>
+          <w:lang w:val="en-US"/>
+        </w:rPr>
+      </w:pPr>
+      <w:r>
+        <w:rPr>
+          <w:lang w:val="en-US"/>
+        </w:rPr>
+        <w:t xml:space="preserve">VLAN 50 → </w:t>
+      </w:r>
+      <w:proofErr w:type="gramStart"/>
+      <w:r>
+        <w:rPr>
+          <w:lang w:val="en-US"/>
+        </w:rPr>
+        <w:t>10.10.50.1  up</w:t>
+      </w:r>
+      <w:proofErr w:type="gramEnd"/>
+      <w:r>
+        <w:rPr>
+          <w:lang w:val="en-US"/>
+        </w:rPr>
+        <w:t>/up</w:t>
+      </w:r>
+    </w:p>
+    <w:p>
+      <w:pPr>
+        <w:rPr>
+          <w:lang w:val="en-US"/>
+        </w:rPr>
+      </w:pPr>
+      <w:r>
+        <w:rPr>
+          <w:lang w:val="en-US"/>
+        </w:rPr>
+        <w:t xml:space="preserve">VLAN 60 → </w:t>
+      </w:r>
+      <w:proofErr w:type="gramStart"/>
+      <w:r>
+        <w:rPr>
+          <w:lang w:val="en-US"/>
+        </w:rPr>
+        <w:t>10.10.60.1  up</w:t>
+      </w:r>
+      <w:proofErr w:type="gramEnd"/>
+      <w:r>
+        <w:rPr>
+          <w:lang w:val="en-US"/>
+        </w:rPr>
+        <w:t>/up</w:t>
+      </w:r>
+    </w:p>
+    <w:p>
+      <w:pPr>
+        <w:rPr>
+          <w:lang w:val="en-US"/>
+        </w:rPr>
+      </w:pPr>
+      <w:r>
+        <w:rPr>
+          <w:lang w:val="en-US"/>
+        </w:rPr>
+        <w:t xml:space="preserve">VLAN 70 → </w:t>
+      </w:r>
+      <w:proofErr w:type="gramStart"/>
+      <w:r>
+        <w:rPr>
+          <w:lang w:val="en-US"/>
+        </w:rPr>
+        <w:t>10.10.70.1  up</w:t>
+      </w:r>
+      <w:proofErr w:type="gramEnd"/>
+      <w:r>
+        <w:rPr>
+          <w:lang w:val="en-US"/>
+        </w:rPr>
+        <w:t>/up</w:t>
+      </w:r>
+    </w:p>
+    <w:p>
+      <w:pPr>
+        <w:rPr>
+          <w:lang w:val="en-US"/>
+        </w:rPr>
+      </w:pPr>
+      <w:r>
+        <w:rPr>
+          <w:lang w:val="en-US"/>
+        </w:rPr>
+        <w:t xml:space="preserve">Bu </w:t>
+      </w:r>
+      <w:proofErr w:type="spellStart"/>
+      <w:r>
+        <w:rPr>
+          <w:lang w:val="en-US"/>
+        </w:rPr>
+        <w:t>juda</w:t>
+      </w:r>
+      <w:proofErr w:type="spellEnd"/>
+      <w:r>
+        <w:rPr>
+          <w:lang w:val="en-US"/>
+        </w:rPr>
+        <w:t xml:space="preserve"> </w:t>
+      </w:r>
+      <w:proofErr w:type="spellStart"/>
+      <w:r>
+        <w:rPr>
+          <w:lang w:val="en-US"/>
+        </w:rPr>
+        <w:t>yaxshi</w:t>
+      </w:r>
+      <w:proofErr w:type="spellEnd"/>
+      <w:r>
+        <w:rPr>
+          <w:lang w:val="en-US"/>
+        </w:rPr>
+        <w:t xml:space="preserve">. </w:t>
+      </w:r>
+      <w:proofErr w:type="spellStart"/>
+      <w:r>
+        <w:rPr>
+          <w:b/>
+          <w:bCs/>
+          <w:lang w:val="en-US"/>
+        </w:rPr>
+        <w:t>Endi</w:t>
+      </w:r>
+      <w:proofErr w:type="spellEnd"/>
+      <w:r>
+        <w:rPr>
+          <w:b/>
+          <w:bCs/>
+          <w:lang w:val="en-US"/>
+        </w:rPr>
+        <w:t xml:space="preserve"> CoreSW2 </w:t>
+      </w:r>
+      <w:proofErr w:type="spellStart"/>
+      <w:r>
+        <w:rPr>
+          <w:b/>
+          <w:bCs/>
+          <w:lang w:val="en-US"/>
+        </w:rPr>
+        <w:t>har</w:t>
+      </w:r>
+      <w:proofErr w:type="spellEnd"/>
+      <w:r>
+        <w:rPr>
+          <w:b/>
+          <w:bCs/>
+          <w:lang w:val="en-US"/>
+        </w:rPr>
+        <w:t xml:space="preserve"> </w:t>
+      </w:r>
+      <w:proofErr w:type="spellStart"/>
+      <w:r>
+        <w:rPr>
+          <w:b/>
+          <w:bCs/>
+          <w:lang w:val="en-US"/>
+        </w:rPr>
+        <w:t>bir</w:t>
+      </w:r>
+      <w:proofErr w:type="spellEnd"/>
+      <w:r>
+        <w:rPr>
+          <w:b/>
+          <w:bCs/>
+          <w:lang w:val="en-US"/>
+        </w:rPr>
+        <w:t xml:space="preserve"> VLAN </w:t>
+      </w:r>
+      <w:proofErr w:type="spellStart"/>
+      <w:r>
+        <w:rPr>
+          <w:b/>
+          <w:bCs/>
+          <w:lang w:val="en-US"/>
+        </w:rPr>
+        <w:t>uchun</w:t>
+      </w:r>
+      <w:proofErr w:type="spellEnd"/>
+      <w:r>
+        <w:rPr>
+          <w:b/>
+          <w:bCs/>
+          <w:lang w:val="en-US"/>
+        </w:rPr>
+        <w:t xml:space="preserve"> default gateway </w:t>
+      </w:r>
+      <w:proofErr w:type="spellStart"/>
+      <w:r>
+        <w:rPr>
+          <w:b/>
+          <w:bCs/>
+          <w:lang w:val="en-US"/>
+        </w:rPr>
+        <w:t>vazifasini</w:t>
+      </w:r>
+      <w:proofErr w:type="spellEnd"/>
+      <w:r>
+        <w:rPr>
+          <w:b/>
+          <w:bCs/>
+          <w:lang w:val="en-US"/>
+        </w:rPr>
+        <w:t xml:space="preserve"> </w:t>
+      </w:r>
+      <w:proofErr w:type="spellStart"/>
+      <w:r>
+        <w:rPr>
+          <w:b/>
+          <w:bCs/>
+          <w:lang w:val="en-US"/>
+        </w:rPr>
+        <w:t>bajaradi</w:t>
+      </w:r>
+      <w:proofErr w:type="spellEnd"/>
+      <w:r>
+        <w:rPr>
+          <w:b/>
+          <w:bCs/>
+          <w:lang w:val="en-US"/>
+        </w:rPr>
+        <w:t>.</w:t>
+      </w:r>
+    </w:p>
+    <w:p>
+      <w:pPr>
+        <w:rPr>
+          <w:b/>
+          <w:bCs/>
+          <w:lang w:val="en-US"/>
+        </w:rPr>
+      </w:pPr>
+      <w:proofErr w:type="spellStart"/>
+      <w:r>
+        <w:rPr>
+          <w:b/>
+          <w:bCs/>
+          <w:lang w:val="en-US"/>
+        </w:rPr>
+        <w:t>Keyingi</w:t>
+      </w:r>
+      <w:proofErr w:type="spellEnd"/>
+      <w:r>
+        <w:rPr>
+          <w:b/>
+          <w:bCs/>
+          <w:lang w:val="en-US"/>
+        </w:rPr>
+        <w:t xml:space="preserve"> </w:t>
+      </w:r>
+      <w:proofErr w:type="spellStart"/>
+      <w:r>
+        <w:rPr>
+          <w:b/>
+          <w:bCs/>
+          <w:lang w:val="en-US"/>
+        </w:rPr>
+        <w:t>bosqich</w:t>
+      </w:r>
+      <w:proofErr w:type="spellEnd"/>
+      <w:r>
+        <w:rPr>
+          <w:b/>
+          <w:bCs/>
+          <w:lang w:val="en-US"/>
+        </w:rPr>
+        <w:t xml:space="preserve"> — DHCP</w:t>
+      </w:r>
+    </w:p>
+    <w:p>
+      <w:pPr>
+        <w:rPr>
+          <w:lang w:val="en-US"/>
+        </w:rPr>
+      </w:pPr>
+      <w:proofErr w:type="spellStart"/>
+      <w:r>
+        <w:rPr>
+          <w:lang w:val="en-US"/>
+        </w:rPr>
+        <w:t>Endi</w:t>
+      </w:r>
+      <w:proofErr w:type="spellEnd"/>
+      <w:r>
+        <w:rPr>
+          <w:lang w:val="en-US"/>
+        </w:rPr>
+        <w:t xml:space="preserve"> CoreSW2'ning </w:t>
+      </w:r>
+      <w:proofErr w:type="spellStart"/>
+      <w:proofErr w:type="gramStart"/>
+      <w:r>
+        <w:rPr>
+          <w:lang w:val="en-US"/>
+        </w:rPr>
+        <w:t>o‘</w:t>
+      </w:r>
+      <w:proofErr w:type="gramEnd"/>
+      <w:r>
+        <w:rPr>
+          <w:lang w:val="en-US"/>
+        </w:rPr>
+        <w:t>zida</w:t>
+      </w:r>
+      <w:proofErr w:type="spellEnd"/>
+      <w:r>
+        <w:rPr>
+          <w:lang w:val="en-US"/>
+        </w:rPr>
+        <w:t xml:space="preserve"> DHCP server </w:t>
+      </w:r>
+      <w:proofErr w:type="spellStart"/>
+      <w:r>
+        <w:rPr>
+          <w:lang w:val="en-US"/>
+        </w:rPr>
+        <w:t>funksiyasini</w:t>
+      </w:r>
+      <w:proofErr w:type="spellEnd"/>
+      <w:r>
+        <w:rPr>
+          <w:lang w:val="en-US"/>
+        </w:rPr>
+        <w:t xml:space="preserve"> </w:t>
+      </w:r>
+      <w:proofErr w:type="spellStart"/>
+      <w:r>
+        <w:rPr>
+          <w:lang w:val="en-US"/>
+        </w:rPr>
+        <w:t>ishga</w:t>
+      </w:r>
+      <w:proofErr w:type="spellEnd"/>
+      <w:r>
+        <w:rPr>
+          <w:lang w:val="en-US"/>
+        </w:rPr>
+        <w:t xml:space="preserve"> </w:t>
+      </w:r>
+      <w:proofErr w:type="spellStart"/>
+      <w:r>
+        <w:rPr>
+          <w:lang w:val="en-US"/>
+        </w:rPr>
+        <w:t>tushiramiz</w:t>
+      </w:r>
+      <w:proofErr w:type="spellEnd"/>
+      <w:r>
+        <w:rPr>
+          <w:lang w:val="en-US"/>
+        </w:rPr>
+        <w:t>.</w:t>
+      </w:r>
+    </w:p>
+    <w:p>
+      <w:pPr>
+        <w:rPr>
+          <w:lang w:val="en-US"/>
+        </w:rPr>
+      </w:pPr>
+      <w:proofErr w:type="spellStart"/>
+      <w:r>
+        <w:rPr>
+          <w:lang w:val="en-US"/>
+        </w:rPr>
+        <w:t>Lekin</w:t>
+      </w:r>
+      <w:proofErr w:type="spellEnd"/>
+      <w:r>
+        <w:rPr>
+          <w:lang w:val="en-US"/>
+        </w:rPr>
+        <w:t xml:space="preserve"> </w:t>
+      </w:r>
+      <w:proofErr w:type="spellStart"/>
+      <w:r>
+        <w:rPr>
+          <w:lang w:val="en-US"/>
+        </w:rPr>
+        <w:t>birdaniga</w:t>
+      </w:r>
+      <w:proofErr w:type="spellEnd"/>
+      <w:r>
+        <w:rPr>
+          <w:lang w:val="en-US"/>
+        </w:rPr>
+        <w:t xml:space="preserve"> 7 ta pool </w:t>
+      </w:r>
+      <w:proofErr w:type="spellStart"/>
+      <w:r>
+        <w:rPr>
+          <w:lang w:val="en-US"/>
+        </w:rPr>
+        <w:t>yaratmaymiz</w:t>
+      </w:r>
+      <w:proofErr w:type="spellEnd"/>
+      <w:r>
+        <w:rPr>
+          <w:lang w:val="en-US"/>
+        </w:rPr>
+        <w:t xml:space="preserve">. </w:t>
+      </w:r>
+      <w:proofErr w:type="spellStart"/>
+      <w:r>
+        <w:rPr>
+          <w:b/>
+          <w:bCs/>
+          <w:lang w:val="en-US"/>
+        </w:rPr>
+        <w:t>Avval</w:t>
+      </w:r>
+      <w:proofErr w:type="spellEnd"/>
+      <w:r>
+        <w:rPr>
+          <w:b/>
+          <w:bCs/>
+          <w:lang w:val="en-US"/>
+        </w:rPr>
+        <w:t xml:space="preserve"> VLAN 50 </w:t>
+      </w:r>
+      <w:proofErr w:type="spellStart"/>
+      <w:r>
+        <w:rPr>
+          <w:b/>
+          <w:bCs/>
+          <w:lang w:val="en-US"/>
+        </w:rPr>
+        <w:t>va</w:t>
+      </w:r>
+      <w:proofErr w:type="spellEnd"/>
+      <w:r>
+        <w:rPr>
+          <w:b/>
+          <w:bCs/>
+          <w:lang w:val="en-US"/>
+        </w:rPr>
+        <w:t xml:space="preserve"> VLAN 60 </w:t>
+      </w:r>
+      <w:proofErr w:type="spellStart"/>
+      <w:r>
+        <w:rPr>
+          <w:b/>
+          <w:bCs/>
+          <w:lang w:val="en-US"/>
+        </w:rPr>
+        <w:t>bilan</w:t>
+      </w:r>
+      <w:proofErr w:type="spellEnd"/>
+      <w:r>
+        <w:rPr>
+          <w:b/>
+          <w:bCs/>
+          <w:lang w:val="en-US"/>
+        </w:rPr>
+        <w:t xml:space="preserve"> test </w:t>
+      </w:r>
+      <w:proofErr w:type="spellStart"/>
+      <w:r>
+        <w:rPr>
+          <w:b/>
+          <w:bCs/>
+          <w:lang w:val="en-US"/>
+        </w:rPr>
+        <w:t>qilamiz</w:t>
+      </w:r>
+      <w:proofErr w:type="spellEnd"/>
+      <w:r>
+        <w:rPr>
+          <w:lang w:val="en-US"/>
+        </w:rPr>
+        <w:t xml:space="preserve">, </w:t>
+      </w:r>
+      <w:proofErr w:type="spellStart"/>
+      <w:r>
+        <w:rPr>
+          <w:lang w:val="en-US"/>
+        </w:rPr>
+        <w:t>chunki</w:t>
+      </w:r>
+      <w:proofErr w:type="spellEnd"/>
+      <w:r>
+        <w:rPr>
+          <w:lang w:val="en-US"/>
+        </w:rPr>
+        <w:t xml:space="preserve"> Access SW3'da:</w:t>
+      </w:r>
+    </w:p>
+    <w:p>
+      <w:pPr>
+        <w:rPr>
+          <w:lang w:val="en-US"/>
+        </w:rPr>
+      </w:pPr>
+      <w:r>
+        <w:rPr>
+          <w:lang w:val="en-US"/>
+        </w:rPr>
+        <w:t>Fa0/2 → VLAN 50</w:t>
+      </w:r>
+    </w:p>
+    <w:p>
+      <w:pPr>
+        <w:rPr>
+          <w:lang w:val="en-US"/>
+        </w:rPr>
+      </w:pPr>
+      <w:r>
+        <w:rPr>
+          <w:lang w:val="en-US"/>
+        </w:rPr>
+        <w:t>Fa0/3 → VLAN 60</w:t>
+      </w:r>
+    </w:p>
+    <w:p>
+      <w:pPr>
+        <w:rPr>
+          <w:lang w:val="en-US"/>
+        </w:rPr>
+      </w:pPr>
+      <w:proofErr w:type="spellStart"/>
+      <w:r>
+        <w:rPr>
+          <w:lang w:val="en-US"/>
+        </w:rPr>
+        <w:t>va</w:t>
+      </w:r>
+      <w:proofErr w:type="spellEnd"/>
+      <w:r>
+        <w:rPr>
+          <w:lang w:val="en-US"/>
+        </w:rPr>
+        <w:t xml:space="preserve"> </w:t>
+      </w:r>
+      <w:proofErr w:type="spellStart"/>
+      <w:r>
+        <w:rPr>
+          <w:lang w:val="en-US"/>
+        </w:rPr>
+        <w:t>shu</w:t>
+      </w:r>
+      <w:proofErr w:type="spellEnd"/>
+      <w:r>
+        <w:rPr>
+          <w:lang w:val="en-US"/>
+        </w:rPr>
+        <w:t xml:space="preserve"> </w:t>
+      </w:r>
+      <w:proofErr w:type="spellStart"/>
+      <w:r>
+        <w:rPr>
+          <w:lang w:val="en-US"/>
+        </w:rPr>
+        <w:t>portlarda</w:t>
+      </w:r>
+      <w:proofErr w:type="spellEnd"/>
+      <w:r>
+        <w:rPr>
+          <w:lang w:val="en-US"/>
+        </w:rPr>
+        <w:t xml:space="preserve"> </w:t>
+      </w:r>
+      <w:proofErr w:type="spellStart"/>
+      <w:r>
+        <w:rPr>
+          <w:lang w:val="en-US"/>
+        </w:rPr>
+        <w:t>qurilmalar</w:t>
+      </w:r>
+      <w:proofErr w:type="spellEnd"/>
+      <w:r>
+        <w:rPr>
+          <w:lang w:val="en-US"/>
+        </w:rPr>
+        <w:t xml:space="preserve"> </w:t>
+      </w:r>
+      <w:proofErr w:type="spellStart"/>
+      <w:r>
+        <w:rPr>
+          <w:lang w:val="en-US"/>
+        </w:rPr>
+        <w:t>ulangan</w:t>
+      </w:r>
+      <w:proofErr w:type="spellEnd"/>
+      <w:r>
+        <w:rPr>
+          <w:lang w:val="en-US"/>
+        </w:rPr>
+        <w:t>.</w:t>
+      </w:r>
+    </w:p>
+    <w:p>
+      <w:pPr>
+        <w:rPr>
+          <w:lang w:val="en-US"/>
+        </w:rPr>
+      </w:pPr>
+      <w:r>
+        <w:rPr>
+          <w:lang w:val="en-US"/>
+        </w:rPr>
+        <w:t xml:space="preserve">CoreSW2'da </w:t>
+      </w:r>
+      <w:proofErr w:type="spellStart"/>
+      <w:r>
+        <w:rPr>
+          <w:lang w:val="en-US"/>
+        </w:rPr>
+        <w:t>quyidagini</w:t>
+      </w:r>
+      <w:proofErr w:type="spellEnd"/>
+      <w:r>
+        <w:rPr>
+          <w:lang w:val="en-US"/>
+        </w:rPr>
+        <w:t xml:space="preserve"> </w:t>
+      </w:r>
+      <w:proofErr w:type="spellStart"/>
+      <w:r>
+        <w:rPr>
+          <w:lang w:val="en-US"/>
+        </w:rPr>
+        <w:t>bajaramiz</w:t>
+      </w:r>
+      <w:proofErr w:type="spellEnd"/>
+      <w:r>
+        <w:rPr>
+          <w:lang w:val="en-US"/>
+        </w:rPr>
+        <w:t>:</w:t>
+      </w:r>
+    </w:p>
+    <w:p>
+      <w:pPr>
+        <w:rPr>
+          <w:lang w:val="en-US"/>
+        </w:rPr>
+      </w:pPr>
+      <w:r>
+        <w:rPr>
+          <w:lang w:val="en-US"/>
+        </w:rPr>
+        <w:t>enable</w:t>
+      </w:r>
+    </w:p>
+    <w:p>
+      <w:pPr>
+        <w:rPr>
+          <w:lang w:val="en-US"/>
+        </w:rPr>
+      </w:pPr>
+      <w:r>
+        <w:rPr>
+          <w:lang w:val="en-US"/>
+        </w:rPr>
+        <w:t>configure terminal</w:t>
+      </w:r>
+    </w:p>
+    <w:p>
+      <w:pPr>
+        <w:rPr>
+          <w:lang w:val="en-US"/>
+        </w:rPr>
+      </w:pPr>
+    </w:p>
+    <w:p>
+      <w:pPr>
+        <w:rPr>
+          <w:lang w:val="en-US"/>
+        </w:rPr>
+      </w:pPr>
+      <w:proofErr w:type="spellStart"/>
+      <w:r>
+        <w:rPr>
+          <w:lang w:val="en-US"/>
+        </w:rPr>
+        <w:t>ip</w:t>
+      </w:r>
+      <w:proofErr w:type="spellEnd"/>
+      <w:r>
+        <w:rPr>
+          <w:lang w:val="en-US"/>
+        </w:rPr>
+        <w:t xml:space="preserve"> </w:t>
+      </w:r>
+      <w:proofErr w:type="spellStart"/>
+      <w:r>
+        <w:rPr>
+          <w:lang w:val="en-US"/>
+        </w:rPr>
+        <w:t>dhcp</w:t>
+      </w:r>
+      <w:proofErr w:type="spellEnd"/>
+      <w:r>
+        <w:rPr>
+          <w:lang w:val="en-US"/>
+        </w:rPr>
+        <w:t xml:space="preserve"> excluded-address 10.10.50.1 10.10.50.20</w:t>
+      </w:r>
+    </w:p>
+    <w:p>
+      <w:pPr>
+        <w:rPr>
+          <w:lang w:val="en-US"/>
+        </w:rPr>
+      </w:pPr>
+      <w:proofErr w:type="spellStart"/>
+      <w:r>
+        <w:rPr>
+          <w:lang w:val="en-US"/>
+        </w:rPr>
+        <w:t>ip</w:t>
+      </w:r>
+      <w:proofErr w:type="spellEnd"/>
+      <w:r>
+        <w:rPr>
+          <w:lang w:val="en-US"/>
+        </w:rPr>
+        <w:t xml:space="preserve"> </w:t>
+      </w:r>
+      <w:proofErr w:type="spellStart"/>
+      <w:r>
+        <w:rPr>
+          <w:lang w:val="en-US"/>
+        </w:rPr>
+        <w:t>dhcp</w:t>
+      </w:r>
+      <w:proofErr w:type="spellEnd"/>
+      <w:r>
+        <w:rPr>
+          <w:lang w:val="en-US"/>
+        </w:rPr>
+        <w:t xml:space="preserve"> excluded-address 10.10.60.1 10.10.60.20</w:t>
+      </w:r>
+    </w:p>
+    <w:p>
+      <w:pPr>
+        <w:rPr>
+          <w:lang w:val="en-US"/>
+        </w:rPr>
+      </w:pPr>
+    </w:p>
+    <w:p>
+      <w:pPr>
+        <w:rPr>
+          <w:lang w:val="en-US"/>
+        </w:rPr>
+      </w:pPr>
+      <w:proofErr w:type="spellStart"/>
+      <w:r>
+        <w:rPr>
+          <w:lang w:val="en-US"/>
+        </w:rPr>
+        <w:t>ip</w:t>
+      </w:r>
+      <w:proofErr w:type="spellEnd"/>
+      <w:r>
+        <w:rPr>
+          <w:lang w:val="en-US"/>
+        </w:rPr>
+        <w:t xml:space="preserve"> </w:t>
+      </w:r>
+      <w:proofErr w:type="spellStart"/>
+      <w:r>
+        <w:rPr>
+          <w:lang w:val="en-US"/>
+        </w:rPr>
+        <w:t>dhcp</w:t>
+      </w:r>
+      <w:proofErr w:type="spellEnd"/>
+      <w:r>
+        <w:rPr>
+          <w:lang w:val="en-US"/>
+        </w:rPr>
+        <w:t xml:space="preserve"> pool VLAN50-IT</w:t>
+      </w:r>
+    </w:p>
+    <w:p>
+      <w:pPr>
+        <w:rPr>
+          <w:lang w:val="en-US"/>
+        </w:rPr>
+      </w:pPr>
+      <w:r>
+        <w:rPr>
+          <w:lang w:val="en-US"/>
+        </w:rPr>
+        <w:t xml:space="preserve"> network 10.10.50.0 255.255.255.0</w:t>
+      </w:r>
+    </w:p>
+    <w:p>
+      <w:pPr>
+        <w:rPr>
+          <w:lang w:val="en-US"/>
+        </w:rPr>
+      </w:pPr>
+      <w:r>
+        <w:rPr>
+          <w:lang w:val="en-US"/>
+        </w:rPr>
+        <w:t xml:space="preserve"> default-router 10.10.50.1</w:t>
+      </w:r>
+    </w:p>
+    <w:p>
+      <w:pPr>
+        <w:rPr>
+          <w:lang w:val="en-US"/>
+        </w:rPr>
+      </w:pPr>
+      <w:r>
+        <w:rPr>
+          <w:lang w:val="en-US"/>
+        </w:rPr>
+        <w:t xml:space="preserve"> </w:t>
+      </w:r>
+      <w:proofErr w:type="spellStart"/>
+      <w:r>
+        <w:rPr>
+          <w:lang w:val="en-US"/>
+        </w:rPr>
+        <w:t>dns</w:t>
+      </w:r>
+      <w:proofErr w:type="spellEnd"/>
+      <w:r>
+        <w:rPr>
+          <w:lang w:val="en-US"/>
+        </w:rPr>
+        <w:t>-server 8.8.8.8</w:t>
+      </w:r>
+    </w:p>
+    <w:p>
+      <w:pPr>
+        <w:rPr>
+          <w:lang w:val="en-US"/>
+        </w:rPr>
+      </w:pPr>
+    </w:p>
+    <w:p>
+      <w:pPr>
+        <w:rPr>
+          <w:lang w:val="en-US"/>
+        </w:rPr>
+      </w:pPr>
+      <w:proofErr w:type="spellStart"/>
+      <w:r>
+        <w:rPr>
+          <w:lang w:val="en-US"/>
+        </w:rPr>
+        <w:t>ip</w:t>
+      </w:r>
+      <w:proofErr w:type="spellEnd"/>
+      <w:r>
+        <w:rPr>
+          <w:lang w:val="en-US"/>
+        </w:rPr>
+        <w:t xml:space="preserve"> </w:t>
+      </w:r>
+      <w:proofErr w:type="spellStart"/>
+      <w:r>
+        <w:rPr>
+          <w:lang w:val="en-US"/>
+        </w:rPr>
+        <w:t>dhcp</w:t>
+      </w:r>
+      <w:proofErr w:type="spellEnd"/>
+      <w:r>
+        <w:rPr>
+          <w:lang w:val="en-US"/>
+        </w:rPr>
+        <w:t xml:space="preserve"> pool VLAN60-GUEST</w:t>
+      </w:r>
+    </w:p>
+    <w:p>
+      <w:pPr>
+        <w:rPr>
+          <w:lang w:val="en-US"/>
+        </w:rPr>
+      </w:pPr>
+      <w:r>
+        <w:rPr>
+          <w:lang w:val="en-US"/>
+        </w:rPr>
+        <w:t xml:space="preserve"> network 10.10.60.0 255.255.255.0</w:t>
+      </w:r>
+    </w:p>
+    <w:p>
+      <w:pPr>
+        <w:rPr>
+          <w:lang w:val="en-US"/>
+        </w:rPr>
+      </w:pPr>
+      <w:r>
+        <w:rPr>
+          <w:lang w:val="en-US"/>
+        </w:rPr>
+        <w:t xml:space="preserve"> default-router 10.10.60.1</w:t>
+      </w:r>
+    </w:p>
+    <w:p>
+      <w:pPr>
+        <w:rPr>
+          <w:lang w:val="en-US"/>
+        </w:rPr>
+      </w:pPr>
+      <w:r>
+        <w:rPr>
+          <w:lang w:val="en-US"/>
+        </w:rPr>
+        <w:t xml:space="preserve"> </w:t>
+      </w:r>
+      <w:proofErr w:type="spellStart"/>
+      <w:r>
+        <w:rPr>
+          <w:lang w:val="en-US"/>
+        </w:rPr>
+        <w:t>dns</w:t>
+      </w:r>
+      <w:proofErr w:type="spellEnd"/>
+      <w:r>
+        <w:rPr>
+          <w:lang w:val="en-US"/>
+        </w:rPr>
+        <w:t>-server 8.8.8.8</w:t>
+      </w:r>
+    </w:p>
+    <w:p>
+      <w:pPr>
+        <w:rPr>
+          <w:lang w:val="en-US"/>
+        </w:rPr>
+      </w:pPr>
+    </w:p>
+    <w:p>
+      <w:pPr>
+        <w:rPr>
+          <w:lang w:val="en-US"/>
+        </w:rPr>
+      </w:pPr>
+      <w:r>
+        <w:rPr>
+          <w:lang w:val="en-US"/>
+        </w:rPr>
+        <w:t>end</w:t>
+      </w:r>
+    </w:p>
+    <w:p>
+      <w:pPr>
+        <w:rPr>
+          <w:b/>
+          <w:bCs/>
+          <w:lang w:val="en-US"/>
+        </w:rPr>
+      </w:pPr>
+      <w:r>
+        <w:rPr>
+          <w:b/>
+          <w:bCs/>
+          <w:lang w:val="en-US"/>
+        </w:rPr>
+        <w:t>Nega excluded-address?</w:t>
+      </w:r>
+    </w:p>
+    <w:p>
+      <w:pPr>
+        <w:rPr>
+          <w:lang w:val="en-US"/>
+        </w:rPr>
+      </w:pPr>
+      <w:proofErr w:type="spellStart"/>
+      <w:r>
+        <w:rPr>
+          <w:lang w:val="en-US"/>
+        </w:rPr>
+        <w:t>Masalan</w:t>
+      </w:r>
+      <w:proofErr w:type="spellEnd"/>
+      <w:r>
+        <w:rPr>
+          <w:lang w:val="en-US"/>
+        </w:rPr>
+        <w:t>:</w:t>
+      </w:r>
+    </w:p>
+    <w:p>
+      <w:pPr>
+        <w:rPr>
+          <w:lang w:val="en-US"/>
+        </w:rPr>
+      </w:pPr>
+      <w:r>
+        <w:rPr>
+          <w:lang w:val="en-US"/>
+        </w:rPr>
+        <w:t>10.10.50.1</w:t>
+      </w:r>
+    </w:p>
+    <w:p>
+      <w:pPr>
+        <w:rPr>
+          <w:lang w:val="en-US"/>
+        </w:rPr>
+      </w:pPr>
+      <w:r>
+        <w:rPr>
+          <w:lang w:val="en-US"/>
+        </w:rPr>
+        <w:t>gateway.</w:t>
+      </w:r>
+    </w:p>
+    <w:p>
+      <w:pPr>
+        <w:rPr>
+          <w:lang w:val="en-US"/>
+        </w:rPr>
+      </w:pPr>
+      <w:r>
+        <w:rPr>
+          <w:lang w:val="en-US"/>
+        </w:rPr>
+        <w:t xml:space="preserve">Biz 1–20 </w:t>
+      </w:r>
+      <w:proofErr w:type="spellStart"/>
+      <w:proofErr w:type="gramStart"/>
+      <w:r>
+        <w:rPr>
+          <w:lang w:val="en-US"/>
+        </w:rPr>
+        <w:t>oralig‘</w:t>
+      </w:r>
+      <w:proofErr w:type="gramEnd"/>
+      <w:r>
+        <w:rPr>
+          <w:lang w:val="en-US"/>
+        </w:rPr>
+        <w:t>ini</w:t>
+      </w:r>
+      <w:proofErr w:type="spellEnd"/>
+      <w:r>
+        <w:rPr>
+          <w:lang w:val="en-US"/>
+        </w:rPr>
+        <w:t xml:space="preserve"> </w:t>
+      </w:r>
+      <w:proofErr w:type="spellStart"/>
+      <w:r>
+        <w:rPr>
+          <w:lang w:val="en-US"/>
+        </w:rPr>
+        <w:t>DHCP'dan</w:t>
+      </w:r>
+      <w:proofErr w:type="spellEnd"/>
+      <w:r>
+        <w:rPr>
+          <w:lang w:val="en-US"/>
+        </w:rPr>
+        <w:t xml:space="preserve"> </w:t>
+      </w:r>
+      <w:proofErr w:type="spellStart"/>
+      <w:r>
+        <w:rPr>
+          <w:lang w:val="en-US"/>
+        </w:rPr>
+        <w:t>chiqarib</w:t>
+      </w:r>
+      <w:proofErr w:type="spellEnd"/>
+      <w:r>
+        <w:rPr>
+          <w:lang w:val="en-US"/>
+        </w:rPr>
+        <w:t xml:space="preserve"> </w:t>
+      </w:r>
+      <w:proofErr w:type="spellStart"/>
+      <w:r>
+        <w:rPr>
+          <w:lang w:val="en-US"/>
+        </w:rPr>
+        <w:t>qo‘ydik</w:t>
+      </w:r>
+      <w:proofErr w:type="spellEnd"/>
+      <w:r>
+        <w:rPr>
+          <w:lang w:val="en-US"/>
+        </w:rPr>
+        <w:t xml:space="preserve">. </w:t>
+      </w:r>
+      <w:proofErr w:type="spellStart"/>
+      <w:r>
+        <w:rPr>
+          <w:lang w:val="en-US"/>
+        </w:rPr>
+        <w:t>Keyinchalik</w:t>
+      </w:r>
+      <w:proofErr w:type="spellEnd"/>
+      <w:r>
+        <w:rPr>
+          <w:lang w:val="en-US"/>
+        </w:rPr>
+        <w:t xml:space="preserve"> </w:t>
+      </w:r>
+      <w:proofErr w:type="spellStart"/>
+      <w:r>
+        <w:rPr>
+          <w:lang w:val="en-US"/>
+        </w:rPr>
+        <w:t>ularni</w:t>
+      </w:r>
+      <w:proofErr w:type="spellEnd"/>
+      <w:r>
+        <w:rPr>
+          <w:lang w:val="en-US"/>
+        </w:rPr>
+        <w:t xml:space="preserve"> switch management, server, printer, network device </w:t>
+      </w:r>
+      <w:proofErr w:type="spellStart"/>
+      <w:r>
+        <w:rPr>
+          <w:lang w:val="en-US"/>
+        </w:rPr>
+        <w:t>kabi</w:t>
+      </w:r>
+      <w:proofErr w:type="spellEnd"/>
+      <w:r>
+        <w:rPr>
+          <w:lang w:val="en-US"/>
+        </w:rPr>
+        <w:t xml:space="preserve"> </w:t>
+      </w:r>
+      <w:r>
+        <w:rPr>
+          <w:b/>
+          <w:bCs/>
+          <w:lang w:val="en-US"/>
+        </w:rPr>
+        <w:t>static IP</w:t>
+      </w:r>
+      <w:r>
+        <w:rPr>
+          <w:lang w:val="en-US"/>
+        </w:rPr>
+        <w:t xml:space="preserve"> </w:t>
+      </w:r>
+      <w:proofErr w:type="spellStart"/>
+      <w:r>
+        <w:rPr>
+          <w:lang w:val="en-US"/>
+        </w:rPr>
+        <w:t>uchun</w:t>
+      </w:r>
+      <w:proofErr w:type="spellEnd"/>
+      <w:r>
+        <w:rPr>
+          <w:lang w:val="en-US"/>
+        </w:rPr>
+        <w:t xml:space="preserve"> </w:t>
+      </w:r>
+      <w:proofErr w:type="spellStart"/>
+      <w:r>
+        <w:rPr>
+          <w:lang w:val="en-US"/>
+        </w:rPr>
+        <w:t>ishlatishimiz</w:t>
+      </w:r>
+      <w:proofErr w:type="spellEnd"/>
+      <w:r>
+        <w:rPr>
+          <w:lang w:val="en-US"/>
+        </w:rPr>
+        <w:t xml:space="preserve"> </w:t>
+      </w:r>
+      <w:proofErr w:type="spellStart"/>
+      <w:r>
+        <w:rPr>
+          <w:lang w:val="en-US"/>
+        </w:rPr>
+        <w:t>mumkin</w:t>
+      </w:r>
+      <w:proofErr w:type="spellEnd"/>
+      <w:r>
+        <w:rPr>
+          <w:lang w:val="en-US"/>
+        </w:rPr>
+        <w:t>.</w:t>
+      </w:r>
+    </w:p>
+    <w:p>
+      <w:pPr>
+        <w:rPr>
+          <w:lang w:val="en-US"/>
+        </w:rPr>
+      </w:pPr>
+      <w:r>
+        <w:rPr>
+          <w:lang w:val="en-US"/>
+        </w:rPr>
+        <w:t xml:space="preserve">DHCP </w:t>
+      </w:r>
+      <w:proofErr w:type="spellStart"/>
+      <w:r>
+        <w:rPr>
+          <w:lang w:val="en-US"/>
+        </w:rPr>
+        <w:t>esa</w:t>
+      </w:r>
+      <w:proofErr w:type="spellEnd"/>
+      <w:r>
+        <w:rPr>
+          <w:lang w:val="en-US"/>
+        </w:rPr>
+        <w:t>:</w:t>
+      </w:r>
+    </w:p>
+    <w:p>
+      <w:pPr>
+        <w:rPr>
+          <w:lang w:val="en-US"/>
+        </w:rPr>
+      </w:pPr>
+      <w:r>
+        <w:rPr>
+          <w:lang w:val="en-US"/>
+        </w:rPr>
+        <w:t>10.10.50.21</w:t>
+      </w:r>
+    </w:p>
+    <w:p>
+      <w:pPr>
+        <w:rPr>
+          <w:lang w:val="en-US"/>
+        </w:rPr>
+      </w:pPr>
+      <w:r>
+        <w:rPr>
+          <w:lang w:val="en-US"/>
+        </w:rPr>
+        <w:t>10.10.50.22</w:t>
+      </w:r>
+    </w:p>
+    <w:p>
+      <w:pPr>
+        <w:rPr>
+          <w:lang w:val="en-US"/>
+        </w:rPr>
+      </w:pPr>
+      <w:r>
+        <w:rPr>
+          <w:lang w:val="en-US"/>
+        </w:rPr>
+        <w:t>10.10.50.23</w:t>
+      </w:r>
+    </w:p>
+    <w:p>
+      <w:pPr>
+        <w:rPr>
+          <w:lang w:val="en-US"/>
+        </w:rPr>
+      </w:pPr>
+      <w:r>
+        <w:rPr>
+          <w:lang w:val="en-US"/>
+        </w:rPr>
+        <w:t>...</w:t>
+      </w:r>
+    </w:p>
+    <w:p>
+      <w:pPr>
+        <w:rPr>
+          <w:lang w:val="en-US"/>
+        </w:rPr>
+      </w:pPr>
+      <w:r>
+        <w:rPr>
+          <w:lang w:val="en-US"/>
+        </w:rPr>
+        <w:t xml:space="preserve">dan </w:t>
+      </w:r>
+      <w:proofErr w:type="spellStart"/>
+      <w:r>
+        <w:rPr>
+          <w:lang w:val="en-US"/>
+        </w:rPr>
+        <w:t>boshlaydi</w:t>
+      </w:r>
+      <w:proofErr w:type="spellEnd"/>
+      <w:r>
+        <w:rPr>
+          <w:lang w:val="en-US"/>
+        </w:rPr>
+        <w:t>.</w:t>
+      </w:r>
+    </w:p>
+    <w:p>
+      <w:pPr>
+        <w:rPr>
+          <w:b/>
+          <w:bCs/>
+          <w:lang w:val="en-US"/>
+        </w:rPr>
+      </w:pPr>
+      <w:proofErr w:type="spellStart"/>
+      <w:r>
+        <w:rPr>
+          <w:b/>
+          <w:bCs/>
+          <w:lang w:val="en-US"/>
+        </w:rPr>
+        <w:t>Endi</w:t>
+      </w:r>
+      <w:proofErr w:type="spellEnd"/>
+      <w:r>
+        <w:rPr>
+          <w:b/>
+          <w:bCs/>
+          <w:lang w:val="en-US"/>
+        </w:rPr>
+        <w:t xml:space="preserve"> </w:t>
+      </w:r>
+      <w:proofErr w:type="spellStart"/>
+      <w:r>
+        <w:rPr>
+          <w:b/>
+          <w:bCs/>
+          <w:lang w:val="en-US"/>
+        </w:rPr>
+        <w:t>PC'da</w:t>
+      </w:r>
+      <w:proofErr w:type="spellEnd"/>
+    </w:p>
+    <w:p>
+      <w:pPr>
+        <w:rPr>
+          <w:lang w:val="en-US"/>
+        </w:rPr>
+      </w:pPr>
+      <w:r>
+        <w:rPr>
+          <w:b/>
+          <w:bCs/>
+          <w:lang w:val="en-US"/>
+        </w:rPr>
+        <w:t xml:space="preserve">VLAN 50 </w:t>
+      </w:r>
+      <w:proofErr w:type="spellStart"/>
+      <w:r>
+        <w:rPr>
+          <w:b/>
+          <w:bCs/>
+          <w:lang w:val="en-US"/>
+        </w:rPr>
+        <w:t>dagi</w:t>
+      </w:r>
+      <w:proofErr w:type="spellEnd"/>
+      <w:r>
+        <w:rPr>
+          <w:b/>
+          <w:bCs/>
+          <w:lang w:val="en-US"/>
+        </w:rPr>
+        <w:t xml:space="preserve"> PC</w:t>
+      </w:r>
+      <w:r>
+        <w:rPr>
+          <w:lang w:val="en-US"/>
+        </w:rPr>
+        <w:t xml:space="preserve"> → Desktop → IP Configuration → DHCP</w:t>
+      </w:r>
+    </w:p>
+    <w:p>
+      <w:pPr>
+        <w:rPr>
+          <w:lang w:val="en-US"/>
+        </w:rPr>
+      </w:pPr>
+      <w:proofErr w:type="spellStart"/>
+      <w:r>
+        <w:rPr>
+          <w:lang w:val="en-US"/>
+        </w:rPr>
+        <w:lastRenderedPageBreak/>
+        <w:t>Keyin</w:t>
+      </w:r>
+      <w:proofErr w:type="spellEnd"/>
+      <w:r>
+        <w:rPr>
+          <w:lang w:val="en-US"/>
+        </w:rPr>
+        <w:t>:</w:t>
+      </w:r>
+    </w:p>
+    <w:p>
+      <w:pPr>
+        <w:rPr>
+          <w:lang w:val="en-US"/>
+        </w:rPr>
+      </w:pPr>
+      <w:r>
+        <w:rPr>
+          <w:lang w:val="en-US"/>
+        </w:rPr>
+        <w:t>ipconfig</w:t>
+      </w:r>
+    </w:p>
+    <w:p>
+      <w:pPr>
+        <w:rPr>
+          <w:lang w:val="en-US"/>
+        </w:rPr>
+      </w:pPr>
+      <w:proofErr w:type="spellStart"/>
+      <w:r>
+        <w:rPr>
+          <w:lang w:val="en-US"/>
+        </w:rPr>
+        <w:t>tekshir</w:t>
+      </w:r>
+      <w:proofErr w:type="spellEnd"/>
+      <w:r>
+        <w:rPr>
+          <w:lang w:val="en-US"/>
+        </w:rPr>
+        <w:t>.</w:t>
+      </w:r>
+    </w:p>
+    <w:p>
+      <w:pPr>
+        <w:rPr>
+          <w:lang w:val="en-US"/>
+        </w:rPr>
+      </w:pPr>
+      <w:proofErr w:type="spellStart"/>
+      <w:r>
+        <w:rPr>
+          <w:lang w:val="en-US"/>
+        </w:rPr>
+        <w:t>Kutiladigan</w:t>
+      </w:r>
+      <w:proofErr w:type="spellEnd"/>
+      <w:r>
+        <w:rPr>
+          <w:lang w:val="en-US"/>
+        </w:rPr>
+        <w:t xml:space="preserve"> </w:t>
+      </w:r>
+      <w:proofErr w:type="spellStart"/>
+      <w:r>
+        <w:rPr>
+          <w:lang w:val="en-US"/>
+        </w:rPr>
+        <w:t>narsa</w:t>
+      </w:r>
+      <w:proofErr w:type="spellEnd"/>
+      <w:r>
+        <w:rPr>
+          <w:lang w:val="en-US"/>
+        </w:rPr>
+        <w:t>:</w:t>
+      </w:r>
+    </w:p>
+    <w:p>
+      <w:pPr>
+        <w:rPr>
+          <w:lang w:val="en-US"/>
+        </w:rPr>
+      </w:pPr>
+      <w:r>
+        <w:rPr>
+          <w:lang w:val="en-US"/>
+        </w:rPr>
+        <w:t>IP Address      10.10.50.x</w:t>
+      </w:r>
+    </w:p>
+    <w:p>
+      <w:pPr>
+        <w:rPr>
+          <w:lang w:val="en-US"/>
+        </w:rPr>
+      </w:pPr>
+      <w:r>
+        <w:rPr>
+          <w:lang w:val="en-US"/>
+        </w:rPr>
+        <w:t>Subnet Mask     255.255.255.0</w:t>
+      </w:r>
+    </w:p>
+    <w:p>
+      <w:pPr>
+        <w:rPr>
+          <w:lang w:val="en-US"/>
+        </w:rPr>
+      </w:pPr>
+      <w:r>
+        <w:rPr>
+          <w:lang w:val="en-US"/>
+        </w:rPr>
+        <w:t>Default Gateway 10.10.50.1</w:t>
+      </w:r>
+    </w:p>
+    <w:p>
+      <w:pPr>
+        <w:rPr>
+          <w:lang w:val="en-US"/>
+        </w:rPr>
+      </w:pPr>
+      <w:proofErr w:type="spellStart"/>
+      <w:r>
+        <w:rPr>
+          <w:lang w:val="en-US"/>
+        </w:rPr>
+        <w:t>Keyin</w:t>
+      </w:r>
+      <w:proofErr w:type="spellEnd"/>
+      <w:r>
+        <w:rPr>
+          <w:lang w:val="en-US"/>
+        </w:rPr>
+        <w:t>:</w:t>
+      </w:r>
+    </w:p>
+    <w:p>
+      <w:pPr>
+        <w:rPr>
+          <w:lang w:val="en-US"/>
+        </w:rPr>
+      </w:pPr>
+      <w:r>
+        <w:rPr>
+          <w:lang w:val="en-US"/>
+        </w:rPr>
+        <w:t>ping 10.10.50.1</w:t>
+      </w:r>
+    </w:p>
+    <w:p>
+      <w:pPr>
+        <w:rPr>
+          <w:lang w:val="en-US"/>
+        </w:rPr>
+      </w:pPr>
+      <w:proofErr w:type="spellStart"/>
+      <w:r>
+        <w:rPr>
+          <w:lang w:val="en-US"/>
+        </w:rPr>
+        <w:t>ber</w:t>
+      </w:r>
+      <w:proofErr w:type="spellEnd"/>
+      <w:r>
+        <w:rPr>
+          <w:lang w:val="en-US"/>
+        </w:rPr>
+        <w:t>.</w:t>
+      </w:r>
+    </w:p>
+    <w:p>
+      <w:pPr>
+        <w:rPr>
+          <w:lang w:val="en-US"/>
+        </w:rPr>
+      </w:pPr>
+      <w:proofErr w:type="spellStart"/>
+      <w:r>
+        <w:rPr>
+          <w:b/>
+          <w:bCs/>
+          <w:lang w:val="en-US"/>
+        </w:rPr>
+        <w:t>Avval</w:t>
+      </w:r>
+      <w:proofErr w:type="spellEnd"/>
+      <w:r>
+        <w:rPr>
+          <w:b/>
+          <w:bCs/>
+          <w:lang w:val="en-US"/>
+        </w:rPr>
+        <w:t xml:space="preserve"> VLAN 50 </w:t>
+      </w:r>
+      <w:proofErr w:type="spellStart"/>
+      <w:r>
+        <w:rPr>
+          <w:b/>
+          <w:bCs/>
+          <w:lang w:val="en-US"/>
+        </w:rPr>
+        <w:t>ni</w:t>
+      </w:r>
+      <w:proofErr w:type="spellEnd"/>
+      <w:r>
+        <w:rPr>
+          <w:b/>
+          <w:bCs/>
+          <w:lang w:val="en-US"/>
+        </w:rPr>
+        <w:t xml:space="preserve"> </w:t>
+      </w:r>
+      <w:proofErr w:type="spellStart"/>
+      <w:r>
+        <w:rPr>
+          <w:b/>
+          <w:bCs/>
+          <w:lang w:val="en-US"/>
+        </w:rPr>
+        <w:t>ishlatamiz</w:t>
+      </w:r>
+      <w:proofErr w:type="spellEnd"/>
+      <w:r>
+        <w:rPr>
+          <w:b/>
+          <w:bCs/>
+          <w:lang w:val="en-US"/>
+        </w:rPr>
+        <w:t xml:space="preserve">. </w:t>
+      </w:r>
+      <w:proofErr w:type="spellStart"/>
+      <w:r>
+        <w:rPr>
+          <w:b/>
+          <w:bCs/>
+          <w:lang w:val="en-US"/>
+        </w:rPr>
+        <w:t>Natijani</w:t>
+      </w:r>
+      <w:proofErr w:type="spellEnd"/>
+      <w:r>
+        <w:rPr>
+          <w:b/>
+          <w:bCs/>
+          <w:lang w:val="en-US"/>
+        </w:rPr>
+        <w:t xml:space="preserve"> </w:t>
+      </w:r>
+      <w:proofErr w:type="spellStart"/>
+      <w:r>
+        <w:rPr>
+          <w:b/>
+          <w:bCs/>
+          <w:lang w:val="en-US"/>
+        </w:rPr>
+        <w:t>menga</w:t>
+      </w:r>
+      <w:proofErr w:type="spellEnd"/>
+      <w:r>
+        <w:rPr>
+          <w:b/>
+          <w:bCs/>
+          <w:lang w:val="en-US"/>
+        </w:rPr>
+        <w:t xml:space="preserve"> </w:t>
+      </w:r>
+      <w:proofErr w:type="spellStart"/>
+      <w:r>
+        <w:rPr>
+          <w:b/>
+          <w:bCs/>
+          <w:lang w:val="en-US"/>
+        </w:rPr>
+        <w:t>yubor</w:t>
+      </w:r>
+      <w:proofErr w:type="spellEnd"/>
+      <w:r>
+        <w:rPr>
+          <w:b/>
+          <w:bCs/>
+          <w:lang w:val="en-US"/>
+        </w:rPr>
+        <w:t>.</w:t>
+      </w:r>
+      <w:r>
+        <w:rPr>
+          <w:lang w:val="en-US"/>
+        </w:rPr>
+        <w:t xml:space="preserve"> VLAN 50 </w:t>
+      </w:r>
+      <w:proofErr w:type="spellStart"/>
+      <w:r>
+        <w:rPr>
+          <w:lang w:val="en-US"/>
+        </w:rPr>
+        <w:t>ishlagandan</w:t>
+      </w:r>
+      <w:proofErr w:type="spellEnd"/>
+      <w:r>
+        <w:rPr>
+          <w:lang w:val="en-US"/>
+        </w:rPr>
+        <w:t xml:space="preserve"> </w:t>
+      </w:r>
+      <w:proofErr w:type="spellStart"/>
+      <w:r>
+        <w:rPr>
+          <w:lang w:val="en-US"/>
+        </w:rPr>
+        <w:t>keyin</w:t>
+      </w:r>
+      <w:proofErr w:type="spellEnd"/>
+      <w:r>
+        <w:rPr>
+          <w:lang w:val="en-US"/>
+        </w:rPr>
+        <w:t xml:space="preserve"> VLAN 60 </w:t>
+      </w:r>
+      <w:proofErr w:type="spellStart"/>
+      <w:r>
+        <w:rPr>
+          <w:lang w:val="en-US"/>
+        </w:rPr>
+        <w:t>ni</w:t>
+      </w:r>
+      <w:proofErr w:type="spellEnd"/>
+      <w:r>
+        <w:rPr>
+          <w:lang w:val="en-US"/>
+        </w:rPr>
+        <w:t xml:space="preserve"> </w:t>
+      </w:r>
+      <w:proofErr w:type="spellStart"/>
+      <w:r>
+        <w:rPr>
+          <w:lang w:val="en-US"/>
+        </w:rPr>
+        <w:t>tekshiramiz</w:t>
+      </w:r>
+      <w:proofErr w:type="spellEnd"/>
+      <w:r>
+        <w:rPr>
+          <w:lang w:val="en-US"/>
+        </w:rPr>
+        <w:t xml:space="preserve">, </w:t>
+      </w:r>
+      <w:proofErr w:type="spellStart"/>
+      <w:r>
+        <w:rPr>
+          <w:lang w:val="en-US"/>
+        </w:rPr>
+        <w:t>keyin</w:t>
+      </w:r>
+      <w:proofErr w:type="spellEnd"/>
+      <w:r>
+        <w:rPr>
+          <w:lang w:val="en-US"/>
+        </w:rPr>
+        <w:t xml:space="preserve"> </w:t>
+      </w:r>
+      <w:proofErr w:type="spellStart"/>
+      <w:r>
+        <w:rPr>
+          <w:lang w:val="en-US"/>
+        </w:rPr>
+        <w:t>qolgan</w:t>
+      </w:r>
+      <w:proofErr w:type="spellEnd"/>
+      <w:r>
+        <w:rPr>
+          <w:lang w:val="en-US"/>
+        </w:rPr>
+        <w:t xml:space="preserve"> </w:t>
+      </w:r>
+      <w:proofErr w:type="spellStart"/>
+      <w:r>
+        <w:rPr>
+          <w:lang w:val="en-US"/>
+        </w:rPr>
+        <w:t>VLANlar</w:t>
+      </w:r>
+      <w:proofErr w:type="spellEnd"/>
+      <w:r>
+        <w:rPr>
+          <w:lang w:val="en-US"/>
+        </w:rPr>
+        <w:t xml:space="preserve"> </w:t>
+      </w:r>
+      <w:proofErr w:type="spellStart"/>
+      <w:r>
+        <w:rPr>
+          <w:lang w:val="en-US"/>
+        </w:rPr>
+        <w:t>uchun</w:t>
+      </w:r>
+      <w:proofErr w:type="spellEnd"/>
+      <w:r>
+        <w:rPr>
+          <w:lang w:val="en-US"/>
+        </w:rPr>
+        <w:t xml:space="preserve"> DHCP </w:t>
+      </w:r>
+      <w:proofErr w:type="spellStart"/>
+      <w:r>
+        <w:rPr>
+          <w:lang w:val="en-US"/>
+        </w:rPr>
+        <w:t>poollarni</w:t>
+      </w:r>
+      <w:proofErr w:type="spellEnd"/>
+      <w:r>
+        <w:rPr>
+          <w:lang w:val="en-US"/>
+        </w:rPr>
+        <w:t xml:space="preserve"> </w:t>
+      </w:r>
+      <w:proofErr w:type="spellStart"/>
+      <w:r>
+        <w:rPr>
+          <w:lang w:val="en-US"/>
+        </w:rPr>
+        <w:t>yaratamiz</w:t>
+      </w:r>
+      <w:proofErr w:type="spellEnd"/>
+      <w:r>
+        <w:rPr>
+          <w:lang w:val="en-US"/>
+        </w:rPr>
+        <w:t>.</w:t>
+      </w:r>
+    </w:p>
+    <w:p>
+      <w:pPr>
+        <w:rPr>
+          <w:lang w:val="en-US"/>
+        </w:rPr>
+      </w:pPr>
     </w:p>
     <w:sectPr>
       <w:pgSz w:w="11906" w:h="16838"/>
@@ -698,7 +2958,6 @@
   <w:style w:type="character" w:default="1" w:styleId="a0">
     <w:name w:val="Default Paragraph Font"/>
     <w:uiPriority w:val="1"/>
-    <w:semiHidden/>
     <w:unhideWhenUsed/>
   </w:style>
   <w:style w:type="table" w:default="1" w:styleId="a1">
@@ -1012,6 +3271,17 @@
       <w:spacing w:val="5"/>
     </w:rPr>
   </w:style>
+  <w:style w:type="paragraph" w:styleId="ac">
+    <w:name w:val="Normal (Web)"/>
+    <w:basedOn w:val="a"/>
+    <w:uiPriority w:val="99"/>
+    <w:semiHidden/>
+    <w:unhideWhenUsed/>
+    <w:rsid w:val="007A034C"/>
+    <w:rPr>
+      <w:rFonts w:ascii="Times New Roman" w:hAnsi="Times New Roman" w:cs="Times New Roman"/>
+    </w:rPr>
+  </w:style>
 </w:styles>
 </file>
 

--- a/Enitprise netvork.docx
+++ b/Enitprise netvork.docx
@@ -255,11 +255,27 @@
         </w:rPr>
         <w:br/>
       </w:r>
-      <w:r>
-        <w:rPr>
-          <w:lang w:val="en-US"/>
-        </w:rPr>
-        <w:t xml:space="preserve">Zo‘r. </w:t>
+      <w:proofErr w:type="spellStart"/>
+      <w:proofErr w:type="gramStart"/>
+      <w:r>
+        <w:rPr>
+          <w:lang w:val="en-US"/>
+        </w:rPr>
+        <w:t>Zo‘</w:t>
+      </w:r>
+      <w:proofErr w:type="gramEnd"/>
+      <w:r>
+        <w:rPr>
+          <w:lang w:val="en-US"/>
+        </w:rPr>
+        <w:t>r</w:t>
+      </w:r>
+      <w:proofErr w:type="spellEnd"/>
+      <w:r>
+        <w:rPr>
+          <w:lang w:val="en-US"/>
+        </w:rPr>
+        <w:t xml:space="preserve">. </w:t>
       </w:r>
       <w:r>
         <w:rPr>
@@ -280,195 +296,731 @@
           <w:bCs/>
           <w:lang w:val="en-US"/>
         </w:rPr>
-        <w:t>CoreSW2 SVI'lari to‘liq up/up bo‘ldi.</w:t>
-      </w:r>
-      <w:r>
-        <w:rPr>
-          <w:lang w:val="en-US"/>
-        </w:rPr>
-        <w:t xml:space="preserve"> Demak Layer-3 gateway qismi tayyor.</w:t>
-      </w:r>
-    </w:p>
-    <w:p>
-      <w:pPr>
-        <w:rPr>
-          <w:lang w:val="en-US"/>
-        </w:rPr>
-      </w:pPr>
-      <w:r>
-        <w:rPr>
-          <w:lang w:val="en-US"/>
-        </w:rPr>
-        <w:t>Hozir holat:</w:t>
-      </w:r>
-    </w:p>
-    <w:p>
-      <w:pPr>
-        <w:rPr>
-          <w:lang w:val="en-US"/>
-        </w:rPr>
-      </w:pPr>
-      <w:r>
-        <w:rPr>
-          <w:lang w:val="en-US"/>
-        </w:rPr>
-        <w:t>VLAN 10 → 10.10.10.1  up/up</w:t>
-      </w:r>
-    </w:p>
-    <w:p>
-      <w:pPr>
-        <w:rPr>
-          <w:lang w:val="en-US"/>
-        </w:rPr>
-      </w:pPr>
-      <w:r>
-        <w:rPr>
-          <w:lang w:val="en-US"/>
-        </w:rPr>
-        <w:t>VLAN 20 → 10.10.20.1  up/up</w:t>
-      </w:r>
-    </w:p>
-    <w:p>
-      <w:pPr>
-        <w:rPr>
-          <w:lang w:val="en-US"/>
-        </w:rPr>
-      </w:pPr>
-      <w:r>
-        <w:rPr>
-          <w:lang w:val="en-US"/>
-        </w:rPr>
-        <w:t>VLAN 30 → 10.10.30.1  up/up</w:t>
-      </w:r>
-    </w:p>
-    <w:p>
-      <w:pPr>
-        <w:rPr>
-          <w:lang w:val="en-US"/>
-        </w:rPr>
-      </w:pPr>
-      <w:r>
-        <w:rPr>
-          <w:lang w:val="en-US"/>
-        </w:rPr>
-        <w:t>VLAN 40 → 10.10.40.1  up/up</w:t>
-      </w:r>
-    </w:p>
-    <w:p>
-      <w:pPr>
-        <w:rPr>
-          <w:lang w:val="en-US"/>
-        </w:rPr>
-      </w:pPr>
-      <w:r>
-        <w:rPr>
-          <w:lang w:val="en-US"/>
-        </w:rPr>
-        <w:t>VLAN 50 → 10.10.50.1  up/up</w:t>
-      </w:r>
-    </w:p>
-    <w:p>
-      <w:pPr>
-        <w:rPr>
-          <w:lang w:val="en-US"/>
-        </w:rPr>
-      </w:pPr>
-      <w:r>
-        <w:rPr>
-          <w:lang w:val="en-US"/>
-        </w:rPr>
-        <w:t>VLAN 60 → 10.10.60.1  up/up</w:t>
-      </w:r>
-    </w:p>
-    <w:p>
-      <w:pPr>
-        <w:rPr>
-          <w:lang w:val="en-US"/>
-        </w:rPr>
-      </w:pPr>
-      <w:r>
-        <w:rPr>
-          <w:lang w:val="en-US"/>
-        </w:rPr>
-        <w:t>VLAN 70 → 10.10.70.1  up/up</w:t>
-      </w:r>
-    </w:p>
-    <w:p>
-      <w:pPr>
-        <w:rPr>
-          <w:lang w:val="en-US"/>
-        </w:rPr>
-      </w:pPr>
-      <w:r>
-        <w:rPr>
-          <w:lang w:val="en-US"/>
-        </w:rPr>
-        <w:t xml:space="preserve">Bu juda yaxshi. </w:t>
-      </w:r>
-      <w:r>
-        <w:rPr>
-          <w:b/>
-          <w:bCs/>
-          <w:lang w:val="en-US"/>
-        </w:rPr>
-        <w:t>Endi CoreSW2 har bir VLAN uchun default gateway vazifasini bajaradi.</w:t>
-      </w:r>
-    </w:p>
-    <w:p>
-      <w:pPr>
-        <w:rPr>
-          <w:b/>
-          <w:bCs/>
-          <w:lang w:val="en-US"/>
-        </w:rPr>
-      </w:pPr>
-      <w:r>
-        <w:rPr>
-          <w:b/>
-          <w:bCs/>
-          <w:lang w:val="en-US"/>
-        </w:rPr>
-        <w:t>Keyingi bosqich — DHCP</w:t>
-      </w:r>
-    </w:p>
-    <w:p>
-      <w:pPr>
-        <w:rPr>
-          <w:lang w:val="en-US"/>
-        </w:rPr>
-      </w:pPr>
-      <w:r>
-        <w:rPr>
-          <w:lang w:val="en-US"/>
-        </w:rPr>
-        <w:t>Endi CoreSW2'ning o‘zida DHCP server funksiyasini ishga tushiramiz.</w:t>
-      </w:r>
-    </w:p>
-    <w:p>
-      <w:pPr>
-        <w:rPr>
-          <w:lang w:val="en-US"/>
-        </w:rPr>
-      </w:pPr>
-      <w:r>
-        <w:rPr>
-          <w:lang w:val="en-US"/>
-        </w:rPr>
-        <w:t xml:space="preserve">Lekin birdaniga 7 ta pool yaratmaymiz. </w:t>
-      </w:r>
-      <w:r>
-        <w:rPr>
-          <w:b/>
-          <w:bCs/>
-          <w:lang w:val="en-US"/>
-        </w:rPr>
-        <w:t>Avval VLAN 50 va VLAN 60 bilan test qilamiz</w:t>
-      </w:r>
-      <w:r>
-        <w:rPr>
-          <w:lang w:val="en-US"/>
-        </w:rPr>
-        <w:t>, chunki Access SW3'da:</w:t>
+        <w:t xml:space="preserve">CoreSW2 </w:t>
+      </w:r>
+      <w:proofErr w:type="spellStart"/>
+      <w:r>
+        <w:rPr>
+          <w:b/>
+          <w:bCs/>
+          <w:lang w:val="en-US"/>
+        </w:rPr>
+        <w:t>SVI'lari</w:t>
+      </w:r>
+      <w:proofErr w:type="spellEnd"/>
+      <w:r>
+        <w:rPr>
+          <w:b/>
+          <w:bCs/>
+          <w:lang w:val="en-US"/>
+        </w:rPr>
+        <w:t xml:space="preserve"> </w:t>
+      </w:r>
+      <w:proofErr w:type="spellStart"/>
+      <w:r>
+        <w:rPr>
+          <w:b/>
+          <w:bCs/>
+          <w:lang w:val="en-US"/>
+        </w:rPr>
+        <w:t>to‘liq</w:t>
+      </w:r>
+      <w:proofErr w:type="spellEnd"/>
+      <w:r>
+        <w:rPr>
+          <w:b/>
+          <w:bCs/>
+          <w:lang w:val="en-US"/>
+        </w:rPr>
+        <w:t xml:space="preserve"> up/up </w:t>
+      </w:r>
+      <w:proofErr w:type="spellStart"/>
+      <w:r>
+        <w:rPr>
+          <w:b/>
+          <w:bCs/>
+          <w:lang w:val="en-US"/>
+        </w:rPr>
+        <w:t>bo‘ldi</w:t>
+      </w:r>
+      <w:proofErr w:type="spellEnd"/>
+      <w:r>
+        <w:rPr>
+          <w:b/>
+          <w:bCs/>
+          <w:lang w:val="en-US"/>
+        </w:rPr>
+        <w:t>.</w:t>
+      </w:r>
+      <w:r>
+        <w:rPr>
+          <w:lang w:val="en-US"/>
+        </w:rPr>
+        <w:t xml:space="preserve"> Demak Layer-3 gateway </w:t>
+      </w:r>
+      <w:proofErr w:type="spellStart"/>
+      <w:r>
+        <w:rPr>
+          <w:lang w:val="en-US"/>
+        </w:rPr>
+        <w:t>qismi</w:t>
+      </w:r>
+      <w:proofErr w:type="spellEnd"/>
+      <w:r>
+        <w:rPr>
+          <w:lang w:val="en-US"/>
+        </w:rPr>
+        <w:t xml:space="preserve"> </w:t>
+      </w:r>
+      <w:proofErr w:type="spellStart"/>
+      <w:r>
+        <w:rPr>
+          <w:lang w:val="en-US"/>
+        </w:rPr>
+        <w:t>tayyor</w:t>
+      </w:r>
+      <w:proofErr w:type="spellEnd"/>
+      <w:r>
+        <w:rPr>
+          <w:lang w:val="en-US"/>
+        </w:rPr>
+        <w:t>.</w:t>
+      </w:r>
+    </w:p>
+    <w:p>
+      <w:pPr>
+        <w:rPr>
+          <w:lang w:val="en-US"/>
+        </w:rPr>
+      </w:pPr>
+      <w:proofErr w:type="spellStart"/>
+      <w:r>
+        <w:rPr>
+          <w:lang w:val="en-US"/>
+        </w:rPr>
+        <w:t>Hozir</w:t>
+      </w:r>
+      <w:proofErr w:type="spellEnd"/>
+      <w:r>
+        <w:rPr>
+          <w:lang w:val="en-US"/>
+        </w:rPr>
+        <w:t xml:space="preserve"> </w:t>
+      </w:r>
+      <w:proofErr w:type="spellStart"/>
+      <w:r>
+        <w:rPr>
+          <w:lang w:val="en-US"/>
+        </w:rPr>
+        <w:t>holat</w:t>
+      </w:r>
+      <w:proofErr w:type="spellEnd"/>
+      <w:r>
+        <w:rPr>
+          <w:lang w:val="en-US"/>
+        </w:rPr>
+        <w:t>:</w:t>
+      </w:r>
+    </w:p>
+    <w:p>
+      <w:pPr>
+        <w:rPr>
+          <w:lang w:val="en-US"/>
+        </w:rPr>
+      </w:pPr>
+      <w:r>
+        <w:rPr>
+          <w:lang w:val="en-US"/>
+        </w:rPr>
+        <w:t xml:space="preserve">VLAN 10 → </w:t>
+      </w:r>
+      <w:proofErr w:type="gramStart"/>
+      <w:r>
+        <w:rPr>
+          <w:lang w:val="en-US"/>
+        </w:rPr>
+        <w:t>10.10.10.1  up</w:t>
+      </w:r>
+      <w:proofErr w:type="gramEnd"/>
+      <w:r>
+        <w:rPr>
+          <w:lang w:val="en-US"/>
+        </w:rPr>
+        <w:t>/up</w:t>
+      </w:r>
+    </w:p>
+    <w:p>
+      <w:pPr>
+        <w:rPr>
+          <w:lang w:val="en-US"/>
+        </w:rPr>
+      </w:pPr>
+      <w:r>
+        <w:rPr>
+          <w:lang w:val="en-US"/>
+        </w:rPr>
+        <w:t xml:space="preserve">VLAN 20 → </w:t>
+      </w:r>
+      <w:proofErr w:type="gramStart"/>
+      <w:r>
+        <w:rPr>
+          <w:lang w:val="en-US"/>
+        </w:rPr>
+        <w:t>10.10.20.1  up</w:t>
+      </w:r>
+      <w:proofErr w:type="gramEnd"/>
+      <w:r>
+        <w:rPr>
+          <w:lang w:val="en-US"/>
+        </w:rPr>
+        <w:t>/up</w:t>
+      </w:r>
+    </w:p>
+    <w:p>
+      <w:pPr>
+        <w:rPr>
+          <w:lang w:val="en-US"/>
+        </w:rPr>
+      </w:pPr>
+      <w:r>
+        <w:rPr>
+          <w:lang w:val="en-US"/>
+        </w:rPr>
+        <w:t xml:space="preserve">VLAN 30 → </w:t>
+      </w:r>
+      <w:proofErr w:type="gramStart"/>
+      <w:r>
+        <w:rPr>
+          <w:lang w:val="en-US"/>
+        </w:rPr>
+        <w:t>10.10.30.1  up</w:t>
+      </w:r>
+      <w:proofErr w:type="gramEnd"/>
+      <w:r>
+        <w:rPr>
+          <w:lang w:val="en-US"/>
+        </w:rPr>
+        <w:t>/up</w:t>
+      </w:r>
+    </w:p>
+    <w:p>
+      <w:pPr>
+        <w:rPr>
+          <w:lang w:val="en-US"/>
+        </w:rPr>
+      </w:pPr>
+      <w:r>
+        <w:rPr>
+          <w:lang w:val="en-US"/>
+        </w:rPr>
+        <w:t xml:space="preserve">VLAN 40 → </w:t>
+      </w:r>
+      <w:proofErr w:type="gramStart"/>
+      <w:r>
+        <w:rPr>
+          <w:lang w:val="en-US"/>
+        </w:rPr>
+        <w:t>10.10.40.1  up</w:t>
+      </w:r>
+      <w:proofErr w:type="gramEnd"/>
+      <w:r>
+        <w:rPr>
+          <w:lang w:val="en-US"/>
+        </w:rPr>
+        <w:t>/up</w:t>
+      </w:r>
+    </w:p>
+    <w:p>
+      <w:pPr>
+        <w:rPr>
+          <w:lang w:val="en-US"/>
+        </w:rPr>
+      </w:pPr>
+      <w:r>
+        <w:rPr>
+          <w:lang w:val="en-US"/>
+        </w:rPr>
+        <w:t xml:space="preserve">VLAN 50 → </w:t>
+      </w:r>
+      <w:proofErr w:type="gramStart"/>
+      <w:r>
+        <w:rPr>
+          <w:lang w:val="en-US"/>
+        </w:rPr>
+        <w:t>10.10.50.1  up</w:t>
+      </w:r>
+      <w:proofErr w:type="gramEnd"/>
+      <w:r>
+        <w:rPr>
+          <w:lang w:val="en-US"/>
+        </w:rPr>
+        <w:t>/up</w:t>
+      </w:r>
+    </w:p>
+    <w:p>
+      <w:pPr>
+        <w:rPr>
+          <w:lang w:val="en-US"/>
+        </w:rPr>
+      </w:pPr>
+      <w:r>
+        <w:rPr>
+          <w:lang w:val="en-US"/>
+        </w:rPr>
+        <w:t xml:space="preserve">VLAN 60 → </w:t>
+      </w:r>
+      <w:proofErr w:type="gramStart"/>
+      <w:r>
+        <w:rPr>
+          <w:lang w:val="en-US"/>
+        </w:rPr>
+        <w:t>10.10.60.1  up</w:t>
+      </w:r>
+      <w:proofErr w:type="gramEnd"/>
+      <w:r>
+        <w:rPr>
+          <w:lang w:val="en-US"/>
+        </w:rPr>
+        <w:t>/up</w:t>
+      </w:r>
+    </w:p>
+    <w:p>
+      <w:pPr>
+        <w:rPr>
+          <w:lang w:val="en-US"/>
+        </w:rPr>
+      </w:pPr>
+      <w:r>
+        <w:rPr>
+          <w:lang w:val="en-US"/>
+        </w:rPr>
+        <w:t xml:space="preserve">VLAN 70 → </w:t>
+      </w:r>
+      <w:proofErr w:type="gramStart"/>
+      <w:r>
+        <w:rPr>
+          <w:lang w:val="en-US"/>
+        </w:rPr>
+        <w:t>10.10.70.1  up</w:t>
+      </w:r>
+      <w:proofErr w:type="gramEnd"/>
+      <w:r>
+        <w:rPr>
+          <w:lang w:val="en-US"/>
+        </w:rPr>
+        <w:t>/up</w:t>
+      </w:r>
+    </w:p>
+    <w:p>
+      <w:pPr>
+        <w:rPr>
+          <w:lang w:val="en-US"/>
+        </w:rPr>
+      </w:pPr>
+      <w:r>
+        <w:rPr>
+          <w:lang w:val="en-US"/>
+        </w:rPr>
+        <w:t xml:space="preserve">Bu </w:t>
+      </w:r>
+      <w:proofErr w:type="spellStart"/>
+      <w:r>
+        <w:rPr>
+          <w:lang w:val="en-US"/>
+        </w:rPr>
+        <w:t>juda</w:t>
+      </w:r>
+      <w:proofErr w:type="spellEnd"/>
+      <w:r>
+        <w:rPr>
+          <w:lang w:val="en-US"/>
+        </w:rPr>
+        <w:t xml:space="preserve"> </w:t>
+      </w:r>
+      <w:proofErr w:type="spellStart"/>
+      <w:r>
+        <w:rPr>
+          <w:lang w:val="en-US"/>
+        </w:rPr>
+        <w:t>yaxshi</w:t>
+      </w:r>
+      <w:proofErr w:type="spellEnd"/>
+      <w:r>
+        <w:rPr>
+          <w:lang w:val="en-US"/>
+        </w:rPr>
+        <w:t xml:space="preserve">. </w:t>
+      </w:r>
+      <w:proofErr w:type="spellStart"/>
+      <w:r>
+        <w:rPr>
+          <w:b/>
+          <w:bCs/>
+          <w:lang w:val="en-US"/>
+        </w:rPr>
+        <w:t>Endi</w:t>
+      </w:r>
+      <w:proofErr w:type="spellEnd"/>
+      <w:r>
+        <w:rPr>
+          <w:b/>
+          <w:bCs/>
+          <w:lang w:val="en-US"/>
+        </w:rPr>
+        <w:t xml:space="preserve"> CoreSW2 </w:t>
+      </w:r>
+      <w:proofErr w:type="spellStart"/>
+      <w:r>
+        <w:rPr>
+          <w:b/>
+          <w:bCs/>
+          <w:lang w:val="en-US"/>
+        </w:rPr>
+        <w:t>har</w:t>
+      </w:r>
+      <w:proofErr w:type="spellEnd"/>
+      <w:r>
+        <w:rPr>
+          <w:b/>
+          <w:bCs/>
+          <w:lang w:val="en-US"/>
+        </w:rPr>
+        <w:t xml:space="preserve"> </w:t>
+      </w:r>
+      <w:proofErr w:type="spellStart"/>
+      <w:r>
+        <w:rPr>
+          <w:b/>
+          <w:bCs/>
+          <w:lang w:val="en-US"/>
+        </w:rPr>
+        <w:t>bir</w:t>
+      </w:r>
+      <w:proofErr w:type="spellEnd"/>
+      <w:r>
+        <w:rPr>
+          <w:b/>
+          <w:bCs/>
+          <w:lang w:val="en-US"/>
+        </w:rPr>
+        <w:t xml:space="preserve"> VLAN </w:t>
+      </w:r>
+      <w:proofErr w:type="spellStart"/>
+      <w:r>
+        <w:rPr>
+          <w:b/>
+          <w:bCs/>
+          <w:lang w:val="en-US"/>
+        </w:rPr>
+        <w:t>uchun</w:t>
+      </w:r>
+      <w:proofErr w:type="spellEnd"/>
+      <w:r>
+        <w:rPr>
+          <w:b/>
+          <w:bCs/>
+          <w:lang w:val="en-US"/>
+        </w:rPr>
+        <w:t xml:space="preserve"> default gateway </w:t>
+      </w:r>
+      <w:proofErr w:type="spellStart"/>
+      <w:r>
+        <w:rPr>
+          <w:b/>
+          <w:bCs/>
+          <w:lang w:val="en-US"/>
+        </w:rPr>
+        <w:t>vazifasini</w:t>
+      </w:r>
+      <w:proofErr w:type="spellEnd"/>
+      <w:r>
+        <w:rPr>
+          <w:b/>
+          <w:bCs/>
+          <w:lang w:val="en-US"/>
+        </w:rPr>
+        <w:t xml:space="preserve"> </w:t>
+      </w:r>
+      <w:proofErr w:type="spellStart"/>
+      <w:r>
+        <w:rPr>
+          <w:b/>
+          <w:bCs/>
+          <w:lang w:val="en-US"/>
+        </w:rPr>
+        <w:t>bajaradi</w:t>
+      </w:r>
+      <w:proofErr w:type="spellEnd"/>
+      <w:r>
+        <w:rPr>
+          <w:b/>
+          <w:bCs/>
+          <w:lang w:val="en-US"/>
+        </w:rPr>
+        <w:t>.</w:t>
+      </w:r>
+    </w:p>
+    <w:p>
+      <w:pPr>
+        <w:rPr>
+          <w:b/>
+          <w:bCs/>
+          <w:lang w:val="en-US"/>
+        </w:rPr>
+      </w:pPr>
+      <w:proofErr w:type="spellStart"/>
+      <w:r>
+        <w:rPr>
+          <w:b/>
+          <w:bCs/>
+          <w:lang w:val="en-US"/>
+        </w:rPr>
+        <w:t>Keyingi</w:t>
+      </w:r>
+      <w:proofErr w:type="spellEnd"/>
+      <w:r>
+        <w:rPr>
+          <w:b/>
+          <w:bCs/>
+          <w:lang w:val="en-US"/>
+        </w:rPr>
+        <w:t xml:space="preserve"> </w:t>
+      </w:r>
+      <w:proofErr w:type="spellStart"/>
+      <w:r>
+        <w:rPr>
+          <w:b/>
+          <w:bCs/>
+          <w:lang w:val="en-US"/>
+        </w:rPr>
+        <w:t>bosqich</w:t>
+      </w:r>
+      <w:proofErr w:type="spellEnd"/>
+      <w:r>
+        <w:rPr>
+          <w:b/>
+          <w:bCs/>
+          <w:lang w:val="en-US"/>
+        </w:rPr>
+        <w:t xml:space="preserve"> — DHCP</w:t>
+      </w:r>
+    </w:p>
+    <w:p>
+      <w:pPr>
+        <w:rPr>
+          <w:lang w:val="en-US"/>
+        </w:rPr>
+      </w:pPr>
+      <w:proofErr w:type="spellStart"/>
+      <w:r>
+        <w:rPr>
+          <w:lang w:val="en-US"/>
+        </w:rPr>
+        <w:t>Endi</w:t>
+      </w:r>
+      <w:proofErr w:type="spellEnd"/>
+      <w:r>
+        <w:rPr>
+          <w:lang w:val="en-US"/>
+        </w:rPr>
+        <w:t xml:space="preserve"> CoreSW2'ning </w:t>
+      </w:r>
+      <w:proofErr w:type="spellStart"/>
+      <w:proofErr w:type="gramStart"/>
+      <w:r>
+        <w:rPr>
+          <w:lang w:val="en-US"/>
+        </w:rPr>
+        <w:t>o‘</w:t>
+      </w:r>
+      <w:proofErr w:type="gramEnd"/>
+      <w:r>
+        <w:rPr>
+          <w:lang w:val="en-US"/>
+        </w:rPr>
+        <w:t>zida</w:t>
+      </w:r>
+      <w:proofErr w:type="spellEnd"/>
+      <w:r>
+        <w:rPr>
+          <w:lang w:val="en-US"/>
+        </w:rPr>
+        <w:t xml:space="preserve"> DHCP server </w:t>
+      </w:r>
+      <w:proofErr w:type="spellStart"/>
+      <w:r>
+        <w:rPr>
+          <w:lang w:val="en-US"/>
+        </w:rPr>
+        <w:t>funksiyasini</w:t>
+      </w:r>
+      <w:proofErr w:type="spellEnd"/>
+      <w:r>
+        <w:rPr>
+          <w:lang w:val="en-US"/>
+        </w:rPr>
+        <w:t xml:space="preserve"> </w:t>
+      </w:r>
+      <w:proofErr w:type="spellStart"/>
+      <w:r>
+        <w:rPr>
+          <w:lang w:val="en-US"/>
+        </w:rPr>
+        <w:t>ishga</w:t>
+      </w:r>
+      <w:proofErr w:type="spellEnd"/>
+      <w:r>
+        <w:rPr>
+          <w:lang w:val="en-US"/>
+        </w:rPr>
+        <w:t xml:space="preserve"> </w:t>
+      </w:r>
+      <w:proofErr w:type="spellStart"/>
+      <w:r>
+        <w:rPr>
+          <w:lang w:val="en-US"/>
+        </w:rPr>
+        <w:t>tushiramiz</w:t>
+      </w:r>
+      <w:proofErr w:type="spellEnd"/>
+      <w:r>
+        <w:rPr>
+          <w:lang w:val="en-US"/>
+        </w:rPr>
+        <w:t>.</w:t>
+      </w:r>
+    </w:p>
+    <w:p>
+      <w:pPr>
+        <w:rPr>
+          <w:lang w:val="en-US"/>
+        </w:rPr>
+      </w:pPr>
+      <w:proofErr w:type="spellStart"/>
+      <w:r>
+        <w:rPr>
+          <w:lang w:val="en-US"/>
+        </w:rPr>
+        <w:t>Lekin</w:t>
+      </w:r>
+      <w:proofErr w:type="spellEnd"/>
+      <w:r>
+        <w:rPr>
+          <w:lang w:val="en-US"/>
+        </w:rPr>
+        <w:t xml:space="preserve"> </w:t>
+      </w:r>
+      <w:proofErr w:type="spellStart"/>
+      <w:r>
+        <w:rPr>
+          <w:lang w:val="en-US"/>
+        </w:rPr>
+        <w:t>birdaniga</w:t>
+      </w:r>
+      <w:proofErr w:type="spellEnd"/>
+      <w:r>
+        <w:rPr>
+          <w:lang w:val="en-US"/>
+        </w:rPr>
+        <w:t xml:space="preserve"> 7 ta pool </w:t>
+      </w:r>
+      <w:proofErr w:type="spellStart"/>
+      <w:r>
+        <w:rPr>
+          <w:lang w:val="en-US"/>
+        </w:rPr>
+        <w:t>yaratmaymiz</w:t>
+      </w:r>
+      <w:proofErr w:type="spellEnd"/>
+      <w:r>
+        <w:rPr>
+          <w:lang w:val="en-US"/>
+        </w:rPr>
+        <w:t xml:space="preserve">. </w:t>
+      </w:r>
+      <w:proofErr w:type="spellStart"/>
+      <w:r>
+        <w:rPr>
+          <w:b/>
+          <w:bCs/>
+          <w:lang w:val="en-US"/>
+        </w:rPr>
+        <w:t>Avval</w:t>
+      </w:r>
+      <w:proofErr w:type="spellEnd"/>
+      <w:r>
+        <w:rPr>
+          <w:b/>
+          <w:bCs/>
+          <w:lang w:val="en-US"/>
+        </w:rPr>
+        <w:t xml:space="preserve"> VLAN 50 </w:t>
+      </w:r>
+      <w:proofErr w:type="spellStart"/>
+      <w:r>
+        <w:rPr>
+          <w:b/>
+          <w:bCs/>
+          <w:lang w:val="en-US"/>
+        </w:rPr>
+        <w:t>va</w:t>
+      </w:r>
+      <w:proofErr w:type="spellEnd"/>
+      <w:r>
+        <w:rPr>
+          <w:b/>
+          <w:bCs/>
+          <w:lang w:val="en-US"/>
+        </w:rPr>
+        <w:t xml:space="preserve"> VLAN 60 </w:t>
+      </w:r>
+      <w:proofErr w:type="spellStart"/>
+      <w:r>
+        <w:rPr>
+          <w:b/>
+          <w:bCs/>
+          <w:lang w:val="en-US"/>
+        </w:rPr>
+        <w:t>bilan</w:t>
+      </w:r>
+      <w:proofErr w:type="spellEnd"/>
+      <w:r>
+        <w:rPr>
+          <w:b/>
+          <w:bCs/>
+          <w:lang w:val="en-US"/>
+        </w:rPr>
+        <w:t xml:space="preserve"> test </w:t>
+      </w:r>
+      <w:proofErr w:type="spellStart"/>
+      <w:r>
+        <w:rPr>
+          <w:b/>
+          <w:bCs/>
+          <w:lang w:val="en-US"/>
+        </w:rPr>
+        <w:t>qilamiz</w:t>
+      </w:r>
+      <w:proofErr w:type="spellEnd"/>
+      <w:r>
+        <w:rPr>
+          <w:lang w:val="en-US"/>
+        </w:rPr>
+        <w:t xml:space="preserve">, </w:t>
+      </w:r>
+      <w:proofErr w:type="spellStart"/>
+      <w:r>
+        <w:rPr>
+          <w:lang w:val="en-US"/>
+        </w:rPr>
+        <w:t>chunki</w:t>
+      </w:r>
+      <w:proofErr w:type="spellEnd"/>
+      <w:r>
+        <w:rPr>
+          <w:lang w:val="en-US"/>
+        </w:rPr>
+        <w:t xml:space="preserve"> Access SW3'da:</w:t>
       </w:r>
     </w:p>
     <w:p>
@@ -503,24 +1055,116 @@
           <w:lang w:val="en-US"/>
         </w:rPr>
       </w:pPr>
-      <w:r>
-        <w:rPr>
-          <w:lang w:val="en-US"/>
-        </w:rPr>
-        <w:t>va shu portlarda qurilmalar ulangan.</w:t>
-      </w:r>
-    </w:p>
-    <w:p>
-      <w:pPr>
-        <w:rPr>
-          <w:lang w:val="en-US"/>
-        </w:rPr>
-      </w:pPr>
-      <w:r>
-        <w:rPr>
-          <w:lang w:val="en-US"/>
-        </w:rPr>
-        <w:t>CoreSW2'da quyidagini bajaramiz:</w:t>
+      <w:proofErr w:type="spellStart"/>
+      <w:r>
+        <w:rPr>
+          <w:lang w:val="en-US"/>
+        </w:rPr>
+        <w:t>va</w:t>
+      </w:r>
+      <w:proofErr w:type="spellEnd"/>
+      <w:r>
+        <w:rPr>
+          <w:lang w:val="en-US"/>
+        </w:rPr>
+        <w:t xml:space="preserve"> </w:t>
+      </w:r>
+      <w:proofErr w:type="spellStart"/>
+      <w:r>
+        <w:rPr>
+          <w:lang w:val="en-US"/>
+        </w:rPr>
+        <w:t>shu</w:t>
+      </w:r>
+      <w:proofErr w:type="spellEnd"/>
+      <w:r>
+        <w:rPr>
+          <w:lang w:val="en-US"/>
+        </w:rPr>
+        <w:t xml:space="preserve"> </w:t>
+      </w:r>
+      <w:proofErr w:type="spellStart"/>
+      <w:r>
+        <w:rPr>
+          <w:lang w:val="en-US"/>
+        </w:rPr>
+        <w:t>portlarda</w:t>
+      </w:r>
+      <w:proofErr w:type="spellEnd"/>
+      <w:r>
+        <w:rPr>
+          <w:lang w:val="en-US"/>
+        </w:rPr>
+        <w:t xml:space="preserve"> </w:t>
+      </w:r>
+      <w:proofErr w:type="spellStart"/>
+      <w:r>
+        <w:rPr>
+          <w:lang w:val="en-US"/>
+        </w:rPr>
+        <w:t>qurilmalar</w:t>
+      </w:r>
+      <w:proofErr w:type="spellEnd"/>
+      <w:r>
+        <w:rPr>
+          <w:lang w:val="en-US"/>
+        </w:rPr>
+        <w:t xml:space="preserve"> </w:t>
+      </w:r>
+      <w:proofErr w:type="spellStart"/>
+      <w:r>
+        <w:rPr>
+          <w:lang w:val="en-US"/>
+        </w:rPr>
+        <w:t>ulangan</w:t>
+      </w:r>
+      <w:proofErr w:type="spellEnd"/>
+      <w:r>
+        <w:rPr>
+          <w:lang w:val="en-US"/>
+        </w:rPr>
+        <w:t>.</w:t>
+      </w:r>
+    </w:p>
+    <w:p>
+      <w:pPr>
+        <w:rPr>
+          <w:lang w:val="en-US"/>
+        </w:rPr>
+      </w:pPr>
+      <w:r>
+        <w:rPr>
+          <w:lang w:val="en-US"/>
+        </w:rPr>
+        <w:t xml:space="preserve">CoreSW2'da </w:t>
+      </w:r>
+      <w:proofErr w:type="spellStart"/>
+      <w:r>
+        <w:rPr>
+          <w:lang w:val="en-US"/>
+        </w:rPr>
+        <w:t>quyidagini</w:t>
+      </w:r>
+      <w:proofErr w:type="spellEnd"/>
+      <w:r>
+        <w:rPr>
+          <w:lang w:val="en-US"/>
+        </w:rPr>
+        <w:t xml:space="preserve"> </w:t>
+      </w:r>
+      <w:proofErr w:type="spellStart"/>
+      <w:r>
+        <w:rPr>
+          <w:lang w:val="en-US"/>
+        </w:rPr>
+        <w:t>bajaramiz</w:t>
+      </w:r>
+      <w:proofErr w:type="spellEnd"/>
+      <w:r>
+        <w:rPr>
+          <w:lang w:val="en-US"/>
+        </w:rPr>
+        <w:t>:</w:t>
       </w:r>
     </w:p>
     <w:p>
@@ -562,44 +1206,110 @@
           <w:lang w:val="en-US"/>
         </w:rPr>
       </w:pPr>
-      <w:r>
-        <w:rPr>
-          <w:lang w:val="en-US"/>
-        </w:rPr>
-        <w:t>ip dhcp excluded-address 10.10.50.1 10.10.50.20</w:t>
-      </w:r>
-    </w:p>
-    <w:p>
-      <w:pPr>
-        <w:rPr>
-          <w:lang w:val="en-US"/>
-        </w:rPr>
-      </w:pPr>
-      <w:r>
-        <w:rPr>
-          <w:lang w:val="en-US"/>
-        </w:rPr>
-        <w:t>ip dhcp excluded-address 10.10.60.1 10.10.60.20</w:t>
-      </w:r>
-    </w:p>
-    <w:p>
-      <w:pPr>
-        <w:rPr>
-          <w:lang w:val="en-US"/>
-        </w:rPr>
-      </w:pPr>
-    </w:p>
-    <w:p>
-      <w:pPr>
-        <w:rPr>
-          <w:lang w:val="en-US"/>
-        </w:rPr>
-      </w:pPr>
-      <w:r>
-        <w:rPr>
-          <w:lang w:val="en-US"/>
-        </w:rPr>
-        <w:t>ip dhcp pool VLAN50-IT</w:t>
+      <w:proofErr w:type="spellStart"/>
+      <w:r>
+        <w:rPr>
+          <w:lang w:val="en-US"/>
+        </w:rPr>
+        <w:t>ip</w:t>
+      </w:r>
+      <w:proofErr w:type="spellEnd"/>
+      <w:r>
+        <w:rPr>
+          <w:lang w:val="en-US"/>
+        </w:rPr>
+        <w:t xml:space="preserve"> </w:t>
+      </w:r>
+      <w:proofErr w:type="spellStart"/>
+      <w:r>
+        <w:rPr>
+          <w:lang w:val="en-US"/>
+        </w:rPr>
+        <w:t>dhcp</w:t>
+      </w:r>
+      <w:proofErr w:type="spellEnd"/>
+      <w:r>
+        <w:rPr>
+          <w:lang w:val="en-US"/>
+        </w:rPr>
+        <w:t xml:space="preserve"> excluded-address 10.10.50.1 10.10.50.20</w:t>
+      </w:r>
+    </w:p>
+    <w:p>
+      <w:pPr>
+        <w:rPr>
+          <w:lang w:val="en-US"/>
+        </w:rPr>
+      </w:pPr>
+      <w:proofErr w:type="spellStart"/>
+      <w:r>
+        <w:rPr>
+          <w:lang w:val="en-US"/>
+        </w:rPr>
+        <w:t>ip</w:t>
+      </w:r>
+      <w:proofErr w:type="spellEnd"/>
+      <w:r>
+        <w:rPr>
+          <w:lang w:val="en-US"/>
+        </w:rPr>
+        <w:t xml:space="preserve"> </w:t>
+      </w:r>
+      <w:proofErr w:type="spellStart"/>
+      <w:r>
+        <w:rPr>
+          <w:lang w:val="en-US"/>
+        </w:rPr>
+        <w:t>dhcp</w:t>
+      </w:r>
+      <w:proofErr w:type="spellEnd"/>
+      <w:r>
+        <w:rPr>
+          <w:lang w:val="en-US"/>
+        </w:rPr>
+        <w:t xml:space="preserve"> excluded-address 10.10.60.1 10.10.60.20</w:t>
+      </w:r>
+    </w:p>
+    <w:p>
+      <w:pPr>
+        <w:rPr>
+          <w:lang w:val="en-US"/>
+        </w:rPr>
+      </w:pPr>
+    </w:p>
+    <w:p>
+      <w:pPr>
+        <w:rPr>
+          <w:lang w:val="en-US"/>
+        </w:rPr>
+      </w:pPr>
+      <w:proofErr w:type="spellStart"/>
+      <w:r>
+        <w:rPr>
+          <w:lang w:val="en-US"/>
+        </w:rPr>
+        <w:t>ip</w:t>
+      </w:r>
+      <w:proofErr w:type="spellEnd"/>
+      <w:r>
+        <w:rPr>
+          <w:lang w:val="en-US"/>
+        </w:rPr>
+        <w:t xml:space="preserve"> </w:t>
+      </w:r>
+      <w:proofErr w:type="spellStart"/>
+      <w:r>
+        <w:rPr>
+          <w:lang w:val="en-US"/>
+        </w:rPr>
+        <w:t>dhcp</w:t>
+      </w:r>
+      <w:proofErr w:type="spellEnd"/>
+      <w:r>
+        <w:rPr>
+          <w:lang w:val="en-US"/>
+        </w:rPr>
+        <w:t xml:space="preserve"> pool VLAN50-IT</w:t>
       </w:r>
     </w:p>
     <w:p>
@@ -638,27 +1348,63 @@
         <w:rPr>
           <w:lang w:val="en-US"/>
         </w:rPr>
-        <w:t xml:space="preserve"> dns-server 8.8.8.8</w:t>
-      </w:r>
-    </w:p>
-    <w:p>
-      <w:pPr>
-        <w:rPr>
-          <w:lang w:val="en-US"/>
-        </w:rPr>
-      </w:pPr>
-    </w:p>
-    <w:p>
-      <w:pPr>
-        <w:rPr>
-          <w:lang w:val="en-US"/>
-        </w:rPr>
-      </w:pPr>
-      <w:r>
-        <w:rPr>
-          <w:lang w:val="en-US"/>
-        </w:rPr>
-        <w:t>ip dhcp pool VLAN60-GUEST</w:t>
+        <w:t xml:space="preserve"> </w:t>
+      </w:r>
+      <w:proofErr w:type="spellStart"/>
+      <w:r>
+        <w:rPr>
+          <w:lang w:val="en-US"/>
+        </w:rPr>
+        <w:t>dns</w:t>
+      </w:r>
+      <w:proofErr w:type="spellEnd"/>
+      <w:r>
+        <w:rPr>
+          <w:lang w:val="en-US"/>
+        </w:rPr>
+        <w:t>-server 8.8.8.8</w:t>
+      </w:r>
+    </w:p>
+    <w:p>
+      <w:pPr>
+        <w:rPr>
+          <w:lang w:val="en-US"/>
+        </w:rPr>
+      </w:pPr>
+    </w:p>
+    <w:p>
+      <w:pPr>
+        <w:rPr>
+          <w:lang w:val="en-US"/>
+        </w:rPr>
+      </w:pPr>
+      <w:proofErr w:type="spellStart"/>
+      <w:r>
+        <w:rPr>
+          <w:lang w:val="en-US"/>
+        </w:rPr>
+        <w:t>ip</w:t>
+      </w:r>
+      <w:proofErr w:type="spellEnd"/>
+      <w:r>
+        <w:rPr>
+          <w:lang w:val="en-US"/>
+        </w:rPr>
+        <w:t xml:space="preserve"> </w:t>
+      </w:r>
+      <w:proofErr w:type="spellStart"/>
+      <w:r>
+        <w:rPr>
+          <w:lang w:val="en-US"/>
+        </w:rPr>
+        <w:t>dhcp</w:t>
+      </w:r>
+      <w:proofErr w:type="spellEnd"/>
+      <w:r>
+        <w:rPr>
+          <w:lang w:val="en-US"/>
+        </w:rPr>
+        <w:t xml:space="preserve"> pool VLAN60-GUEST</w:t>
       </w:r>
     </w:p>
     <w:p>
@@ -697,7 +1443,21 @@
         <w:rPr>
           <w:lang w:val="en-US"/>
         </w:rPr>
-        <w:t xml:space="preserve"> dns-server 8.8.8.8</w:t>
+        <w:t xml:space="preserve"> </w:t>
+      </w:r>
+      <w:proofErr w:type="spellStart"/>
+      <w:r>
+        <w:rPr>
+          <w:lang w:val="en-US"/>
+        </w:rPr>
+        <w:t>dns</w:t>
+      </w:r>
+      <w:proofErr w:type="spellEnd"/>
+      <w:r>
+        <w:rPr>
+          <w:lang w:val="en-US"/>
+        </w:rPr>
+        <w:t>-server 8.8.8.8</w:t>
       </w:r>
     </w:p>
     <w:p>
@@ -743,11 +1503,19 @@
           <w:lang w:val="en-US"/>
         </w:rPr>
       </w:pPr>
-      <w:r>
-        <w:rPr>
-          <w:lang w:val="en-US"/>
-        </w:rPr>
-        <w:t>Masalan:</w:t>
+      <w:proofErr w:type="spellStart"/>
+      <w:r>
+        <w:rPr>
+          <w:lang w:val="en-US"/>
+        </w:rPr>
+        <w:t>Masalan</w:t>
+      </w:r>
+      <w:proofErr w:type="spellEnd"/>
+      <w:r>
+        <w:rPr>
+          <w:lang w:val="en-US"/>
+        </w:rPr>
+        <w:t>:</w:t>
       </w:r>
     </w:p>
     <w:p>
@@ -786,7 +1554,113 @@
         <w:rPr>
           <w:lang w:val="en-US"/>
         </w:rPr>
-        <w:t xml:space="preserve">Biz 1–20 oralig‘ini DHCP'dan chiqarib qo‘ydik. Keyinchalik ularni switch management, server, printer, network device kabi </w:t>
+        <w:t xml:space="preserve">Biz 1–20 </w:t>
+      </w:r>
+      <w:proofErr w:type="spellStart"/>
+      <w:proofErr w:type="gramStart"/>
+      <w:r>
+        <w:rPr>
+          <w:lang w:val="en-US"/>
+        </w:rPr>
+        <w:t>oralig‘</w:t>
+      </w:r>
+      <w:proofErr w:type="gramEnd"/>
+      <w:r>
+        <w:rPr>
+          <w:lang w:val="en-US"/>
+        </w:rPr>
+        <w:t>ini</w:t>
+      </w:r>
+      <w:proofErr w:type="spellEnd"/>
+      <w:r>
+        <w:rPr>
+          <w:lang w:val="en-US"/>
+        </w:rPr>
+        <w:t xml:space="preserve"> </w:t>
+      </w:r>
+      <w:proofErr w:type="spellStart"/>
+      <w:r>
+        <w:rPr>
+          <w:lang w:val="en-US"/>
+        </w:rPr>
+        <w:t>DHCP'dan</w:t>
+      </w:r>
+      <w:proofErr w:type="spellEnd"/>
+      <w:r>
+        <w:rPr>
+          <w:lang w:val="en-US"/>
+        </w:rPr>
+        <w:t xml:space="preserve"> </w:t>
+      </w:r>
+      <w:proofErr w:type="spellStart"/>
+      <w:r>
+        <w:rPr>
+          <w:lang w:val="en-US"/>
+        </w:rPr>
+        <w:t>chiqarib</w:t>
+      </w:r>
+      <w:proofErr w:type="spellEnd"/>
+      <w:r>
+        <w:rPr>
+          <w:lang w:val="en-US"/>
+        </w:rPr>
+        <w:t xml:space="preserve"> </w:t>
+      </w:r>
+      <w:proofErr w:type="spellStart"/>
+      <w:r>
+        <w:rPr>
+          <w:lang w:val="en-US"/>
+        </w:rPr>
+        <w:t>qo‘ydik</w:t>
+      </w:r>
+      <w:proofErr w:type="spellEnd"/>
+      <w:r>
+        <w:rPr>
+          <w:lang w:val="en-US"/>
+        </w:rPr>
+        <w:t xml:space="preserve">. </w:t>
+      </w:r>
+      <w:proofErr w:type="spellStart"/>
+      <w:r>
+        <w:rPr>
+          <w:lang w:val="en-US"/>
+        </w:rPr>
+        <w:t>Keyinchalik</w:t>
+      </w:r>
+      <w:proofErr w:type="spellEnd"/>
+      <w:r>
+        <w:rPr>
+          <w:lang w:val="en-US"/>
+        </w:rPr>
+        <w:t xml:space="preserve"> </w:t>
+      </w:r>
+      <w:proofErr w:type="spellStart"/>
+      <w:r>
+        <w:rPr>
+          <w:lang w:val="en-US"/>
+        </w:rPr>
+        <w:t>ularni</w:t>
+      </w:r>
+      <w:proofErr w:type="spellEnd"/>
+      <w:r>
+        <w:rPr>
+          <w:lang w:val="en-US"/>
+        </w:rPr>
+        <w:t xml:space="preserve"> switch management, server, printer, network device </w:t>
+      </w:r>
+      <w:proofErr w:type="spellStart"/>
+      <w:r>
+        <w:rPr>
+          <w:lang w:val="en-US"/>
+        </w:rPr>
+        <w:t>kabi</w:t>
+      </w:r>
+      <w:proofErr w:type="spellEnd"/>
+      <w:r>
+        <w:rPr>
+          <w:lang w:val="en-US"/>
+        </w:rPr>
+        <w:t xml:space="preserve"> </w:t>
       </w:r>
       <w:r>
         <w:rPr>
@@ -800,20 +1674,76 @@
         <w:rPr>
           <w:lang w:val="en-US"/>
         </w:rPr>
-        <w:t xml:space="preserve"> uchun ishlatishimiz mumkin.</w:t>
-      </w:r>
-    </w:p>
-    <w:p>
-      <w:pPr>
-        <w:rPr>
-          <w:lang w:val="en-US"/>
-        </w:rPr>
-      </w:pPr>
-      <w:r>
-        <w:rPr>
-          <w:lang w:val="en-US"/>
-        </w:rPr>
-        <w:t>DHCP esa:</w:t>
+        <w:t xml:space="preserve"> </w:t>
+      </w:r>
+      <w:proofErr w:type="spellStart"/>
+      <w:r>
+        <w:rPr>
+          <w:lang w:val="en-US"/>
+        </w:rPr>
+        <w:t>uchun</w:t>
+      </w:r>
+      <w:proofErr w:type="spellEnd"/>
+      <w:r>
+        <w:rPr>
+          <w:lang w:val="en-US"/>
+        </w:rPr>
+        <w:t xml:space="preserve"> </w:t>
+      </w:r>
+      <w:proofErr w:type="spellStart"/>
+      <w:r>
+        <w:rPr>
+          <w:lang w:val="en-US"/>
+        </w:rPr>
+        <w:t>ishlatishimiz</w:t>
+      </w:r>
+      <w:proofErr w:type="spellEnd"/>
+      <w:r>
+        <w:rPr>
+          <w:lang w:val="en-US"/>
+        </w:rPr>
+        <w:t xml:space="preserve"> </w:t>
+      </w:r>
+      <w:proofErr w:type="spellStart"/>
+      <w:r>
+        <w:rPr>
+          <w:lang w:val="en-US"/>
+        </w:rPr>
+        <w:t>mumkin</w:t>
+      </w:r>
+      <w:proofErr w:type="spellEnd"/>
+      <w:r>
+        <w:rPr>
+          <w:lang w:val="en-US"/>
+        </w:rPr>
+        <w:t>.</w:t>
+      </w:r>
+    </w:p>
+    <w:p>
+      <w:pPr>
+        <w:rPr>
+          <w:lang w:val="en-US"/>
+        </w:rPr>
+      </w:pPr>
+      <w:r>
+        <w:rPr>
+          <w:lang w:val="en-US"/>
+        </w:rPr>
+        <w:t xml:space="preserve">DHCP </w:t>
+      </w:r>
+      <w:proofErr w:type="spellStart"/>
+      <w:r>
+        <w:rPr>
+          <w:lang w:val="en-US"/>
+        </w:rPr>
+        <w:t>esa</w:t>
+      </w:r>
+      <w:proofErr w:type="spellEnd"/>
+      <w:r>
+        <w:rPr>
+          <w:lang w:val="en-US"/>
+        </w:rPr>
+        <w:t>:</w:t>
       </w:r>
     </w:p>
     <w:p>
@@ -878,39 +1808,91 @@
         <w:rPr>
           <w:lang w:val="en-US"/>
         </w:rPr>
-        <w:t>dan boshlaydi.</w:t>
-      </w:r>
-    </w:p>
-    <w:p>
-      <w:pPr>
-        <w:rPr>
-          <w:b/>
-          <w:bCs/>
-          <w:lang w:val="en-US"/>
-        </w:rPr>
-      </w:pPr>
-      <w:r>
-        <w:rPr>
-          <w:b/>
-          <w:bCs/>
-          <w:lang w:val="en-US"/>
-        </w:rPr>
-        <w:t>Endi PC'da</w:t>
-      </w:r>
-    </w:p>
-    <w:p>
-      <w:pPr>
-        <w:rPr>
-          <w:lang w:val="en-US"/>
-        </w:rPr>
-      </w:pPr>
-      <w:r>
-        <w:rPr>
-          <w:b/>
-          <w:bCs/>
-          <w:lang w:val="en-US"/>
-        </w:rPr>
-        <w:t>VLAN 50 dagi PC</w:t>
+        <w:t xml:space="preserve">dan </w:t>
+      </w:r>
+      <w:proofErr w:type="spellStart"/>
+      <w:r>
+        <w:rPr>
+          <w:lang w:val="en-US"/>
+        </w:rPr>
+        <w:t>boshlaydi</w:t>
+      </w:r>
+      <w:proofErr w:type="spellEnd"/>
+      <w:r>
+        <w:rPr>
+          <w:lang w:val="en-US"/>
+        </w:rPr>
+        <w:t>.</w:t>
+      </w:r>
+    </w:p>
+    <w:p>
+      <w:pPr>
+        <w:rPr>
+          <w:b/>
+          <w:bCs/>
+          <w:lang w:val="en-US"/>
+        </w:rPr>
+      </w:pPr>
+      <w:proofErr w:type="spellStart"/>
+      <w:r>
+        <w:rPr>
+          <w:b/>
+          <w:bCs/>
+          <w:lang w:val="en-US"/>
+        </w:rPr>
+        <w:t>Endi</w:t>
+      </w:r>
+      <w:proofErr w:type="spellEnd"/>
+      <w:r>
+        <w:rPr>
+          <w:b/>
+          <w:bCs/>
+          <w:lang w:val="en-US"/>
+        </w:rPr>
+        <w:t xml:space="preserve"> </w:t>
+      </w:r>
+      <w:proofErr w:type="spellStart"/>
+      <w:r>
+        <w:rPr>
+          <w:b/>
+          <w:bCs/>
+          <w:lang w:val="en-US"/>
+        </w:rPr>
+        <w:t>PC'da</w:t>
+      </w:r>
+      <w:proofErr w:type="spellEnd"/>
+    </w:p>
+    <w:p>
+      <w:pPr>
+        <w:rPr>
+          <w:lang w:val="en-US"/>
+        </w:rPr>
+      </w:pPr>
+      <w:r>
+        <w:rPr>
+          <w:b/>
+          <w:bCs/>
+          <w:lang w:val="en-US"/>
+        </w:rPr>
+        <w:t xml:space="preserve">VLAN 50 </w:t>
+      </w:r>
+      <w:proofErr w:type="spellStart"/>
+      <w:r>
+        <w:rPr>
+          <w:b/>
+          <w:bCs/>
+          <w:lang w:val="en-US"/>
+        </w:rPr>
+        <w:t>dagi</w:t>
+      </w:r>
+      <w:proofErr w:type="spellEnd"/>
+      <w:r>
+        <w:rPr>
+          <w:b/>
+          <w:bCs/>
+          <w:lang w:val="en-US"/>
+        </w:rPr>
+        <w:t xml:space="preserve"> PC</w:t>
       </w:r>
       <w:r>
         <w:rPr>
@@ -925,12 +1907,20 @@
           <w:lang w:val="en-US"/>
         </w:rPr>
       </w:pPr>
+      <w:proofErr w:type="spellStart"/>
       <w:r>
         <w:rPr>
           <w:lang w:val="en-US"/>
         </w:rPr>
         <w:lastRenderedPageBreak/>
-        <w:t>Keyin:</w:t>
+        <w:t>Keyin</w:t>
+      </w:r>
+      <w:proofErr w:type="spellEnd"/>
+      <w:r>
+        <w:rPr>
+          <w:lang w:val="en-US"/>
+        </w:rPr>
+        <w:t>:</w:t>
       </w:r>
     </w:p>
     <w:p>
@@ -952,24 +1942,54 @@
           <w:lang w:val="en-US"/>
         </w:rPr>
       </w:pPr>
-      <w:r>
-        <w:rPr>
-          <w:lang w:val="en-US"/>
-        </w:rPr>
-        <w:t>tekshir.</w:t>
-      </w:r>
-    </w:p>
-    <w:p>
-      <w:pPr>
-        <w:rPr>
-          <w:lang w:val="en-US"/>
-        </w:rPr>
-      </w:pPr>
-      <w:r>
-        <w:rPr>
-          <w:lang w:val="en-US"/>
-        </w:rPr>
-        <w:t>Kutiladigan narsa:</w:t>
+      <w:proofErr w:type="spellStart"/>
+      <w:r>
+        <w:rPr>
+          <w:lang w:val="en-US"/>
+        </w:rPr>
+        <w:t>tekshir</w:t>
+      </w:r>
+      <w:proofErr w:type="spellEnd"/>
+      <w:r>
+        <w:rPr>
+          <w:lang w:val="en-US"/>
+        </w:rPr>
+        <w:t>.</w:t>
+      </w:r>
+    </w:p>
+    <w:p>
+      <w:pPr>
+        <w:rPr>
+          <w:lang w:val="en-US"/>
+        </w:rPr>
+      </w:pPr>
+      <w:proofErr w:type="spellStart"/>
+      <w:r>
+        <w:rPr>
+          <w:lang w:val="en-US"/>
+        </w:rPr>
+        <w:t>Kutiladigan</w:t>
+      </w:r>
+      <w:proofErr w:type="spellEnd"/>
+      <w:r>
+        <w:rPr>
+          <w:lang w:val="en-US"/>
+        </w:rPr>
+        <w:t xml:space="preserve"> </w:t>
+      </w:r>
+      <w:proofErr w:type="spellStart"/>
+      <w:r>
+        <w:rPr>
+          <w:lang w:val="en-US"/>
+        </w:rPr>
+        <w:t>narsa</w:t>
+      </w:r>
+      <w:proofErr w:type="spellEnd"/>
+      <w:r>
+        <w:rPr>
+          <w:lang w:val="en-US"/>
+        </w:rPr>
+        <w:t>:</w:t>
       </w:r>
     </w:p>
     <w:p>
@@ -1017,11 +2037,19 @@
           <w:lang w:val="en-US"/>
         </w:rPr>
       </w:pPr>
-      <w:r>
-        <w:rPr>
-          <w:lang w:val="en-US"/>
-        </w:rPr>
-        <w:t>Keyin:</w:t>
+      <w:proofErr w:type="spellStart"/>
+      <w:r>
+        <w:rPr>
+          <w:lang w:val="en-US"/>
+        </w:rPr>
+        <w:t>Keyin</w:t>
+      </w:r>
+      <w:proofErr w:type="spellEnd"/>
+      <w:r>
+        <w:rPr>
+          <w:lang w:val="en-US"/>
+        </w:rPr>
+        <w:t>:</w:t>
       </w:r>
     </w:p>
     <w:p>
@@ -1043,11 +2071,19 @@
           <w:lang w:val="en-US"/>
         </w:rPr>
       </w:pPr>
-      <w:r>
-        <w:rPr>
-          <w:lang w:val="en-US"/>
-        </w:rPr>
-        <w:t>ber.</w:t>
+      <w:proofErr w:type="spellStart"/>
+      <w:r>
+        <w:rPr>
+          <w:lang w:val="en-US"/>
+        </w:rPr>
+        <w:t>ber</w:t>
+      </w:r>
+      <w:proofErr w:type="spellEnd"/>
+      <w:r>
+        <w:rPr>
+          <w:lang w:val="en-US"/>
+        </w:rPr>
+        <w:t>.</w:t>
       </w:r>
     </w:p>
     <w:p>
@@ -1079,20 +2115,132 @@
           <w:bCs/>
           <w:lang w:val="en-US"/>
         </w:rPr>
-        <w:t xml:space="preserve"> Keyingi bosqich — CoreSW2'dagi qolgan VLANlar uchun DHCP</w:t>
-      </w:r>
-    </w:p>
-    <w:p>
-      <w:pPr>
-        <w:rPr>
-          <w:lang w:val="en-US"/>
-        </w:rPr>
-      </w:pPr>
-      <w:r>
-        <w:rPr>
-          <w:lang w:val="en-US"/>
-        </w:rPr>
-        <w:t>Hozir CoreSW2'da tayyor:</w:t>
+        <w:t xml:space="preserve"> </w:t>
+      </w:r>
+      <w:proofErr w:type="spellStart"/>
+      <w:r>
+        <w:rPr>
+          <w:b/>
+          <w:bCs/>
+          <w:lang w:val="en-US"/>
+        </w:rPr>
+        <w:t>Keyingi</w:t>
+      </w:r>
+      <w:proofErr w:type="spellEnd"/>
+      <w:r>
+        <w:rPr>
+          <w:b/>
+          <w:bCs/>
+          <w:lang w:val="en-US"/>
+        </w:rPr>
+        <w:t xml:space="preserve"> </w:t>
+      </w:r>
+      <w:proofErr w:type="spellStart"/>
+      <w:r>
+        <w:rPr>
+          <w:b/>
+          <w:bCs/>
+          <w:lang w:val="en-US"/>
+        </w:rPr>
+        <w:t>bosqich</w:t>
+      </w:r>
+      <w:proofErr w:type="spellEnd"/>
+      <w:r>
+        <w:rPr>
+          <w:b/>
+          <w:bCs/>
+          <w:lang w:val="en-US"/>
+        </w:rPr>
+        <w:t xml:space="preserve"> — CoreSW2'dagi </w:t>
+      </w:r>
+      <w:proofErr w:type="spellStart"/>
+      <w:r>
+        <w:rPr>
+          <w:b/>
+          <w:bCs/>
+          <w:lang w:val="en-US"/>
+        </w:rPr>
+        <w:t>qolgan</w:t>
+      </w:r>
+      <w:proofErr w:type="spellEnd"/>
+      <w:r>
+        <w:rPr>
+          <w:b/>
+          <w:bCs/>
+          <w:lang w:val="en-US"/>
+        </w:rPr>
+        <w:t xml:space="preserve"> </w:t>
+      </w:r>
+      <w:proofErr w:type="spellStart"/>
+      <w:r>
+        <w:rPr>
+          <w:b/>
+          <w:bCs/>
+          <w:lang w:val="en-US"/>
+        </w:rPr>
+        <w:t>VLANlar</w:t>
+      </w:r>
+      <w:proofErr w:type="spellEnd"/>
+      <w:r>
+        <w:rPr>
+          <w:b/>
+          <w:bCs/>
+          <w:lang w:val="en-US"/>
+        </w:rPr>
+        <w:t xml:space="preserve"> </w:t>
+      </w:r>
+      <w:proofErr w:type="spellStart"/>
+      <w:r>
+        <w:rPr>
+          <w:b/>
+          <w:bCs/>
+          <w:lang w:val="en-US"/>
+        </w:rPr>
+        <w:t>uchun</w:t>
+      </w:r>
+      <w:proofErr w:type="spellEnd"/>
+      <w:r>
+        <w:rPr>
+          <w:b/>
+          <w:bCs/>
+          <w:lang w:val="en-US"/>
+        </w:rPr>
+        <w:t xml:space="preserve"> DHCP</w:t>
+      </w:r>
+    </w:p>
+    <w:p>
+      <w:pPr>
+        <w:rPr>
+          <w:lang w:val="en-US"/>
+        </w:rPr>
+      </w:pPr>
+      <w:proofErr w:type="spellStart"/>
+      <w:r>
+        <w:rPr>
+          <w:lang w:val="en-US"/>
+        </w:rPr>
+        <w:t>Hozir</w:t>
+      </w:r>
+      <w:proofErr w:type="spellEnd"/>
+      <w:r>
+        <w:rPr>
+          <w:lang w:val="en-US"/>
+        </w:rPr>
+        <w:t xml:space="preserve"> CoreSW2'da </w:t>
+      </w:r>
+      <w:proofErr w:type="spellStart"/>
+      <w:r>
+        <w:rPr>
+          <w:lang w:val="en-US"/>
+        </w:rPr>
+        <w:t>tayyor</w:t>
+      </w:r>
+      <w:proofErr w:type="spellEnd"/>
+      <w:r>
+        <w:rPr>
+          <w:lang w:val="en-US"/>
+        </w:rPr>
+        <w:t>:</w:t>
       </w:r>
     </w:p>
     <w:p>
@@ -1141,11 +2289,19 @@
           <w:lang w:val="en-US"/>
         </w:rPr>
       </w:pPr>
-      <w:r>
-        <w:rPr>
-          <w:lang w:val="en-US"/>
-        </w:rPr>
-        <w:t>Qolganlari:</w:t>
+      <w:proofErr w:type="spellStart"/>
+      <w:r>
+        <w:rPr>
+          <w:lang w:val="en-US"/>
+        </w:rPr>
+        <w:t>Qolganlari</w:t>
+      </w:r>
+      <w:proofErr w:type="spellEnd"/>
+      <w:r>
+        <w:rPr>
+          <w:lang w:val="en-US"/>
+        </w:rPr>
+        <w:t>:</w:t>
       </w:r>
     </w:p>
     <w:p>
@@ -1219,11 +2375,47 @@
           <w:lang w:val="en-US"/>
         </w:rPr>
       </w:pPr>
-      <w:r>
-        <w:rPr>
-          <w:lang w:val="en-US"/>
-        </w:rPr>
-        <w:t>Ular uchun ham DHCP pool yaratamiz.</w:t>
+      <w:proofErr w:type="spellStart"/>
+      <w:r>
+        <w:rPr>
+          <w:lang w:val="en-US"/>
+        </w:rPr>
+        <w:t>Ular</w:t>
+      </w:r>
+      <w:proofErr w:type="spellEnd"/>
+      <w:r>
+        <w:rPr>
+          <w:lang w:val="en-US"/>
+        </w:rPr>
+        <w:t xml:space="preserve"> </w:t>
+      </w:r>
+      <w:proofErr w:type="spellStart"/>
+      <w:r>
+        <w:rPr>
+          <w:lang w:val="en-US"/>
+        </w:rPr>
+        <w:t>uchun</w:t>
+      </w:r>
+      <w:proofErr w:type="spellEnd"/>
+      <w:r>
+        <w:rPr>
+          <w:lang w:val="en-US"/>
+        </w:rPr>
+        <w:t xml:space="preserve"> ham DHCP pool </w:t>
+      </w:r>
+      <w:proofErr w:type="spellStart"/>
+      <w:r>
+        <w:rPr>
+          <w:lang w:val="en-US"/>
+        </w:rPr>
+        <w:t>yaratamiz</w:t>
+      </w:r>
+      <w:proofErr w:type="spellEnd"/>
+      <w:r>
+        <w:rPr>
+          <w:lang w:val="en-US"/>
+        </w:rPr>
+        <w:t>.</w:t>
       </w:r>
     </w:p>
     <w:p>
@@ -1248,20 +2440,78 @@
           <w:bCs/>
           <w:lang w:val="en-US"/>
         </w:rPr>
-        <w:t xml:space="preserve"> DHCP pool nima qiladi?</w:t>
-      </w:r>
-    </w:p>
-    <w:p>
-      <w:pPr>
-        <w:rPr>
-          <w:lang w:val="en-US"/>
-        </w:rPr>
-      </w:pPr>
-      <w:r>
-        <w:rPr>
-          <w:lang w:val="en-US"/>
-        </w:rPr>
-        <w:t>Masalan VLAN 30 uchun:</w:t>
+        <w:t xml:space="preserve"> DHCP pool </w:t>
+      </w:r>
+      <w:proofErr w:type="spellStart"/>
+      <w:r>
+        <w:rPr>
+          <w:b/>
+          <w:bCs/>
+          <w:lang w:val="en-US"/>
+        </w:rPr>
+        <w:t>nima</w:t>
+      </w:r>
+      <w:proofErr w:type="spellEnd"/>
+      <w:r>
+        <w:rPr>
+          <w:b/>
+          <w:bCs/>
+          <w:lang w:val="en-US"/>
+        </w:rPr>
+        <w:t xml:space="preserve"> </w:t>
+      </w:r>
+      <w:proofErr w:type="spellStart"/>
+      <w:r>
+        <w:rPr>
+          <w:b/>
+          <w:bCs/>
+          <w:lang w:val="en-US"/>
+        </w:rPr>
+        <w:t>qiladi</w:t>
+      </w:r>
+      <w:proofErr w:type="spellEnd"/>
+      <w:r>
+        <w:rPr>
+          <w:b/>
+          <w:bCs/>
+          <w:lang w:val="en-US"/>
+        </w:rPr>
+        <w:t>?</w:t>
+      </w:r>
+    </w:p>
+    <w:p>
+      <w:pPr>
+        <w:rPr>
+          <w:lang w:val="en-US"/>
+        </w:rPr>
+      </w:pPr>
+      <w:proofErr w:type="spellStart"/>
+      <w:r>
+        <w:rPr>
+          <w:lang w:val="en-US"/>
+        </w:rPr>
+        <w:t>Masalan</w:t>
+      </w:r>
+      <w:proofErr w:type="spellEnd"/>
+      <w:r>
+        <w:rPr>
+          <w:lang w:val="en-US"/>
+        </w:rPr>
+        <w:t xml:space="preserve"> VLAN 30 </w:t>
+      </w:r>
+      <w:proofErr w:type="spellStart"/>
+      <w:r>
+        <w:rPr>
+          <w:lang w:val="en-US"/>
+        </w:rPr>
+        <w:t>uchun</w:t>
+      </w:r>
+      <w:proofErr w:type="spellEnd"/>
+      <w:r>
+        <w:rPr>
+          <w:lang w:val="en-US"/>
+        </w:rPr>
+        <w:t>:</w:t>
       </w:r>
     </w:p>
     <w:p>
@@ -1375,24 +2625,118 @@
           <w:lang w:val="en-US"/>
         </w:rPr>
       </w:pPr>
-      <w:r>
-        <w:rPr>
-          <w:lang w:val="en-US"/>
-        </w:rPr>
-        <w:t>ko‘rinishida avtomatik IP beradi.</w:t>
-      </w:r>
-    </w:p>
-    <w:p>
-      <w:pPr>
-        <w:rPr>
-          <w:lang w:val="en-US"/>
-        </w:rPr>
-      </w:pPr>
-      <w:r>
-        <w:rPr>
-          <w:lang w:val="en-US"/>
-        </w:rPr>
-        <w:t>Biz 10.10.x.1–20 oralig‘ini static/reserved IP uchun qoldiramiz.</w:t>
+      <w:proofErr w:type="spellStart"/>
+      <w:proofErr w:type="gramStart"/>
+      <w:r>
+        <w:rPr>
+          <w:lang w:val="en-US"/>
+        </w:rPr>
+        <w:t>ko‘</w:t>
+      </w:r>
+      <w:proofErr w:type="gramEnd"/>
+      <w:r>
+        <w:rPr>
+          <w:lang w:val="en-US"/>
+        </w:rPr>
+        <w:t>rinishida</w:t>
+      </w:r>
+      <w:proofErr w:type="spellEnd"/>
+      <w:r>
+        <w:rPr>
+          <w:lang w:val="en-US"/>
+        </w:rPr>
+        <w:t xml:space="preserve"> </w:t>
+      </w:r>
+      <w:proofErr w:type="spellStart"/>
+      <w:r>
+        <w:rPr>
+          <w:lang w:val="en-US"/>
+        </w:rPr>
+        <w:t>avtomatik</w:t>
+      </w:r>
+      <w:proofErr w:type="spellEnd"/>
+      <w:r>
+        <w:rPr>
+          <w:lang w:val="en-US"/>
+        </w:rPr>
+        <w:t xml:space="preserve"> IP </w:t>
+      </w:r>
+      <w:proofErr w:type="spellStart"/>
+      <w:r>
+        <w:rPr>
+          <w:lang w:val="en-US"/>
+        </w:rPr>
+        <w:t>beradi</w:t>
+      </w:r>
+      <w:proofErr w:type="spellEnd"/>
+      <w:r>
+        <w:rPr>
+          <w:lang w:val="en-US"/>
+        </w:rPr>
+        <w:t>.</w:t>
+      </w:r>
+    </w:p>
+    <w:p>
+      <w:pPr>
+        <w:rPr>
+          <w:lang w:val="en-US"/>
+        </w:rPr>
+      </w:pPr>
+      <w:r>
+        <w:rPr>
+          <w:lang w:val="en-US"/>
+        </w:rPr>
+        <w:t xml:space="preserve">Biz 10.10.x.1–20 </w:t>
+      </w:r>
+      <w:proofErr w:type="spellStart"/>
+      <w:proofErr w:type="gramStart"/>
+      <w:r>
+        <w:rPr>
+          <w:lang w:val="en-US"/>
+        </w:rPr>
+        <w:t>oralig‘</w:t>
+      </w:r>
+      <w:proofErr w:type="gramEnd"/>
+      <w:r>
+        <w:rPr>
+          <w:lang w:val="en-US"/>
+        </w:rPr>
+        <w:t>ini</w:t>
+      </w:r>
+      <w:proofErr w:type="spellEnd"/>
+      <w:r>
+        <w:rPr>
+          <w:lang w:val="en-US"/>
+        </w:rPr>
+        <w:t xml:space="preserve"> static/reserved IP </w:t>
+      </w:r>
+      <w:proofErr w:type="spellStart"/>
+      <w:r>
+        <w:rPr>
+          <w:lang w:val="en-US"/>
+        </w:rPr>
+        <w:t>uchun</w:t>
+      </w:r>
+      <w:proofErr w:type="spellEnd"/>
+      <w:r>
+        <w:rPr>
+          <w:lang w:val="en-US"/>
+        </w:rPr>
+        <w:t xml:space="preserve"> </w:t>
+      </w:r>
+      <w:proofErr w:type="spellStart"/>
+      <w:r>
+        <w:rPr>
+          <w:lang w:val="en-US"/>
+        </w:rPr>
+        <w:t>qoldiramiz</w:t>
+      </w:r>
+      <w:proofErr w:type="spellEnd"/>
+      <w:r>
+        <w:rPr>
+          <w:lang w:val="en-US"/>
+        </w:rPr>
+        <w:t>.</w:t>
       </w:r>
     </w:p>
     <w:p>
@@ -1440,8 +2784,36 @@
           <w:bCs/>
           <w:lang w:val="en-US"/>
         </w:rPr>
-        <w:t xml:space="preserve"> CoreSW2 — qolgan DHCP poollar</w:t>
-      </w:r>
+        <w:t xml:space="preserve"> CoreSW2 — </w:t>
+      </w:r>
+      <w:proofErr w:type="spellStart"/>
+      <w:r>
+        <w:rPr>
+          <w:b/>
+          <w:bCs/>
+          <w:lang w:val="en-US"/>
+        </w:rPr>
+        <w:t>qolgan</w:t>
+      </w:r>
+      <w:proofErr w:type="spellEnd"/>
+      <w:r>
+        <w:rPr>
+          <w:b/>
+          <w:bCs/>
+          <w:lang w:val="en-US"/>
+        </w:rPr>
+        <w:t xml:space="preserve"> DHCP </w:t>
+      </w:r>
+      <w:proofErr w:type="spellStart"/>
+      <w:r>
+        <w:rPr>
+          <w:b/>
+          <w:bCs/>
+          <w:lang w:val="en-US"/>
+        </w:rPr>
+        <w:t>poollar</w:t>
+      </w:r>
+      <w:proofErr w:type="spellEnd"/>
     </w:p>
     <w:p>
       <w:pPr>
@@ -1495,83 +2867,215 @@
           <w:lang w:val="en-US"/>
         </w:rPr>
       </w:pPr>
-      <w:r>
-        <w:rPr>
-          <w:lang w:val="en-US"/>
-        </w:rPr>
-        <w:t>ip dhcp excluded-address 10.10.10.1 10.10.10.20</w:t>
-      </w:r>
-    </w:p>
-    <w:p>
-      <w:pPr>
-        <w:rPr>
-          <w:lang w:val="en-US"/>
-        </w:rPr>
-      </w:pPr>
-      <w:r>
-        <w:rPr>
-          <w:lang w:val="en-US"/>
-        </w:rPr>
-        <w:t>ip dhcp excluded-address 10.10.20.1 10.10.20.20</w:t>
-      </w:r>
-    </w:p>
-    <w:p>
-      <w:pPr>
-        <w:rPr>
-          <w:lang w:val="en-US"/>
-        </w:rPr>
-      </w:pPr>
-      <w:r>
-        <w:rPr>
-          <w:lang w:val="en-US"/>
-        </w:rPr>
-        <w:t>ip dhcp excluded-address 10.10.30.1 10.10.30.20</w:t>
-      </w:r>
-    </w:p>
-    <w:p>
-      <w:pPr>
-        <w:rPr>
-          <w:lang w:val="en-US"/>
-        </w:rPr>
-      </w:pPr>
-      <w:r>
-        <w:rPr>
-          <w:lang w:val="en-US"/>
-        </w:rPr>
-        <w:t>ip dhcp excluded-address 10.10.40.1 10.10.40.20</w:t>
-      </w:r>
-    </w:p>
-    <w:p>
-      <w:pPr>
-        <w:rPr>
-          <w:lang w:val="en-US"/>
-        </w:rPr>
-      </w:pPr>
-      <w:r>
-        <w:rPr>
-          <w:lang w:val="en-US"/>
-        </w:rPr>
-        <w:t>ip dhcp excluded-address 10.10.70.1 10.10.70.20</w:t>
-      </w:r>
-    </w:p>
-    <w:p>
-      <w:pPr>
-        <w:rPr>
-          <w:lang w:val="en-US"/>
-        </w:rPr>
-      </w:pPr>
-    </w:p>
-    <w:p>
-      <w:pPr>
-        <w:rPr>
-          <w:lang w:val="en-US"/>
-        </w:rPr>
-      </w:pPr>
-      <w:r>
-        <w:rPr>
-          <w:lang w:val="en-US"/>
-        </w:rPr>
-        <w:t>ip dhcp pool VLAN10-MANAGEMENT</w:t>
+      <w:proofErr w:type="spellStart"/>
+      <w:r>
+        <w:rPr>
+          <w:lang w:val="en-US"/>
+        </w:rPr>
+        <w:t>ip</w:t>
+      </w:r>
+      <w:proofErr w:type="spellEnd"/>
+      <w:r>
+        <w:rPr>
+          <w:lang w:val="en-US"/>
+        </w:rPr>
+        <w:t xml:space="preserve"> </w:t>
+      </w:r>
+      <w:proofErr w:type="spellStart"/>
+      <w:r>
+        <w:rPr>
+          <w:lang w:val="en-US"/>
+        </w:rPr>
+        <w:t>dhcp</w:t>
+      </w:r>
+      <w:proofErr w:type="spellEnd"/>
+      <w:r>
+        <w:rPr>
+          <w:lang w:val="en-US"/>
+        </w:rPr>
+        <w:t xml:space="preserve"> excluded-address 10.10.10.1 10.10.10.20</w:t>
+      </w:r>
+    </w:p>
+    <w:p>
+      <w:pPr>
+        <w:rPr>
+          <w:lang w:val="en-US"/>
+        </w:rPr>
+      </w:pPr>
+      <w:proofErr w:type="spellStart"/>
+      <w:r>
+        <w:rPr>
+          <w:lang w:val="en-US"/>
+        </w:rPr>
+        <w:t>ip</w:t>
+      </w:r>
+      <w:proofErr w:type="spellEnd"/>
+      <w:r>
+        <w:rPr>
+          <w:lang w:val="en-US"/>
+        </w:rPr>
+        <w:t xml:space="preserve"> </w:t>
+      </w:r>
+      <w:proofErr w:type="spellStart"/>
+      <w:r>
+        <w:rPr>
+          <w:lang w:val="en-US"/>
+        </w:rPr>
+        <w:t>dhcp</w:t>
+      </w:r>
+      <w:proofErr w:type="spellEnd"/>
+      <w:r>
+        <w:rPr>
+          <w:lang w:val="en-US"/>
+        </w:rPr>
+        <w:t xml:space="preserve"> excluded-address 10.10.20.1 10.10.20.20</w:t>
+      </w:r>
+    </w:p>
+    <w:p>
+      <w:pPr>
+        <w:rPr>
+          <w:lang w:val="en-US"/>
+        </w:rPr>
+      </w:pPr>
+      <w:proofErr w:type="spellStart"/>
+      <w:r>
+        <w:rPr>
+          <w:lang w:val="en-US"/>
+        </w:rPr>
+        <w:t>ip</w:t>
+      </w:r>
+      <w:proofErr w:type="spellEnd"/>
+      <w:r>
+        <w:rPr>
+          <w:lang w:val="en-US"/>
+        </w:rPr>
+        <w:t xml:space="preserve"> </w:t>
+      </w:r>
+      <w:proofErr w:type="spellStart"/>
+      <w:r>
+        <w:rPr>
+          <w:lang w:val="en-US"/>
+        </w:rPr>
+        <w:t>dhcp</w:t>
+      </w:r>
+      <w:proofErr w:type="spellEnd"/>
+      <w:r>
+        <w:rPr>
+          <w:lang w:val="en-US"/>
+        </w:rPr>
+        <w:t xml:space="preserve"> excluded-address 10.10.30.1 10.10.30.20</w:t>
+      </w:r>
+    </w:p>
+    <w:p>
+      <w:pPr>
+        <w:rPr>
+          <w:lang w:val="en-US"/>
+        </w:rPr>
+      </w:pPr>
+      <w:proofErr w:type="spellStart"/>
+      <w:r>
+        <w:rPr>
+          <w:lang w:val="en-US"/>
+        </w:rPr>
+        <w:t>ip</w:t>
+      </w:r>
+      <w:proofErr w:type="spellEnd"/>
+      <w:r>
+        <w:rPr>
+          <w:lang w:val="en-US"/>
+        </w:rPr>
+        <w:t xml:space="preserve"> </w:t>
+      </w:r>
+      <w:proofErr w:type="spellStart"/>
+      <w:r>
+        <w:rPr>
+          <w:lang w:val="en-US"/>
+        </w:rPr>
+        <w:t>dhcp</w:t>
+      </w:r>
+      <w:proofErr w:type="spellEnd"/>
+      <w:r>
+        <w:rPr>
+          <w:lang w:val="en-US"/>
+        </w:rPr>
+        <w:t xml:space="preserve"> excluded-address 10.10.40.1 10.10.40.20</w:t>
+      </w:r>
+    </w:p>
+    <w:p>
+      <w:pPr>
+        <w:rPr>
+          <w:lang w:val="en-US"/>
+        </w:rPr>
+      </w:pPr>
+      <w:proofErr w:type="spellStart"/>
+      <w:r>
+        <w:rPr>
+          <w:lang w:val="en-US"/>
+        </w:rPr>
+        <w:t>ip</w:t>
+      </w:r>
+      <w:proofErr w:type="spellEnd"/>
+      <w:r>
+        <w:rPr>
+          <w:lang w:val="en-US"/>
+        </w:rPr>
+        <w:t xml:space="preserve"> </w:t>
+      </w:r>
+      <w:proofErr w:type="spellStart"/>
+      <w:r>
+        <w:rPr>
+          <w:lang w:val="en-US"/>
+        </w:rPr>
+        <w:t>dhcp</w:t>
+      </w:r>
+      <w:proofErr w:type="spellEnd"/>
+      <w:r>
+        <w:rPr>
+          <w:lang w:val="en-US"/>
+        </w:rPr>
+        <w:t xml:space="preserve"> excluded-address 10.10.70.1 10.10.70.20</w:t>
+      </w:r>
+    </w:p>
+    <w:p>
+      <w:pPr>
+        <w:rPr>
+          <w:lang w:val="en-US"/>
+        </w:rPr>
+      </w:pPr>
+    </w:p>
+    <w:p>
+      <w:pPr>
+        <w:rPr>
+          <w:lang w:val="en-US"/>
+        </w:rPr>
+      </w:pPr>
+      <w:proofErr w:type="spellStart"/>
+      <w:r>
+        <w:rPr>
+          <w:lang w:val="en-US"/>
+        </w:rPr>
+        <w:t>ip</w:t>
+      </w:r>
+      <w:proofErr w:type="spellEnd"/>
+      <w:r>
+        <w:rPr>
+          <w:lang w:val="en-US"/>
+        </w:rPr>
+        <w:t xml:space="preserve"> </w:t>
+      </w:r>
+      <w:proofErr w:type="spellStart"/>
+      <w:r>
+        <w:rPr>
+          <w:lang w:val="en-US"/>
+        </w:rPr>
+        <w:t>dhcp</w:t>
+      </w:r>
+      <w:proofErr w:type="spellEnd"/>
+      <w:r>
+        <w:rPr>
+          <w:lang w:val="en-US"/>
+        </w:rPr>
+        <w:t xml:space="preserve"> pool VLAN10-MANAGEMENT</w:t>
       </w:r>
     </w:p>
     <w:p>
@@ -1610,27 +3114,63 @@
         <w:rPr>
           <w:lang w:val="en-US"/>
         </w:rPr>
-        <w:t xml:space="preserve"> dns-server 8.8.8.8</w:t>
-      </w:r>
-    </w:p>
-    <w:p>
-      <w:pPr>
-        <w:rPr>
-          <w:lang w:val="en-US"/>
-        </w:rPr>
-      </w:pPr>
-    </w:p>
-    <w:p>
-      <w:pPr>
-        <w:rPr>
-          <w:lang w:val="en-US"/>
-        </w:rPr>
-      </w:pPr>
-      <w:r>
-        <w:rPr>
-          <w:lang w:val="en-US"/>
-        </w:rPr>
-        <w:t>ip dhcp pool VLAN20-FINANCE</w:t>
+        <w:t xml:space="preserve"> </w:t>
+      </w:r>
+      <w:proofErr w:type="spellStart"/>
+      <w:r>
+        <w:rPr>
+          <w:lang w:val="en-US"/>
+        </w:rPr>
+        <w:t>dns</w:t>
+      </w:r>
+      <w:proofErr w:type="spellEnd"/>
+      <w:r>
+        <w:rPr>
+          <w:lang w:val="en-US"/>
+        </w:rPr>
+        <w:t>-server 8.8.8.8</w:t>
+      </w:r>
+    </w:p>
+    <w:p>
+      <w:pPr>
+        <w:rPr>
+          <w:lang w:val="en-US"/>
+        </w:rPr>
+      </w:pPr>
+    </w:p>
+    <w:p>
+      <w:pPr>
+        <w:rPr>
+          <w:lang w:val="en-US"/>
+        </w:rPr>
+      </w:pPr>
+      <w:proofErr w:type="spellStart"/>
+      <w:r>
+        <w:rPr>
+          <w:lang w:val="en-US"/>
+        </w:rPr>
+        <w:t>ip</w:t>
+      </w:r>
+      <w:proofErr w:type="spellEnd"/>
+      <w:r>
+        <w:rPr>
+          <w:lang w:val="en-US"/>
+        </w:rPr>
+        <w:t xml:space="preserve"> </w:t>
+      </w:r>
+      <w:proofErr w:type="spellStart"/>
+      <w:r>
+        <w:rPr>
+          <w:lang w:val="en-US"/>
+        </w:rPr>
+        <w:t>dhcp</w:t>
+      </w:r>
+      <w:proofErr w:type="spellEnd"/>
+      <w:r>
+        <w:rPr>
+          <w:lang w:val="en-US"/>
+        </w:rPr>
+        <w:t xml:space="preserve"> pool VLAN20-FINANCE</w:t>
       </w:r>
     </w:p>
     <w:p>
@@ -1669,27 +3209,63 @@
         <w:rPr>
           <w:lang w:val="en-US"/>
         </w:rPr>
-        <w:t xml:space="preserve"> dns-server 8.8.8.8</w:t>
-      </w:r>
-    </w:p>
-    <w:p>
-      <w:pPr>
-        <w:rPr>
-          <w:lang w:val="en-US"/>
-        </w:rPr>
-      </w:pPr>
-    </w:p>
-    <w:p>
-      <w:pPr>
-        <w:rPr>
-          <w:lang w:val="en-US"/>
-        </w:rPr>
-      </w:pPr>
-      <w:r>
-        <w:rPr>
-          <w:lang w:val="en-US"/>
-        </w:rPr>
-        <w:t>ip dhcp pool VLAN30-HR</w:t>
+        <w:t xml:space="preserve"> </w:t>
+      </w:r>
+      <w:proofErr w:type="spellStart"/>
+      <w:r>
+        <w:rPr>
+          <w:lang w:val="en-US"/>
+        </w:rPr>
+        <w:t>dns</w:t>
+      </w:r>
+      <w:proofErr w:type="spellEnd"/>
+      <w:r>
+        <w:rPr>
+          <w:lang w:val="en-US"/>
+        </w:rPr>
+        <w:t>-server 8.8.8.8</w:t>
+      </w:r>
+    </w:p>
+    <w:p>
+      <w:pPr>
+        <w:rPr>
+          <w:lang w:val="en-US"/>
+        </w:rPr>
+      </w:pPr>
+    </w:p>
+    <w:p>
+      <w:pPr>
+        <w:rPr>
+          <w:lang w:val="en-US"/>
+        </w:rPr>
+      </w:pPr>
+      <w:proofErr w:type="spellStart"/>
+      <w:r>
+        <w:rPr>
+          <w:lang w:val="en-US"/>
+        </w:rPr>
+        <w:t>ip</w:t>
+      </w:r>
+      <w:proofErr w:type="spellEnd"/>
+      <w:r>
+        <w:rPr>
+          <w:lang w:val="en-US"/>
+        </w:rPr>
+        <w:t xml:space="preserve"> </w:t>
+      </w:r>
+      <w:proofErr w:type="spellStart"/>
+      <w:r>
+        <w:rPr>
+          <w:lang w:val="en-US"/>
+        </w:rPr>
+        <w:t>dhcp</w:t>
+      </w:r>
+      <w:proofErr w:type="spellEnd"/>
+      <w:r>
+        <w:rPr>
+          <w:lang w:val="en-US"/>
+        </w:rPr>
+        <w:t xml:space="preserve"> pool VLAN30-HR</w:t>
       </w:r>
     </w:p>
     <w:p>
@@ -1729,27 +3305,63 @@
         <w:rPr>
           <w:lang w:val="en-US"/>
         </w:rPr>
-        <w:t xml:space="preserve"> dns-server 8.8.8.8</w:t>
-      </w:r>
-    </w:p>
-    <w:p>
-      <w:pPr>
-        <w:rPr>
-          <w:lang w:val="en-US"/>
-        </w:rPr>
-      </w:pPr>
-    </w:p>
-    <w:p>
-      <w:pPr>
-        <w:rPr>
-          <w:lang w:val="en-US"/>
-        </w:rPr>
-      </w:pPr>
-      <w:r>
-        <w:rPr>
-          <w:lang w:val="en-US"/>
-        </w:rPr>
-        <w:t>ip dhcp pool VLAN40-SALES</w:t>
+        <w:t xml:space="preserve"> </w:t>
+      </w:r>
+      <w:proofErr w:type="spellStart"/>
+      <w:r>
+        <w:rPr>
+          <w:lang w:val="en-US"/>
+        </w:rPr>
+        <w:t>dns</w:t>
+      </w:r>
+      <w:proofErr w:type="spellEnd"/>
+      <w:r>
+        <w:rPr>
+          <w:lang w:val="en-US"/>
+        </w:rPr>
+        <w:t>-server 8.8.8.8</w:t>
+      </w:r>
+    </w:p>
+    <w:p>
+      <w:pPr>
+        <w:rPr>
+          <w:lang w:val="en-US"/>
+        </w:rPr>
+      </w:pPr>
+    </w:p>
+    <w:p>
+      <w:pPr>
+        <w:rPr>
+          <w:lang w:val="en-US"/>
+        </w:rPr>
+      </w:pPr>
+      <w:proofErr w:type="spellStart"/>
+      <w:r>
+        <w:rPr>
+          <w:lang w:val="en-US"/>
+        </w:rPr>
+        <w:t>ip</w:t>
+      </w:r>
+      <w:proofErr w:type="spellEnd"/>
+      <w:r>
+        <w:rPr>
+          <w:lang w:val="en-US"/>
+        </w:rPr>
+        <w:t xml:space="preserve"> </w:t>
+      </w:r>
+      <w:proofErr w:type="spellStart"/>
+      <w:r>
+        <w:rPr>
+          <w:lang w:val="en-US"/>
+        </w:rPr>
+        <w:t>dhcp</w:t>
+      </w:r>
+      <w:proofErr w:type="spellEnd"/>
+      <w:r>
+        <w:rPr>
+          <w:lang w:val="en-US"/>
+        </w:rPr>
+        <w:t xml:space="preserve"> pool VLAN40-SALES</w:t>
       </w:r>
     </w:p>
     <w:p>
@@ -1788,27 +3400,63 @@
         <w:rPr>
           <w:lang w:val="en-US"/>
         </w:rPr>
-        <w:t xml:space="preserve"> dns-server 8.8.8.8</w:t>
-      </w:r>
-    </w:p>
-    <w:p>
-      <w:pPr>
-        <w:rPr>
-          <w:lang w:val="en-US"/>
-        </w:rPr>
-      </w:pPr>
-    </w:p>
-    <w:p>
-      <w:pPr>
-        <w:rPr>
-          <w:lang w:val="en-US"/>
-        </w:rPr>
-      </w:pPr>
-      <w:r>
-        <w:rPr>
-          <w:lang w:val="en-US"/>
-        </w:rPr>
-        <w:t>ip dhcp pool VLAN70-SERVERS</w:t>
+        <w:t xml:space="preserve"> </w:t>
+      </w:r>
+      <w:proofErr w:type="spellStart"/>
+      <w:r>
+        <w:rPr>
+          <w:lang w:val="en-US"/>
+        </w:rPr>
+        <w:t>dns</w:t>
+      </w:r>
+      <w:proofErr w:type="spellEnd"/>
+      <w:r>
+        <w:rPr>
+          <w:lang w:val="en-US"/>
+        </w:rPr>
+        <w:t>-server 8.8.8.8</w:t>
+      </w:r>
+    </w:p>
+    <w:p>
+      <w:pPr>
+        <w:rPr>
+          <w:lang w:val="en-US"/>
+        </w:rPr>
+      </w:pPr>
+    </w:p>
+    <w:p>
+      <w:pPr>
+        <w:rPr>
+          <w:lang w:val="en-US"/>
+        </w:rPr>
+      </w:pPr>
+      <w:proofErr w:type="spellStart"/>
+      <w:r>
+        <w:rPr>
+          <w:lang w:val="en-US"/>
+        </w:rPr>
+        <w:t>ip</w:t>
+      </w:r>
+      <w:proofErr w:type="spellEnd"/>
+      <w:r>
+        <w:rPr>
+          <w:lang w:val="en-US"/>
+        </w:rPr>
+        <w:t xml:space="preserve"> </w:t>
+      </w:r>
+      <w:proofErr w:type="spellStart"/>
+      <w:r>
+        <w:rPr>
+          <w:lang w:val="en-US"/>
+        </w:rPr>
+        <w:t>dhcp</w:t>
+      </w:r>
+      <w:proofErr w:type="spellEnd"/>
+      <w:r>
+        <w:rPr>
+          <w:lang w:val="en-US"/>
+        </w:rPr>
+        <w:t xml:space="preserve"> pool VLAN70-SERVERS</w:t>
       </w:r>
     </w:p>
     <w:p>
@@ -1831,20 +3479,35 @@
         </w:rPr>
         <w:t xml:space="preserve"> </w:t>
       </w:r>
-      <w:r>
-        <w:t>default-router 10.10.70.1</w:t>
-      </w:r>
-    </w:p>
-    <w:p>
-      <w:r>
-        <w:t xml:space="preserve"> dns-server 8.8.8.8</w:t>
+      <w:proofErr w:type="spellStart"/>
+      <w:r>
+        <w:t>default-router</w:t>
+      </w:r>
+      <w:proofErr w:type="spellEnd"/>
+      <w:r>
+        <w:t xml:space="preserve"> 10.10.70.1</w:t>
+      </w:r>
+    </w:p>
+    <w:p>
+      <w:r>
+        <w:t xml:space="preserve"> </w:t>
+      </w:r>
+      <w:proofErr w:type="spellStart"/>
+      <w:r>
+        <w:t>dns-server</w:t>
+      </w:r>
+      <w:proofErr w:type="spellEnd"/>
+      <w:r>
+        <w:t xml:space="preserve"> 8.8.8.8</w:t>
       </w:r>
     </w:p>
     <w:p/>
     <w:p>
+      <w:proofErr w:type="spellStart"/>
       <w:r>
         <w:t>end</w:t>
       </w:r>
+      <w:proofErr w:type="spellEnd"/>
     </w:p>
     <w:p>
       <w:r>
@@ -1891,8 +3554,36 @@
           <w:bCs/>
           <w:lang w:val="en-US"/>
         </w:rPr>
-        <w:t xml:space="preserve"> DHCP konfiguratsiyasini tekshiramiz</w:t>
-      </w:r>
+        <w:t xml:space="preserve"> DHCP </w:t>
+      </w:r>
+      <w:proofErr w:type="spellStart"/>
+      <w:r>
+        <w:rPr>
+          <w:b/>
+          <w:bCs/>
+          <w:lang w:val="en-US"/>
+        </w:rPr>
+        <w:t>konfiguratsiyasini</w:t>
+      </w:r>
+      <w:proofErr w:type="spellEnd"/>
+      <w:r>
+        <w:rPr>
+          <w:b/>
+          <w:bCs/>
+          <w:lang w:val="en-US"/>
+        </w:rPr>
+        <w:t xml:space="preserve"> </w:t>
+      </w:r>
+      <w:proofErr w:type="spellStart"/>
+      <w:r>
+        <w:rPr>
+          <w:b/>
+          <w:bCs/>
+          <w:lang w:val="en-US"/>
+        </w:rPr>
+        <w:t>tekshiramiz</w:t>
+      </w:r>
+      <w:proofErr w:type="spellEnd"/>
     </w:p>
     <w:p>
       <w:pPr>
@@ -1917,20 +3608,76 @@
         <w:rPr>
           <w:lang w:val="en-US"/>
         </w:rPr>
-        <w:t>show ip dhcp pool</w:t>
-      </w:r>
-    </w:p>
-    <w:p>
-      <w:pPr>
-        <w:rPr>
-          <w:lang w:val="en-US"/>
-        </w:rPr>
-      </w:pPr>
-      <w:r>
-        <w:rPr>
-          <w:lang w:val="en-US"/>
-        </w:rPr>
-        <w:t xml:space="preserve">Bu yerda jami </w:t>
+        <w:t xml:space="preserve">show </w:t>
+      </w:r>
+      <w:proofErr w:type="spellStart"/>
+      <w:r>
+        <w:rPr>
+          <w:lang w:val="en-US"/>
+        </w:rPr>
+        <w:t>ip</w:t>
+      </w:r>
+      <w:proofErr w:type="spellEnd"/>
+      <w:r>
+        <w:rPr>
+          <w:lang w:val="en-US"/>
+        </w:rPr>
+        <w:t xml:space="preserve"> </w:t>
+      </w:r>
+      <w:proofErr w:type="spellStart"/>
+      <w:r>
+        <w:rPr>
+          <w:lang w:val="en-US"/>
+        </w:rPr>
+        <w:t>dhcp</w:t>
+      </w:r>
+      <w:proofErr w:type="spellEnd"/>
+      <w:r>
+        <w:rPr>
+          <w:lang w:val="en-US"/>
+        </w:rPr>
+        <w:t xml:space="preserve"> pool</w:t>
+      </w:r>
+    </w:p>
+    <w:p>
+      <w:pPr>
+        <w:rPr>
+          <w:lang w:val="en-US"/>
+        </w:rPr>
+      </w:pPr>
+      <w:r>
+        <w:rPr>
+          <w:lang w:val="en-US"/>
+        </w:rPr>
+        <w:t xml:space="preserve">Bu </w:t>
+      </w:r>
+      <w:proofErr w:type="spellStart"/>
+      <w:r>
+        <w:rPr>
+          <w:lang w:val="en-US"/>
+        </w:rPr>
+        <w:t>yerda</w:t>
+      </w:r>
+      <w:proofErr w:type="spellEnd"/>
+      <w:r>
+        <w:rPr>
+          <w:lang w:val="en-US"/>
+        </w:rPr>
+        <w:t xml:space="preserve"> </w:t>
+      </w:r>
+      <w:proofErr w:type="spellStart"/>
+      <w:r>
+        <w:rPr>
+          <w:lang w:val="en-US"/>
+        </w:rPr>
+        <w:t>jami</w:t>
+      </w:r>
+      <w:proofErr w:type="spellEnd"/>
+      <w:r>
+        <w:rPr>
+          <w:lang w:val="en-US"/>
+        </w:rPr>
+        <w:t xml:space="preserve"> </w:t>
       </w:r>
       <w:r>
         <w:rPr>
@@ -1944,7 +3691,43 @@
         <w:rPr>
           <w:lang w:val="en-US"/>
         </w:rPr>
-        <w:t xml:space="preserve"> bo‘lishi kerak:</w:t>
+        <w:t xml:space="preserve"> </w:t>
+      </w:r>
+      <w:proofErr w:type="spellStart"/>
+      <w:proofErr w:type="gramStart"/>
+      <w:r>
+        <w:rPr>
+          <w:lang w:val="en-US"/>
+        </w:rPr>
+        <w:t>bo‘</w:t>
+      </w:r>
+      <w:proofErr w:type="gramEnd"/>
+      <w:r>
+        <w:rPr>
+          <w:lang w:val="en-US"/>
+        </w:rPr>
+        <w:t>lishi</w:t>
+      </w:r>
+      <w:proofErr w:type="spellEnd"/>
+      <w:r>
+        <w:rPr>
+          <w:lang w:val="en-US"/>
+        </w:rPr>
+        <w:t xml:space="preserve"> </w:t>
+      </w:r>
+      <w:proofErr w:type="spellStart"/>
+      <w:r>
+        <w:rPr>
+          <w:lang w:val="en-US"/>
+        </w:rPr>
+        <w:t>kerak</w:t>
+      </w:r>
+      <w:proofErr w:type="spellEnd"/>
+      <w:r>
+        <w:rPr>
+          <w:lang w:val="en-US"/>
+        </w:rPr>
+        <w:t>:</w:t>
       </w:r>
     </w:p>
     <w:p>
@@ -2044,37 +3827,179 @@
           <w:lang w:val="en-US"/>
         </w:rPr>
       </w:pPr>
-      <w:r>
-        <w:rPr>
-          <w:lang w:val="en-US"/>
-        </w:rPr>
-        <w:t>Keyin:</w:t>
-      </w:r>
-    </w:p>
-    <w:p>
-      <w:pPr>
-        <w:rPr>
-          <w:lang w:val="en-US"/>
-        </w:rPr>
-      </w:pPr>
-      <w:r>
-        <w:rPr>
-          <w:lang w:val="en-US"/>
-        </w:rPr>
-        <w:t>show ip dhcp binding</w:t>
-      </w:r>
-    </w:p>
-    <w:p>
-      <w:pPr>
-        <w:rPr>
-          <w:lang w:val="en-US"/>
-        </w:rPr>
-      </w:pPr>
-      <w:r>
-        <w:rPr>
-          <w:lang w:val="en-US"/>
-        </w:rPr>
-        <w:t>Bu yerda hozircha VLAN 50 va VLAN 60 dagi PC'larning lease'lari ko‘rinadi.</w:t>
+      <w:proofErr w:type="spellStart"/>
+      <w:r>
+        <w:rPr>
+          <w:lang w:val="en-US"/>
+        </w:rPr>
+        <w:t>Keyin</w:t>
+      </w:r>
+      <w:proofErr w:type="spellEnd"/>
+      <w:r>
+        <w:rPr>
+          <w:lang w:val="en-US"/>
+        </w:rPr>
+        <w:t>:</w:t>
+      </w:r>
+    </w:p>
+    <w:p>
+      <w:pPr>
+        <w:rPr>
+          <w:lang w:val="en-US"/>
+        </w:rPr>
+      </w:pPr>
+      <w:r>
+        <w:rPr>
+          <w:lang w:val="en-US"/>
+        </w:rPr>
+        <w:t xml:space="preserve">show </w:t>
+      </w:r>
+      <w:proofErr w:type="spellStart"/>
+      <w:r>
+        <w:rPr>
+          <w:lang w:val="en-US"/>
+        </w:rPr>
+        <w:t>ip</w:t>
+      </w:r>
+      <w:proofErr w:type="spellEnd"/>
+      <w:r>
+        <w:rPr>
+          <w:lang w:val="en-US"/>
+        </w:rPr>
+        <w:t xml:space="preserve"> </w:t>
+      </w:r>
+      <w:proofErr w:type="spellStart"/>
+      <w:r>
+        <w:rPr>
+          <w:lang w:val="en-US"/>
+        </w:rPr>
+        <w:t>dhcp</w:t>
+      </w:r>
+      <w:proofErr w:type="spellEnd"/>
+      <w:r>
+        <w:rPr>
+          <w:lang w:val="en-US"/>
+        </w:rPr>
+        <w:t xml:space="preserve"> binding</w:t>
+      </w:r>
+    </w:p>
+    <w:p>
+      <w:pPr>
+        <w:rPr>
+          <w:lang w:val="en-US"/>
+        </w:rPr>
+      </w:pPr>
+      <w:r>
+        <w:rPr>
+          <w:lang w:val="en-US"/>
+        </w:rPr>
+        <w:t xml:space="preserve">Bu </w:t>
+      </w:r>
+      <w:proofErr w:type="spellStart"/>
+      <w:r>
+        <w:rPr>
+          <w:lang w:val="en-US"/>
+        </w:rPr>
+        <w:t>yerda</w:t>
+      </w:r>
+      <w:proofErr w:type="spellEnd"/>
+      <w:r>
+        <w:rPr>
+          <w:lang w:val="en-US"/>
+        </w:rPr>
+        <w:t xml:space="preserve"> </w:t>
+      </w:r>
+      <w:proofErr w:type="spellStart"/>
+      <w:r>
+        <w:rPr>
+          <w:lang w:val="en-US"/>
+        </w:rPr>
+        <w:t>hozircha</w:t>
+      </w:r>
+      <w:proofErr w:type="spellEnd"/>
+      <w:r>
+        <w:rPr>
+          <w:lang w:val="en-US"/>
+        </w:rPr>
+        <w:t xml:space="preserve"> VLAN 50 </w:t>
+      </w:r>
+      <w:proofErr w:type="spellStart"/>
+      <w:r>
+        <w:rPr>
+          <w:lang w:val="en-US"/>
+        </w:rPr>
+        <w:t>va</w:t>
+      </w:r>
+      <w:proofErr w:type="spellEnd"/>
+      <w:r>
+        <w:rPr>
+          <w:lang w:val="en-US"/>
+        </w:rPr>
+        <w:t xml:space="preserve"> VLAN 60 </w:t>
+      </w:r>
+      <w:proofErr w:type="spellStart"/>
+      <w:r>
+        <w:rPr>
+          <w:lang w:val="en-US"/>
+        </w:rPr>
+        <w:t>dagi</w:t>
+      </w:r>
+      <w:proofErr w:type="spellEnd"/>
+      <w:r>
+        <w:rPr>
+          <w:lang w:val="en-US"/>
+        </w:rPr>
+        <w:t xml:space="preserve"> </w:t>
+      </w:r>
+      <w:proofErr w:type="spellStart"/>
+      <w:r>
+        <w:rPr>
+          <w:lang w:val="en-US"/>
+        </w:rPr>
+        <w:t>PC'larning</w:t>
+      </w:r>
+      <w:proofErr w:type="spellEnd"/>
+      <w:r>
+        <w:rPr>
+          <w:lang w:val="en-US"/>
+        </w:rPr>
+        <w:t xml:space="preserve"> </w:t>
+      </w:r>
+      <w:proofErr w:type="spellStart"/>
+      <w:r>
+        <w:rPr>
+          <w:lang w:val="en-US"/>
+        </w:rPr>
+        <w:t>lease'lari</w:t>
+      </w:r>
+      <w:proofErr w:type="spellEnd"/>
+      <w:r>
+        <w:rPr>
+          <w:lang w:val="en-US"/>
+        </w:rPr>
+        <w:t xml:space="preserve"> </w:t>
+      </w:r>
+      <w:proofErr w:type="spellStart"/>
+      <w:proofErr w:type="gramStart"/>
+      <w:r>
+        <w:rPr>
+          <w:lang w:val="en-US"/>
+        </w:rPr>
+        <w:t>ko‘</w:t>
+      </w:r>
+      <w:proofErr w:type="gramEnd"/>
+      <w:r>
+        <w:rPr>
+          <w:lang w:val="en-US"/>
+        </w:rPr>
+        <w:t>rinadi</w:t>
+      </w:r>
+      <w:proofErr w:type="spellEnd"/>
+      <w:r>
+        <w:rPr>
+          <w:lang w:val="en-US"/>
+        </w:rPr>
+        <w:t>.</w:t>
       </w:r>
     </w:p>
     <w:p>
@@ -2123,34 +4048,108 @@
           <w:bCs/>
           <w:lang w:val="en-US"/>
         </w:rPr>
-        <w:t xml:space="preserve"> Endi real test</w:t>
-      </w:r>
-    </w:p>
-    <w:p>
-      <w:pPr>
-        <w:rPr>
-          <w:lang w:val="en-US"/>
-        </w:rPr>
-      </w:pPr>
-      <w:r>
-        <w:rPr>
-          <w:lang w:val="en-US"/>
-        </w:rPr>
-        <w:t xml:space="preserve">Endi </w:t>
-      </w:r>
-      <w:r>
-        <w:rPr>
-          <w:b/>
-          <w:bCs/>
-          <w:lang w:val="en-US"/>
-        </w:rPr>
-        <w:t>CoreSW2 tomonidagi VLAN 10 PC</w:t>
-      </w:r>
-      <w:r>
-        <w:rPr>
-          <w:lang w:val="en-US"/>
-        </w:rPr>
-        <w:t>ni topib:</w:t>
+        <w:t xml:space="preserve"> </w:t>
+      </w:r>
+      <w:proofErr w:type="spellStart"/>
+      <w:r>
+        <w:rPr>
+          <w:b/>
+          <w:bCs/>
+          <w:lang w:val="en-US"/>
+        </w:rPr>
+        <w:t>Endi</w:t>
+      </w:r>
+      <w:proofErr w:type="spellEnd"/>
+      <w:r>
+        <w:rPr>
+          <w:b/>
+          <w:bCs/>
+          <w:lang w:val="en-US"/>
+        </w:rPr>
+        <w:t xml:space="preserve"> real test</w:t>
+      </w:r>
+    </w:p>
+    <w:p>
+      <w:pPr>
+        <w:rPr>
+          <w:lang w:val="en-US"/>
+        </w:rPr>
+      </w:pPr>
+      <w:proofErr w:type="spellStart"/>
+      <w:r>
+        <w:rPr>
+          <w:lang w:val="en-US"/>
+        </w:rPr>
+        <w:t>Endi</w:t>
+      </w:r>
+      <w:proofErr w:type="spellEnd"/>
+      <w:r>
+        <w:rPr>
+          <w:lang w:val="en-US"/>
+        </w:rPr>
+        <w:t xml:space="preserve"> </w:t>
+      </w:r>
+      <w:r>
+        <w:rPr>
+          <w:b/>
+          <w:bCs/>
+          <w:lang w:val="en-US"/>
+        </w:rPr>
+        <w:t xml:space="preserve">CoreSW2 </w:t>
+      </w:r>
+      <w:proofErr w:type="spellStart"/>
+      <w:r>
+        <w:rPr>
+          <w:b/>
+          <w:bCs/>
+          <w:lang w:val="en-US"/>
+        </w:rPr>
+        <w:t>tomonidagi</w:t>
+      </w:r>
+      <w:proofErr w:type="spellEnd"/>
+      <w:r>
+        <w:rPr>
+          <w:b/>
+          <w:bCs/>
+          <w:lang w:val="en-US"/>
+        </w:rPr>
+        <w:t xml:space="preserve"> VLAN 10 </w:t>
+      </w:r>
+      <w:proofErr w:type="spellStart"/>
+      <w:r>
+        <w:rPr>
+          <w:b/>
+          <w:bCs/>
+          <w:lang w:val="en-US"/>
+        </w:rPr>
+        <w:t>PC</w:t>
+      </w:r>
+      <w:r>
+        <w:rPr>
+          <w:lang w:val="en-US"/>
+        </w:rPr>
+        <w:t>ni</w:t>
+      </w:r>
+      <w:proofErr w:type="spellEnd"/>
+      <w:r>
+        <w:rPr>
+          <w:lang w:val="en-US"/>
+        </w:rPr>
+        <w:t xml:space="preserve"> </w:t>
+      </w:r>
+      <w:proofErr w:type="spellStart"/>
+      <w:r>
+        <w:rPr>
+          <w:lang w:val="en-US"/>
+        </w:rPr>
+        <w:t>topib</w:t>
+      </w:r>
+      <w:proofErr w:type="spellEnd"/>
+      <w:r>
+        <w:rPr>
+          <w:lang w:val="en-US"/>
+        </w:rPr>
+        <w:t>:</w:t>
       </w:r>
     </w:p>
     <w:p>
@@ -2174,24 +4173,40 @@
           <w:lang w:val="en-US"/>
         </w:rPr>
       </w:pPr>
-      <w:r>
-        <w:rPr>
-          <w:lang w:val="en-US"/>
-        </w:rPr>
-        <w:t>qilamiz.</w:t>
-      </w:r>
-    </w:p>
-    <w:p>
-      <w:pPr>
-        <w:rPr>
-          <w:lang w:val="en-US"/>
-        </w:rPr>
-      </w:pPr>
-      <w:r>
-        <w:rPr>
-          <w:lang w:val="en-US"/>
-        </w:rPr>
-        <w:t>Keyin:</w:t>
+      <w:proofErr w:type="spellStart"/>
+      <w:r>
+        <w:rPr>
+          <w:lang w:val="en-US"/>
+        </w:rPr>
+        <w:t>qilamiz</w:t>
+      </w:r>
+      <w:proofErr w:type="spellEnd"/>
+      <w:r>
+        <w:rPr>
+          <w:lang w:val="en-US"/>
+        </w:rPr>
+        <w:t>.</w:t>
+      </w:r>
+    </w:p>
+    <w:p>
+      <w:pPr>
+        <w:rPr>
+          <w:lang w:val="en-US"/>
+        </w:rPr>
+      </w:pPr>
+      <w:proofErr w:type="spellStart"/>
+      <w:r>
+        <w:rPr>
+          <w:lang w:val="en-US"/>
+        </w:rPr>
+        <w:t>Keyin</w:t>
+      </w:r>
+      <w:proofErr w:type="spellEnd"/>
+      <w:r>
+        <w:rPr>
+          <w:lang w:val="en-US"/>
+        </w:rPr>
+        <w:t>:</w:t>
       </w:r>
     </w:p>
     <w:p>
@@ -2213,11 +4228,19 @@
           <w:lang w:val="en-US"/>
         </w:rPr>
       </w:pPr>
-      <w:r>
-        <w:rPr>
-          <w:lang w:val="en-US"/>
-        </w:rPr>
-        <w:t>Kutiladigan:</w:t>
+      <w:proofErr w:type="spellStart"/>
+      <w:r>
+        <w:rPr>
+          <w:lang w:val="en-US"/>
+        </w:rPr>
+        <w:t>Kutiladigan</w:t>
+      </w:r>
+      <w:proofErr w:type="spellEnd"/>
+      <w:r>
+        <w:rPr>
+          <w:lang w:val="en-US"/>
+        </w:rPr>
+        <w:t>:</w:t>
       </w:r>
     </w:p>
     <w:p>
@@ -2265,11 +4288,19 @@
           <w:lang w:val="en-US"/>
         </w:rPr>
       </w:pPr>
-      <w:r>
-        <w:rPr>
-          <w:lang w:val="en-US"/>
-        </w:rPr>
-        <w:t>va:</w:t>
+      <w:proofErr w:type="spellStart"/>
+      <w:r>
+        <w:rPr>
+          <w:lang w:val="en-US"/>
+        </w:rPr>
+        <w:t>va</w:t>
+      </w:r>
+      <w:proofErr w:type="spellEnd"/>
+      <w:r>
+        <w:rPr>
+          <w:lang w:val="en-US"/>
+        </w:rPr>
+        <w:t>:</w:t>
       </w:r>
     </w:p>
     <w:p>
@@ -2323,20 +4354,120 @@
         <w:rPr>
           <w:lang w:val="en-US"/>
         </w:rPr>
-        <w:t>CoreSW2 ham o‘zidagi VLAN subnetlarini OSPF orqali e'lon qilishi kerak.</w:t>
-      </w:r>
-    </w:p>
-    <w:p>
-      <w:pPr>
-        <w:rPr>
-          <w:lang w:val="en-US"/>
-        </w:rPr>
-      </w:pPr>
-      <w:r>
-        <w:rPr>
-          <w:lang w:val="en-US"/>
-        </w:rPr>
-        <w:t>Shunda:</w:t>
+        <w:t xml:space="preserve">CoreSW2 ham </w:t>
+      </w:r>
+      <w:proofErr w:type="spellStart"/>
+      <w:proofErr w:type="gramStart"/>
+      <w:r>
+        <w:rPr>
+          <w:lang w:val="en-US"/>
+        </w:rPr>
+        <w:t>o‘</w:t>
+      </w:r>
+      <w:proofErr w:type="gramEnd"/>
+      <w:r>
+        <w:rPr>
+          <w:lang w:val="en-US"/>
+        </w:rPr>
+        <w:t>zidagi</w:t>
+      </w:r>
+      <w:proofErr w:type="spellEnd"/>
+      <w:r>
+        <w:rPr>
+          <w:lang w:val="en-US"/>
+        </w:rPr>
+        <w:t xml:space="preserve"> VLAN </w:t>
+      </w:r>
+      <w:proofErr w:type="spellStart"/>
+      <w:r>
+        <w:rPr>
+          <w:lang w:val="en-US"/>
+        </w:rPr>
+        <w:t>subnetlarini</w:t>
+      </w:r>
+      <w:proofErr w:type="spellEnd"/>
+      <w:r>
+        <w:rPr>
+          <w:lang w:val="en-US"/>
+        </w:rPr>
+        <w:t xml:space="preserve"> OSPF </w:t>
+      </w:r>
+      <w:proofErr w:type="spellStart"/>
+      <w:r>
+        <w:rPr>
+          <w:lang w:val="en-US"/>
+        </w:rPr>
+        <w:t>orqali</w:t>
+      </w:r>
+      <w:proofErr w:type="spellEnd"/>
+      <w:r>
+        <w:rPr>
+          <w:lang w:val="en-US"/>
+        </w:rPr>
+        <w:t xml:space="preserve"> </w:t>
+      </w:r>
+      <w:proofErr w:type="spellStart"/>
+      <w:r>
+        <w:rPr>
+          <w:lang w:val="en-US"/>
+        </w:rPr>
+        <w:t>e'lon</w:t>
+      </w:r>
+      <w:proofErr w:type="spellEnd"/>
+      <w:r>
+        <w:rPr>
+          <w:lang w:val="en-US"/>
+        </w:rPr>
+        <w:t xml:space="preserve"> </w:t>
+      </w:r>
+      <w:proofErr w:type="spellStart"/>
+      <w:r>
+        <w:rPr>
+          <w:lang w:val="en-US"/>
+        </w:rPr>
+        <w:t>qilishi</w:t>
+      </w:r>
+      <w:proofErr w:type="spellEnd"/>
+      <w:r>
+        <w:rPr>
+          <w:lang w:val="en-US"/>
+        </w:rPr>
+        <w:t xml:space="preserve"> </w:t>
+      </w:r>
+      <w:proofErr w:type="spellStart"/>
+      <w:r>
+        <w:rPr>
+          <w:lang w:val="en-US"/>
+        </w:rPr>
+        <w:t>kerak</w:t>
+      </w:r>
+      <w:proofErr w:type="spellEnd"/>
+      <w:r>
+        <w:rPr>
+          <w:lang w:val="en-US"/>
+        </w:rPr>
+        <w:t>.</w:t>
+      </w:r>
+    </w:p>
+    <w:p>
+      <w:pPr>
+        <w:rPr>
+          <w:lang w:val="en-US"/>
+        </w:rPr>
+      </w:pPr>
+      <w:proofErr w:type="spellStart"/>
+      <w:r>
+        <w:rPr>
+          <w:lang w:val="en-US"/>
+        </w:rPr>
+        <w:t>Shunda</w:t>
+      </w:r>
+      <w:proofErr w:type="spellEnd"/>
+      <w:r>
+        <w:rPr>
+          <w:lang w:val="en-US"/>
+        </w:rPr>
+        <w:t>:</w:t>
       </w:r>
     </w:p>
     <w:p>
@@ -2622,11 +4753,27 @@
           <w:lang w:val="en-US"/>
         </w:rPr>
       </w:pPr>
-      <w:r>
-        <w:rPr>
-          <w:lang w:val="en-US"/>
-        </w:rPr>
-        <w:t>bo‘ladi.</w:t>
+      <w:proofErr w:type="spellStart"/>
+      <w:proofErr w:type="gramStart"/>
+      <w:r>
+        <w:rPr>
+          <w:lang w:val="en-US"/>
+        </w:rPr>
+        <w:t>bo‘</w:t>
+      </w:r>
+      <w:proofErr w:type="gramEnd"/>
+      <w:r>
+        <w:rPr>
+          <w:lang w:val="en-US"/>
+        </w:rPr>
+        <w:t>ladi</w:t>
+      </w:r>
+      <w:proofErr w:type="spellEnd"/>
+      <w:r>
+        <w:rPr>
+          <w:lang w:val="en-US"/>
+        </w:rPr>
+        <w:t>.</w:t>
       </w:r>
     </w:p>
     <w:p>
@@ -2690,7 +4837,21 @@
         <w:rPr>
           <w:lang w:val="en-US"/>
         </w:rPr>
-        <w:t>router ospf 1</w:t>
+        <w:t xml:space="preserve">router </w:t>
+      </w:r>
+      <w:proofErr w:type="spellStart"/>
+      <w:r>
+        <w:rPr>
+          <w:lang w:val="en-US"/>
+        </w:rPr>
+        <w:t>ospf</w:t>
+      </w:r>
+      <w:proofErr w:type="spellEnd"/>
+      <w:r>
+        <w:rPr>
+          <w:lang w:val="en-US"/>
+        </w:rPr>
+        <w:t xml:space="preserve"> 1</w:t>
       </w:r>
     </w:p>
     <w:p>
@@ -2821,16 +4982,78 @@
         <w:rPr>
           <w:lang w:val="en-US"/>
         </w:rPr>
-        <w:t xml:space="preserve">Bu yerda </w:t>
-      </w:r>
-      <w:r>
-        <w:rPr>
-          <w:b/>
-          <w:bCs/>
-          <w:lang w:val="en-US"/>
-        </w:rPr>
-        <w:t>mavjud 10.0.0.12/30 networkni o‘zgartirmaymiz</w:t>
-      </w:r>
+        <w:t xml:space="preserve">Bu </w:t>
+      </w:r>
+      <w:proofErr w:type="spellStart"/>
+      <w:r>
+        <w:rPr>
+          <w:lang w:val="en-US"/>
+        </w:rPr>
+        <w:t>yerda</w:t>
+      </w:r>
+      <w:proofErr w:type="spellEnd"/>
+      <w:r>
+        <w:rPr>
+          <w:lang w:val="en-US"/>
+        </w:rPr>
+        <w:t xml:space="preserve"> </w:t>
+      </w:r>
+      <w:proofErr w:type="spellStart"/>
+      <w:r>
+        <w:rPr>
+          <w:b/>
+          <w:bCs/>
+          <w:lang w:val="en-US"/>
+        </w:rPr>
+        <w:t>mavjud</w:t>
+      </w:r>
+      <w:proofErr w:type="spellEnd"/>
+      <w:r>
+        <w:rPr>
+          <w:b/>
+          <w:bCs/>
+          <w:lang w:val="en-US"/>
+        </w:rPr>
+        <w:t xml:space="preserve"> 10.0.0.12/30 </w:t>
+      </w:r>
+      <w:proofErr w:type="spellStart"/>
+      <w:r>
+        <w:rPr>
+          <w:b/>
+          <w:bCs/>
+          <w:lang w:val="en-US"/>
+        </w:rPr>
+        <w:t>networkni</w:t>
+      </w:r>
+      <w:proofErr w:type="spellEnd"/>
+      <w:r>
+        <w:rPr>
+          <w:b/>
+          <w:bCs/>
+          <w:lang w:val="en-US"/>
+        </w:rPr>
+        <w:t xml:space="preserve"> </w:t>
+      </w:r>
+      <w:proofErr w:type="spellStart"/>
+      <w:proofErr w:type="gramStart"/>
+      <w:r>
+        <w:rPr>
+          <w:b/>
+          <w:bCs/>
+          <w:lang w:val="en-US"/>
+        </w:rPr>
+        <w:t>o‘</w:t>
+      </w:r>
+      <w:proofErr w:type="gramEnd"/>
+      <w:r>
+        <w:rPr>
+          <w:b/>
+          <w:bCs/>
+          <w:lang w:val="en-US"/>
+        </w:rPr>
+        <w:t>zgartirmaymiz</w:t>
+      </w:r>
+      <w:proofErr w:type="spellEnd"/>
       <w:r>
         <w:rPr>
           <w:lang w:val="en-US"/>
@@ -2860,8 +5083,36 @@
           <w:bCs/>
           <w:lang w:val="en-US"/>
         </w:rPr>
-        <w:t xml:space="preserve"> Keyin tekshiramiz</w:t>
-      </w:r>
+        <w:t xml:space="preserve"> </w:t>
+      </w:r>
+      <w:proofErr w:type="spellStart"/>
+      <w:r>
+        <w:rPr>
+          <w:b/>
+          <w:bCs/>
+          <w:lang w:val="en-US"/>
+        </w:rPr>
+        <w:t>Keyin</w:t>
+      </w:r>
+      <w:proofErr w:type="spellEnd"/>
+      <w:r>
+        <w:rPr>
+          <w:b/>
+          <w:bCs/>
+          <w:lang w:val="en-US"/>
+        </w:rPr>
+        <w:t xml:space="preserve"> </w:t>
+      </w:r>
+      <w:proofErr w:type="spellStart"/>
+      <w:r>
+        <w:rPr>
+          <w:b/>
+          <w:bCs/>
+          <w:lang w:val="en-US"/>
+        </w:rPr>
+        <w:t>tekshiramiz</w:t>
+      </w:r>
+      <w:proofErr w:type="spellEnd"/>
     </w:p>
     <w:p>
       <w:pPr>
@@ -2886,82 +5137,395 @@
         <w:rPr>
           <w:lang w:val="en-US"/>
         </w:rPr>
-        <w:t>show running-config | section router ospf</w:t>
-      </w:r>
-    </w:p>
-    <w:p>
-      <w:r>
-        <w:t>va:</w:t>
-      </w:r>
-    </w:p>
-    <w:p>
-      <w:r>
-        <w:t>show ip route ospf</w:t>
-      </w:r>
-    </w:p>
-    <w:p>
-      <w:pPr>
-        <w:rPr>
-          <w:lang w:val="en-US"/>
-        </w:rPr>
-      </w:pPr>
-    </w:p>
-    <w:p>
-      <w:pPr>
-        <w:rPr>
-          <w:lang w:val="en-US"/>
-        </w:rPr>
-      </w:pPr>
-    </w:p>
-    <w:p>
-      <w:pPr>
-        <w:rPr>
-          <w:lang w:val="en-US"/>
-        </w:rPr>
-      </w:pPr>
-    </w:p>
-    <w:p>
-      <w:pPr>
-        <w:rPr>
-          <w:lang w:val="en-US"/>
-        </w:rPr>
-      </w:pPr>
-    </w:p>
-    <w:p>
-      <w:pPr>
-        <w:rPr>
-          <w:lang w:val="en-US"/>
-        </w:rPr>
-      </w:pPr>
-      <w:r>
-        <w:rPr>
-          <w:lang w:val="en-US"/>
-        </w:rPr>
-        <w:t xml:space="preserve">Ha, endi </w:t>
-      </w:r>
-      <w:r>
-        <w:rPr>
-          <w:b/>
-          <w:bCs/>
-          <w:lang w:val="en-US"/>
-        </w:rPr>
-        <w:t>VLAN 10 ni ko‘chirish uchun kerak bo‘lgan barcha ma’lumot qo‘limizda</w:t>
-      </w:r>
-      <w:r>
-        <w:rPr>
-          <w:lang w:val="en-US"/>
-        </w:rPr>
-        <w:t>. Hozir faqat VLAN 10 bilan ishlaymiz; qolgan VLANlarga tegmaymiz.</w:t>
-      </w:r>
-    </w:p>
-    <w:p>
-      <w:pPr>
-        <w:rPr>
-          <w:b/>
-          <w:bCs/>
-          <w:lang w:val="en-US"/>
-        </w:rPr>
-      </w:pPr>
+        <w:t xml:space="preserve">show running-config | section router </w:t>
+      </w:r>
+      <w:proofErr w:type="spellStart"/>
+      <w:r>
+        <w:rPr>
+          <w:lang w:val="en-US"/>
+        </w:rPr>
+        <w:t>ospf</w:t>
+      </w:r>
+      <w:proofErr w:type="spellEnd"/>
+    </w:p>
+    <w:p>
+      <w:pPr>
+        <w:rPr>
+          <w:lang w:val="en-US"/>
+        </w:rPr>
+      </w:pPr>
+      <w:proofErr w:type="spellStart"/>
+      <w:r>
+        <w:rPr>
+          <w:lang w:val="en-US"/>
+        </w:rPr>
+        <w:t>va</w:t>
+      </w:r>
+      <w:proofErr w:type="spellEnd"/>
+      <w:r>
+        <w:rPr>
+          <w:lang w:val="en-US"/>
+        </w:rPr>
+        <w:t>:</w:t>
+      </w:r>
+    </w:p>
+    <w:p>
+      <w:pPr>
+        <w:rPr>
+          <w:lang w:val="en-US"/>
+        </w:rPr>
+      </w:pPr>
+      <w:r>
+        <w:rPr>
+          <w:lang w:val="en-US"/>
+        </w:rPr>
+        <w:t xml:space="preserve">show </w:t>
+      </w:r>
+      <w:proofErr w:type="spellStart"/>
+      <w:r>
+        <w:rPr>
+          <w:lang w:val="en-US"/>
+        </w:rPr>
+        <w:t>ip</w:t>
+      </w:r>
+      <w:proofErr w:type="spellEnd"/>
+      <w:r>
+        <w:rPr>
+          <w:lang w:val="en-US"/>
+        </w:rPr>
+        <w:t xml:space="preserve"> route </w:t>
+      </w:r>
+      <w:proofErr w:type="spellStart"/>
+      <w:r>
+        <w:rPr>
+          <w:lang w:val="en-US"/>
+        </w:rPr>
+        <w:t>ospf</w:t>
+      </w:r>
+      <w:proofErr w:type="spellEnd"/>
+    </w:p>
+    <w:p>
+      <w:pPr>
+        <w:rPr>
+          <w:lang w:val="en-US"/>
+        </w:rPr>
+      </w:pPr>
+    </w:p>
+    <w:p>
+      <w:pPr>
+        <w:rPr>
+          <w:lang w:val="en-US"/>
+        </w:rPr>
+      </w:pPr>
+    </w:p>
+    <w:p>
+      <w:pPr>
+        <w:rPr>
+          <w:lang w:val="en-US"/>
+        </w:rPr>
+      </w:pPr>
+    </w:p>
+    <w:p>
+      <w:pPr>
+        <w:rPr>
+          <w:lang w:val="en-US"/>
+        </w:rPr>
+      </w:pPr>
+    </w:p>
+    <w:p>
+      <w:pPr>
+        <w:rPr>
+          <w:lang w:val="en-US"/>
+        </w:rPr>
+      </w:pPr>
+      <w:r>
+        <w:rPr>
+          <w:lang w:val="en-US"/>
+        </w:rPr>
+        <w:t xml:space="preserve">Ha, </w:t>
+      </w:r>
+      <w:proofErr w:type="spellStart"/>
+      <w:r>
+        <w:rPr>
+          <w:lang w:val="en-US"/>
+        </w:rPr>
+        <w:t>endi</w:t>
+      </w:r>
+      <w:proofErr w:type="spellEnd"/>
+      <w:r>
+        <w:rPr>
+          <w:lang w:val="en-US"/>
+        </w:rPr>
+        <w:t xml:space="preserve"> </w:t>
+      </w:r>
+      <w:r>
+        <w:rPr>
+          <w:b/>
+          <w:bCs/>
+          <w:lang w:val="en-US"/>
+        </w:rPr>
+        <w:t xml:space="preserve">VLAN 10 </w:t>
+      </w:r>
+      <w:proofErr w:type="spellStart"/>
+      <w:r>
+        <w:rPr>
+          <w:b/>
+          <w:bCs/>
+          <w:lang w:val="en-US"/>
+        </w:rPr>
+        <w:t>ni</w:t>
+      </w:r>
+      <w:proofErr w:type="spellEnd"/>
+      <w:r>
+        <w:rPr>
+          <w:b/>
+          <w:bCs/>
+          <w:lang w:val="en-US"/>
+        </w:rPr>
+        <w:t xml:space="preserve"> </w:t>
+      </w:r>
+      <w:proofErr w:type="spellStart"/>
+      <w:proofErr w:type="gramStart"/>
+      <w:r>
+        <w:rPr>
+          <w:b/>
+          <w:bCs/>
+          <w:lang w:val="en-US"/>
+        </w:rPr>
+        <w:t>ko‘</w:t>
+      </w:r>
+      <w:proofErr w:type="gramEnd"/>
+      <w:r>
+        <w:rPr>
+          <w:b/>
+          <w:bCs/>
+          <w:lang w:val="en-US"/>
+        </w:rPr>
+        <w:t>chirish</w:t>
+      </w:r>
+      <w:proofErr w:type="spellEnd"/>
+      <w:r>
+        <w:rPr>
+          <w:b/>
+          <w:bCs/>
+          <w:lang w:val="en-US"/>
+        </w:rPr>
+        <w:t xml:space="preserve"> </w:t>
+      </w:r>
+      <w:proofErr w:type="spellStart"/>
+      <w:r>
+        <w:rPr>
+          <w:b/>
+          <w:bCs/>
+          <w:lang w:val="en-US"/>
+        </w:rPr>
+        <w:t>uchun</w:t>
+      </w:r>
+      <w:proofErr w:type="spellEnd"/>
+      <w:r>
+        <w:rPr>
+          <w:b/>
+          <w:bCs/>
+          <w:lang w:val="en-US"/>
+        </w:rPr>
+        <w:t xml:space="preserve"> </w:t>
+      </w:r>
+      <w:proofErr w:type="spellStart"/>
+      <w:r>
+        <w:rPr>
+          <w:b/>
+          <w:bCs/>
+          <w:lang w:val="en-US"/>
+        </w:rPr>
+        <w:t>kerak</w:t>
+      </w:r>
+      <w:proofErr w:type="spellEnd"/>
+      <w:r>
+        <w:rPr>
+          <w:b/>
+          <w:bCs/>
+          <w:lang w:val="en-US"/>
+        </w:rPr>
+        <w:t xml:space="preserve"> </w:t>
+      </w:r>
+      <w:proofErr w:type="spellStart"/>
+      <w:r>
+        <w:rPr>
+          <w:b/>
+          <w:bCs/>
+          <w:lang w:val="en-US"/>
+        </w:rPr>
+        <w:t>bo‘lgan</w:t>
+      </w:r>
+      <w:proofErr w:type="spellEnd"/>
+      <w:r>
+        <w:rPr>
+          <w:b/>
+          <w:bCs/>
+          <w:lang w:val="en-US"/>
+        </w:rPr>
+        <w:t xml:space="preserve"> </w:t>
+      </w:r>
+      <w:proofErr w:type="spellStart"/>
+      <w:r>
+        <w:rPr>
+          <w:b/>
+          <w:bCs/>
+          <w:lang w:val="en-US"/>
+        </w:rPr>
+        <w:t>barcha</w:t>
+      </w:r>
+      <w:proofErr w:type="spellEnd"/>
+      <w:r>
+        <w:rPr>
+          <w:b/>
+          <w:bCs/>
+          <w:lang w:val="en-US"/>
+        </w:rPr>
+        <w:t xml:space="preserve"> </w:t>
+      </w:r>
+      <w:proofErr w:type="spellStart"/>
+      <w:r>
+        <w:rPr>
+          <w:b/>
+          <w:bCs/>
+          <w:lang w:val="en-US"/>
+        </w:rPr>
+        <w:t>ma’lumot</w:t>
+      </w:r>
+      <w:proofErr w:type="spellEnd"/>
+      <w:r>
+        <w:rPr>
+          <w:b/>
+          <w:bCs/>
+          <w:lang w:val="en-US"/>
+        </w:rPr>
+        <w:t xml:space="preserve"> </w:t>
+      </w:r>
+      <w:proofErr w:type="spellStart"/>
+      <w:r>
+        <w:rPr>
+          <w:b/>
+          <w:bCs/>
+          <w:lang w:val="en-US"/>
+        </w:rPr>
+        <w:t>qo‘limizda</w:t>
+      </w:r>
+      <w:proofErr w:type="spellEnd"/>
+      <w:r>
+        <w:rPr>
+          <w:lang w:val="en-US"/>
+        </w:rPr>
+        <w:t xml:space="preserve">. </w:t>
+      </w:r>
+      <w:proofErr w:type="spellStart"/>
+      <w:r>
+        <w:rPr>
+          <w:lang w:val="en-US"/>
+        </w:rPr>
+        <w:t>Hozir</w:t>
+      </w:r>
+      <w:proofErr w:type="spellEnd"/>
+      <w:r>
+        <w:rPr>
+          <w:lang w:val="en-US"/>
+        </w:rPr>
+        <w:t xml:space="preserve"> </w:t>
+      </w:r>
+      <w:proofErr w:type="spellStart"/>
+      <w:r>
+        <w:rPr>
+          <w:lang w:val="en-US"/>
+        </w:rPr>
+        <w:t>faqat</w:t>
+      </w:r>
+      <w:proofErr w:type="spellEnd"/>
+      <w:r>
+        <w:rPr>
+          <w:lang w:val="en-US"/>
+        </w:rPr>
+        <w:t xml:space="preserve"> VLAN 10 </w:t>
+      </w:r>
+      <w:proofErr w:type="spellStart"/>
+      <w:r>
+        <w:rPr>
+          <w:lang w:val="en-US"/>
+        </w:rPr>
+        <w:t>bilan</w:t>
+      </w:r>
+      <w:proofErr w:type="spellEnd"/>
+      <w:r>
+        <w:rPr>
+          <w:lang w:val="en-US"/>
+        </w:rPr>
+        <w:t xml:space="preserve"> </w:t>
+      </w:r>
+      <w:proofErr w:type="spellStart"/>
+      <w:r>
+        <w:rPr>
+          <w:lang w:val="en-US"/>
+        </w:rPr>
+        <w:t>ishlaymiz</w:t>
+      </w:r>
+      <w:proofErr w:type="spellEnd"/>
+      <w:r>
+        <w:rPr>
+          <w:lang w:val="en-US"/>
+        </w:rPr>
+        <w:t xml:space="preserve">; </w:t>
+      </w:r>
+      <w:proofErr w:type="spellStart"/>
+      <w:r>
+        <w:rPr>
+          <w:lang w:val="en-US"/>
+        </w:rPr>
+        <w:t>qolgan</w:t>
+      </w:r>
+      <w:proofErr w:type="spellEnd"/>
+      <w:r>
+        <w:rPr>
+          <w:lang w:val="en-US"/>
+        </w:rPr>
+        <w:t xml:space="preserve"> </w:t>
+      </w:r>
+      <w:proofErr w:type="spellStart"/>
+      <w:r>
+        <w:rPr>
+          <w:lang w:val="en-US"/>
+        </w:rPr>
+        <w:t>VLANlarga</w:t>
+      </w:r>
+      <w:proofErr w:type="spellEnd"/>
+      <w:r>
+        <w:rPr>
+          <w:lang w:val="en-US"/>
+        </w:rPr>
+        <w:t xml:space="preserve"> </w:t>
+      </w:r>
+      <w:proofErr w:type="spellStart"/>
+      <w:r>
+        <w:rPr>
+          <w:lang w:val="en-US"/>
+        </w:rPr>
+        <w:t>tegmaymiz</w:t>
+      </w:r>
+      <w:proofErr w:type="spellEnd"/>
+      <w:r>
+        <w:rPr>
+          <w:lang w:val="en-US"/>
+        </w:rPr>
+        <w:t>.</w:t>
+      </w:r>
+    </w:p>
+    <w:p>
+      <w:pPr>
+        <w:rPr>
+          <w:b/>
+          <w:bCs/>
+          <w:lang w:val="en-US"/>
+        </w:rPr>
+      </w:pPr>
+      <w:proofErr w:type="spellStart"/>
       <w:r>
         <w:rPr>
           <w:b/>
@@ -2969,7 +5533,34 @@
           <w:lang w:val="en-US"/>
         </w:rPr>
         <w:lastRenderedPageBreak/>
-        <w:t>Hozirgi VLAN 10 holati — CoreSW2</w:t>
+        <w:t>Hozirgi</w:t>
+      </w:r>
+      <w:proofErr w:type="spellEnd"/>
+      <w:r>
+        <w:rPr>
+          <w:b/>
+          <w:bCs/>
+          <w:lang w:val="en-US"/>
+        </w:rPr>
+        <w:t xml:space="preserve"> VLAN 10 </w:t>
+      </w:r>
+      <w:proofErr w:type="spellStart"/>
+      <w:r>
+        <w:rPr>
+          <w:b/>
+          <w:bCs/>
+          <w:lang w:val="en-US"/>
+        </w:rPr>
+        <w:t>holati</w:t>
+      </w:r>
+      <w:proofErr w:type="spellEnd"/>
+      <w:r>
+        <w:rPr>
+          <w:b/>
+          <w:bCs/>
+          <w:lang w:val="en-US"/>
+        </w:rPr>
+        <w:t xml:space="preserve"> — CoreSW2</w:t>
       </w:r>
     </w:p>
     <w:p>
@@ -3120,7 +5711,35 @@
         <w:rPr>
           <w:lang w:val="en-US"/>
         </w:rPr>
-        <w:t>Buni quyidagiga aylantiramiz:</w:t>
+        <w:t xml:space="preserve">Buni </w:t>
+      </w:r>
+      <w:proofErr w:type="spellStart"/>
+      <w:r>
+        <w:rPr>
+          <w:lang w:val="en-US"/>
+        </w:rPr>
+        <w:t>quyidagiga</w:t>
+      </w:r>
+      <w:proofErr w:type="spellEnd"/>
+      <w:r>
+        <w:rPr>
+          <w:lang w:val="en-US"/>
+        </w:rPr>
+        <w:t xml:space="preserve"> </w:t>
+      </w:r>
+      <w:proofErr w:type="spellStart"/>
+      <w:r>
+        <w:rPr>
+          <w:lang w:val="en-US"/>
+        </w:rPr>
+        <w:t>aylantiramiz</w:t>
+      </w:r>
+      <w:proofErr w:type="spellEnd"/>
+      <w:r>
+        <w:rPr>
+          <w:lang w:val="en-US"/>
+        </w:rPr>
+        <w:t>:</w:t>
       </w:r>
     </w:p>
     <w:p>
@@ -3202,8 +5821,46 @@
           <w:bCs/>
           <w:lang w:val="en-US"/>
         </w:rPr>
-        <w:t>1-qadam — CoreSW2 SVI'ni o‘zgartiramiz</w:t>
-      </w:r>
+        <w:t xml:space="preserve">1-qadam — CoreSW2 </w:t>
+      </w:r>
+      <w:proofErr w:type="spellStart"/>
+      <w:r>
+        <w:rPr>
+          <w:b/>
+          <w:bCs/>
+          <w:lang w:val="en-US"/>
+        </w:rPr>
+        <w:t>SVI'ni</w:t>
+      </w:r>
+      <w:proofErr w:type="spellEnd"/>
+      <w:r>
+        <w:rPr>
+          <w:b/>
+          <w:bCs/>
+          <w:lang w:val="en-US"/>
+        </w:rPr>
+        <w:t xml:space="preserve"> </w:t>
+      </w:r>
+      <w:proofErr w:type="spellStart"/>
+      <w:proofErr w:type="gramStart"/>
+      <w:r>
+        <w:rPr>
+          <w:b/>
+          <w:bCs/>
+          <w:lang w:val="en-US"/>
+        </w:rPr>
+        <w:t>o‘</w:t>
+      </w:r>
+      <w:proofErr w:type="gramEnd"/>
+      <w:r>
+        <w:rPr>
+          <w:b/>
+          <w:bCs/>
+          <w:lang w:val="en-US"/>
+        </w:rPr>
+        <w:t>zgartiramiz</w:t>
+      </w:r>
+      <w:proofErr w:type="spellEnd"/>
     </w:p>
     <w:p>
       <w:pPr>
@@ -3261,33 +5918,69 @@
         <w:rPr>
           <w:lang w:val="en-US"/>
         </w:rPr>
-        <w:t>interface vlan 10</w:t>
-      </w:r>
-    </w:p>
-    <w:p>
-      <w:pPr>
-        <w:rPr>
-          <w:lang w:val="en-US"/>
-        </w:rPr>
-      </w:pPr>
-      <w:r>
-        <w:rPr>
-          <w:lang w:val="en-US"/>
-        </w:rPr>
-        <w:t>no ip address 10.10.10.1 255.255.255.0</w:t>
-      </w:r>
-    </w:p>
-    <w:p>
-      <w:pPr>
-        <w:rPr>
-          <w:lang w:val="en-US"/>
-        </w:rPr>
-      </w:pPr>
-      <w:r>
-        <w:rPr>
-          <w:lang w:val="en-US"/>
-        </w:rPr>
-        <w:t>ip address 10.20.10.1 255.255.255.0</w:t>
+        <w:t xml:space="preserve">interface </w:t>
+      </w:r>
+      <w:proofErr w:type="spellStart"/>
+      <w:r>
+        <w:rPr>
+          <w:lang w:val="en-US"/>
+        </w:rPr>
+        <w:t>vlan</w:t>
+      </w:r>
+      <w:proofErr w:type="spellEnd"/>
+      <w:r>
+        <w:rPr>
+          <w:lang w:val="en-US"/>
+        </w:rPr>
+        <w:t xml:space="preserve"> 10</w:t>
+      </w:r>
+    </w:p>
+    <w:p>
+      <w:pPr>
+        <w:rPr>
+          <w:lang w:val="en-US"/>
+        </w:rPr>
+      </w:pPr>
+      <w:r>
+        <w:rPr>
+          <w:lang w:val="en-US"/>
+        </w:rPr>
+        <w:t xml:space="preserve">no </w:t>
+      </w:r>
+      <w:proofErr w:type="spellStart"/>
+      <w:r>
+        <w:rPr>
+          <w:lang w:val="en-US"/>
+        </w:rPr>
+        <w:t>ip</w:t>
+      </w:r>
+      <w:proofErr w:type="spellEnd"/>
+      <w:r>
+        <w:rPr>
+          <w:lang w:val="en-US"/>
+        </w:rPr>
+        <w:t xml:space="preserve"> address 10.10.10.1 255.255.255.0</w:t>
+      </w:r>
+    </w:p>
+    <w:p>
+      <w:pPr>
+        <w:rPr>
+          <w:lang w:val="en-US"/>
+        </w:rPr>
+      </w:pPr>
+      <w:proofErr w:type="spellStart"/>
+      <w:r>
+        <w:rPr>
+          <w:lang w:val="en-US"/>
+        </w:rPr>
+        <w:t>ip</w:t>
+      </w:r>
+      <w:proofErr w:type="spellEnd"/>
+      <w:r>
+        <w:rPr>
+          <w:lang w:val="en-US"/>
+        </w:rPr>
+        <w:t xml:space="preserve"> address 10.20.10.1 255.255.255.0</w:t>
       </w:r>
     </w:p>
     <w:p>
@@ -3331,63 +6024,237 @@
           <w:lang w:val="en-US"/>
         </w:rPr>
         <w:lastRenderedPageBreak/>
-        <w:t>2-qadam — eski DHCP excluded address'ni olib tashlaymiz</w:t>
-      </w:r>
-    </w:p>
-    <w:p>
-      <w:pPr>
-        <w:rPr>
-          <w:lang w:val="en-US"/>
-        </w:rPr>
-      </w:pPr>
-      <w:r>
-        <w:rPr>
-          <w:lang w:val="en-US"/>
-        </w:rPr>
-        <w:t>no ip dhcp excluded-address 10.10.10.1 10.10.10.20</w:t>
-      </w:r>
-    </w:p>
-    <w:p>
-      <w:pPr>
-        <w:rPr>
-          <w:lang w:val="en-US"/>
-        </w:rPr>
-      </w:pPr>
-      <w:r>
-        <w:rPr>
-          <w:lang w:val="en-US"/>
-        </w:rPr>
-        <w:t>ip dhcp excluded-address 10.20.10.1 10.20.10.20</w:t>
-      </w:r>
-    </w:p>
-    <w:p>
-      <w:pPr>
-        <w:rPr>
-          <w:b/>
-          <w:bCs/>
-          <w:lang w:val="en-US"/>
-        </w:rPr>
-      </w:pPr>
-      <w:r>
-        <w:rPr>
-          <w:b/>
-          <w:bCs/>
-          <w:lang w:val="en-US"/>
-        </w:rPr>
-        <w:t>3-qadam — VLAN 10 DHCP poolini o‘zgartiramiz</w:t>
-      </w:r>
-    </w:p>
-    <w:p>
-      <w:pPr>
-        <w:rPr>
-          <w:lang w:val="en-US"/>
-        </w:rPr>
-      </w:pPr>
-      <w:r>
-        <w:rPr>
-          <w:lang w:val="en-US"/>
-        </w:rPr>
-        <w:t>ip dhcp pool VLAN10-MANAGEMENT</w:t>
+        <w:t xml:space="preserve">2-qadam — </w:t>
+      </w:r>
+      <w:proofErr w:type="spellStart"/>
+      <w:r>
+        <w:rPr>
+          <w:b/>
+          <w:bCs/>
+          <w:lang w:val="en-US"/>
+        </w:rPr>
+        <w:t>eski</w:t>
+      </w:r>
+      <w:proofErr w:type="spellEnd"/>
+      <w:r>
+        <w:rPr>
+          <w:b/>
+          <w:bCs/>
+          <w:lang w:val="en-US"/>
+        </w:rPr>
+        <w:t xml:space="preserve"> DHCP excluded </w:t>
+      </w:r>
+      <w:proofErr w:type="spellStart"/>
+      <w:r>
+        <w:rPr>
+          <w:b/>
+          <w:bCs/>
+          <w:lang w:val="en-US"/>
+        </w:rPr>
+        <w:t>address'ni</w:t>
+      </w:r>
+      <w:proofErr w:type="spellEnd"/>
+      <w:r>
+        <w:rPr>
+          <w:b/>
+          <w:bCs/>
+          <w:lang w:val="en-US"/>
+        </w:rPr>
+        <w:t xml:space="preserve"> </w:t>
+      </w:r>
+      <w:proofErr w:type="spellStart"/>
+      <w:r>
+        <w:rPr>
+          <w:b/>
+          <w:bCs/>
+          <w:lang w:val="en-US"/>
+        </w:rPr>
+        <w:t>olib</w:t>
+      </w:r>
+      <w:proofErr w:type="spellEnd"/>
+      <w:r>
+        <w:rPr>
+          <w:b/>
+          <w:bCs/>
+          <w:lang w:val="en-US"/>
+        </w:rPr>
+        <w:t xml:space="preserve"> </w:t>
+      </w:r>
+      <w:proofErr w:type="spellStart"/>
+      <w:r>
+        <w:rPr>
+          <w:b/>
+          <w:bCs/>
+          <w:lang w:val="en-US"/>
+        </w:rPr>
+        <w:t>tashlaymiz</w:t>
+      </w:r>
+      <w:proofErr w:type="spellEnd"/>
+    </w:p>
+    <w:p>
+      <w:pPr>
+        <w:rPr>
+          <w:lang w:val="en-US"/>
+        </w:rPr>
+      </w:pPr>
+      <w:r>
+        <w:rPr>
+          <w:lang w:val="en-US"/>
+        </w:rPr>
+        <w:t xml:space="preserve">no </w:t>
+      </w:r>
+      <w:proofErr w:type="spellStart"/>
+      <w:r>
+        <w:rPr>
+          <w:lang w:val="en-US"/>
+        </w:rPr>
+        <w:t>ip</w:t>
+      </w:r>
+      <w:proofErr w:type="spellEnd"/>
+      <w:r>
+        <w:rPr>
+          <w:lang w:val="en-US"/>
+        </w:rPr>
+        <w:t xml:space="preserve"> </w:t>
+      </w:r>
+      <w:proofErr w:type="spellStart"/>
+      <w:r>
+        <w:rPr>
+          <w:lang w:val="en-US"/>
+        </w:rPr>
+        <w:t>dhcp</w:t>
+      </w:r>
+      <w:proofErr w:type="spellEnd"/>
+      <w:r>
+        <w:rPr>
+          <w:lang w:val="en-US"/>
+        </w:rPr>
+        <w:t xml:space="preserve"> excluded-address 10.10.10.1 10.10.10.20</w:t>
+      </w:r>
+    </w:p>
+    <w:p>
+      <w:pPr>
+        <w:rPr>
+          <w:lang w:val="en-US"/>
+        </w:rPr>
+      </w:pPr>
+      <w:proofErr w:type="spellStart"/>
+      <w:r>
+        <w:rPr>
+          <w:lang w:val="en-US"/>
+        </w:rPr>
+        <w:t>ip</w:t>
+      </w:r>
+      <w:proofErr w:type="spellEnd"/>
+      <w:r>
+        <w:rPr>
+          <w:lang w:val="en-US"/>
+        </w:rPr>
+        <w:t xml:space="preserve"> </w:t>
+      </w:r>
+      <w:proofErr w:type="spellStart"/>
+      <w:r>
+        <w:rPr>
+          <w:lang w:val="en-US"/>
+        </w:rPr>
+        <w:t>dhcp</w:t>
+      </w:r>
+      <w:proofErr w:type="spellEnd"/>
+      <w:r>
+        <w:rPr>
+          <w:lang w:val="en-US"/>
+        </w:rPr>
+        <w:t xml:space="preserve"> excluded-address 10.20.10.1 10.20.10.20</w:t>
+      </w:r>
+    </w:p>
+    <w:p>
+      <w:pPr>
+        <w:rPr>
+          <w:b/>
+          <w:bCs/>
+          <w:lang w:val="en-US"/>
+        </w:rPr>
+      </w:pPr>
+      <w:r>
+        <w:rPr>
+          <w:b/>
+          <w:bCs/>
+          <w:lang w:val="en-US"/>
+        </w:rPr>
+        <w:t xml:space="preserve">3-qadam — VLAN 10 DHCP </w:t>
+      </w:r>
+      <w:proofErr w:type="spellStart"/>
+      <w:r>
+        <w:rPr>
+          <w:b/>
+          <w:bCs/>
+          <w:lang w:val="en-US"/>
+        </w:rPr>
+        <w:t>poolini</w:t>
+      </w:r>
+      <w:proofErr w:type="spellEnd"/>
+      <w:r>
+        <w:rPr>
+          <w:b/>
+          <w:bCs/>
+          <w:lang w:val="en-US"/>
+        </w:rPr>
+        <w:t xml:space="preserve"> </w:t>
+      </w:r>
+      <w:proofErr w:type="spellStart"/>
+      <w:proofErr w:type="gramStart"/>
+      <w:r>
+        <w:rPr>
+          <w:b/>
+          <w:bCs/>
+          <w:lang w:val="en-US"/>
+        </w:rPr>
+        <w:t>o‘</w:t>
+      </w:r>
+      <w:proofErr w:type="gramEnd"/>
+      <w:r>
+        <w:rPr>
+          <w:b/>
+          <w:bCs/>
+          <w:lang w:val="en-US"/>
+        </w:rPr>
+        <w:t>zgartiramiz</w:t>
+      </w:r>
+      <w:proofErr w:type="spellEnd"/>
+    </w:p>
+    <w:p>
+      <w:pPr>
+        <w:rPr>
+          <w:lang w:val="en-US"/>
+        </w:rPr>
+      </w:pPr>
+      <w:proofErr w:type="spellStart"/>
+      <w:r>
+        <w:rPr>
+          <w:lang w:val="en-US"/>
+        </w:rPr>
+        <w:t>ip</w:t>
+      </w:r>
+      <w:proofErr w:type="spellEnd"/>
+      <w:r>
+        <w:rPr>
+          <w:lang w:val="en-US"/>
+        </w:rPr>
+        <w:t xml:space="preserve"> </w:t>
+      </w:r>
+      <w:proofErr w:type="spellStart"/>
+      <w:r>
+        <w:rPr>
+          <w:lang w:val="en-US"/>
+        </w:rPr>
+        <w:t>dhcp</w:t>
+      </w:r>
+      <w:proofErr w:type="spellEnd"/>
+      <w:r>
+        <w:rPr>
+          <w:lang w:val="en-US"/>
+        </w:rPr>
+        <w:t xml:space="preserve"> pool VLAN10-MANAGEMENT</w:t>
       </w:r>
     </w:p>
     <w:p>
@@ -3435,11 +6302,19 @@
           <w:lang w:val="en-US"/>
         </w:rPr>
       </w:pPr>
-      <w:r>
-        <w:rPr>
-          <w:lang w:val="en-US"/>
-        </w:rPr>
-        <w:t>dns-server 8.8.8.8</w:t>
+      <w:proofErr w:type="spellStart"/>
+      <w:r>
+        <w:rPr>
+          <w:lang w:val="en-US"/>
+        </w:rPr>
+        <w:t>dns</w:t>
+      </w:r>
+      <w:proofErr w:type="spellEnd"/>
+      <w:r>
+        <w:rPr>
+          <w:lang w:val="en-US"/>
+        </w:rPr>
+        <w:t>-server 8.8.8.8</w:t>
       </w:r>
     </w:p>
     <w:p>
@@ -3469,20 +6344,62 @@
           <w:bCs/>
           <w:lang w:val="en-US"/>
         </w:rPr>
-        <w:t>4-qadam — OSPF'ni moslashtiramiz</w:t>
-      </w:r>
-    </w:p>
-    <w:p>
-      <w:pPr>
-        <w:rPr>
-          <w:lang w:val="en-US"/>
-        </w:rPr>
-      </w:pPr>
-      <w:r>
-        <w:rPr>
-          <w:lang w:val="en-US"/>
-        </w:rPr>
-        <w:t>router ospf 1</w:t>
+        <w:t xml:space="preserve">4-qadam — </w:t>
+      </w:r>
+      <w:proofErr w:type="spellStart"/>
+      <w:r>
+        <w:rPr>
+          <w:b/>
+          <w:bCs/>
+          <w:lang w:val="en-US"/>
+        </w:rPr>
+        <w:t>OSPF'ni</w:t>
+      </w:r>
+      <w:proofErr w:type="spellEnd"/>
+      <w:r>
+        <w:rPr>
+          <w:b/>
+          <w:bCs/>
+          <w:lang w:val="en-US"/>
+        </w:rPr>
+        <w:t xml:space="preserve"> </w:t>
+      </w:r>
+      <w:proofErr w:type="spellStart"/>
+      <w:r>
+        <w:rPr>
+          <w:b/>
+          <w:bCs/>
+          <w:lang w:val="en-US"/>
+        </w:rPr>
+        <w:t>moslashtiramiz</w:t>
+      </w:r>
+      <w:proofErr w:type="spellEnd"/>
+    </w:p>
+    <w:p>
+      <w:pPr>
+        <w:rPr>
+          <w:lang w:val="en-US"/>
+        </w:rPr>
+      </w:pPr>
+      <w:r>
+        <w:rPr>
+          <w:lang w:val="en-US"/>
+        </w:rPr>
+        <w:t xml:space="preserve">router </w:t>
+      </w:r>
+      <w:proofErr w:type="spellStart"/>
+      <w:r>
+        <w:rPr>
+          <w:lang w:val="en-US"/>
+        </w:rPr>
+        <w:t>ospf</w:t>
+      </w:r>
+      <w:proofErr w:type="spellEnd"/>
+      <w:r>
+        <w:rPr>
+          <w:lang w:val="en-US"/>
+        </w:rPr>
+        <w:t xml:space="preserve"> 1</w:t>
       </w:r>
     </w:p>
     <w:p>
@@ -3512,14 +6429,16 @@
       </w:r>
     </w:p>
     <w:p>
+      <w:proofErr w:type="spellStart"/>
       <w:r>
         <w:t>end</w:t>
       </w:r>
+      <w:proofErr w:type="spellEnd"/>
     </w:p>
     <w:p>
       <w:r>
         <w:pict w14:anchorId="38F6D176">
-          <v:rect id="_x0000_i1036" style="width:0;height:1.5pt" o:hralign="center" o:hrstd="t" o:hr="t" fillcolor="#a0a0a0" stroked="f"/>
+          <v:rect id="_x0000_i1028" style="width:0;height:1.5pt" o:hralign="center" o:hrstd="t" o:hr="t" fillcolor="#a0a0a0" stroked="f"/>
         </w:pict>
       </w:r>
     </w:p>
@@ -3537,20 +6456,38 @@
           <w:bCs/>
           <w:lang w:val="en-US"/>
         </w:rPr>
-        <w:t>5-qadam — Tekshiruv</w:t>
-      </w:r>
-    </w:p>
-    <w:p>
-      <w:pPr>
-        <w:rPr>
-          <w:lang w:val="en-US"/>
-        </w:rPr>
-      </w:pPr>
-      <w:r>
-        <w:rPr>
-          <w:lang w:val="en-US"/>
-        </w:rPr>
-        <w:t xml:space="preserve">Avval </w:t>
+        <w:t xml:space="preserve">5-qadam — </w:t>
+      </w:r>
+      <w:proofErr w:type="spellStart"/>
+      <w:r>
+        <w:rPr>
+          <w:b/>
+          <w:bCs/>
+          <w:lang w:val="en-US"/>
+        </w:rPr>
+        <w:t>Tekshiruv</w:t>
+      </w:r>
+      <w:proofErr w:type="spellEnd"/>
+    </w:p>
+    <w:p>
+      <w:pPr>
+        <w:rPr>
+          <w:lang w:val="en-US"/>
+        </w:rPr>
+      </w:pPr>
+      <w:proofErr w:type="spellStart"/>
+      <w:r>
+        <w:rPr>
+          <w:lang w:val="en-US"/>
+        </w:rPr>
+        <w:t>Avval</w:t>
+      </w:r>
+      <w:proofErr w:type="spellEnd"/>
+      <w:r>
+        <w:rPr>
+          <w:lang w:val="en-US"/>
+        </w:rPr>
+        <w:t xml:space="preserve"> </w:t>
       </w:r>
       <w:r>
         <w:rPr>
@@ -3577,7 +6514,21 @@
         <w:rPr>
           <w:lang w:val="en-US"/>
         </w:rPr>
-        <w:t>show ip interface brief</w:t>
+        <w:t xml:space="preserve">show </w:t>
+      </w:r>
+      <w:proofErr w:type="spellStart"/>
+      <w:r>
+        <w:rPr>
+          <w:lang w:val="en-US"/>
+        </w:rPr>
+        <w:t>ip</w:t>
+      </w:r>
+      <w:proofErr w:type="spellEnd"/>
+      <w:r>
+        <w:rPr>
+          <w:lang w:val="en-US"/>
+        </w:rPr>
+        <w:t xml:space="preserve"> interface brief</w:t>
       </w:r>
     </w:p>
     <w:p>
@@ -3603,47 +6554,115 @@
         <w:rPr>
           <w:lang w:val="en-US"/>
         </w:rPr>
-        <w:t>Vlan10   10.20.10.1   up   up</w:t>
-      </w:r>
-    </w:p>
-    <w:p>
-      <w:pPr>
-        <w:rPr>
-          <w:lang w:val="en-US"/>
-        </w:rPr>
-      </w:pPr>
-      <w:r>
-        <w:rPr>
-          <w:lang w:val="en-US"/>
-        </w:rPr>
-        <w:t>bo‘lishi kerak.</w:t>
-      </w:r>
-    </w:p>
-    <w:p>
-      <w:pPr>
-        <w:rPr>
-          <w:lang w:val="en-US"/>
-        </w:rPr>
-      </w:pPr>
-      <w:r>
-        <w:rPr>
-          <w:lang w:val="en-US"/>
-        </w:rPr>
-        <w:t>Keyin:</w:t>
-      </w:r>
-    </w:p>
-    <w:p>
-      <w:pPr>
-        <w:rPr>
-          <w:lang w:val="en-US"/>
-        </w:rPr>
-      </w:pPr>
-      <w:r>
-        <w:rPr>
-          <w:lang w:val="en-US"/>
-        </w:rPr>
-        <w:t>show running-config | section ip dhcp</w:t>
-      </w:r>
+        <w:t xml:space="preserve">Vlan10   10.20.10.1   up   </w:t>
+      </w:r>
+      <w:proofErr w:type="spellStart"/>
+      <w:r>
+        <w:rPr>
+          <w:lang w:val="en-US"/>
+        </w:rPr>
+        <w:t>up</w:t>
+      </w:r>
+      <w:proofErr w:type="spellEnd"/>
+    </w:p>
+    <w:p>
+      <w:pPr>
+        <w:rPr>
+          <w:lang w:val="en-US"/>
+        </w:rPr>
+      </w:pPr>
+      <w:proofErr w:type="spellStart"/>
+      <w:proofErr w:type="gramStart"/>
+      <w:r>
+        <w:rPr>
+          <w:lang w:val="en-US"/>
+        </w:rPr>
+        <w:t>bo‘</w:t>
+      </w:r>
+      <w:proofErr w:type="gramEnd"/>
+      <w:r>
+        <w:rPr>
+          <w:lang w:val="en-US"/>
+        </w:rPr>
+        <w:t>lishi</w:t>
+      </w:r>
+      <w:proofErr w:type="spellEnd"/>
+      <w:r>
+        <w:rPr>
+          <w:lang w:val="en-US"/>
+        </w:rPr>
+        <w:t xml:space="preserve"> </w:t>
+      </w:r>
+      <w:proofErr w:type="spellStart"/>
+      <w:r>
+        <w:rPr>
+          <w:lang w:val="en-US"/>
+        </w:rPr>
+        <w:t>kerak</w:t>
+      </w:r>
+      <w:proofErr w:type="spellEnd"/>
+      <w:r>
+        <w:rPr>
+          <w:lang w:val="en-US"/>
+        </w:rPr>
+        <w:t>.</w:t>
+      </w:r>
+    </w:p>
+    <w:p>
+      <w:pPr>
+        <w:rPr>
+          <w:lang w:val="en-US"/>
+        </w:rPr>
+      </w:pPr>
+      <w:proofErr w:type="spellStart"/>
+      <w:r>
+        <w:rPr>
+          <w:lang w:val="en-US"/>
+        </w:rPr>
+        <w:t>Keyin</w:t>
+      </w:r>
+      <w:proofErr w:type="spellEnd"/>
+      <w:r>
+        <w:rPr>
+          <w:lang w:val="en-US"/>
+        </w:rPr>
+        <w:t>:</w:t>
+      </w:r>
+    </w:p>
+    <w:p>
+      <w:pPr>
+        <w:rPr>
+          <w:lang w:val="en-US"/>
+        </w:rPr>
+      </w:pPr>
+      <w:r>
+        <w:rPr>
+          <w:lang w:val="en-US"/>
+        </w:rPr>
+        <w:t xml:space="preserve">show running-config | section </w:t>
+      </w:r>
+      <w:proofErr w:type="spellStart"/>
+      <w:r>
+        <w:rPr>
+          <w:lang w:val="en-US"/>
+        </w:rPr>
+        <w:t>ip</w:t>
+      </w:r>
+      <w:proofErr w:type="spellEnd"/>
+      <w:r>
+        <w:rPr>
+          <w:lang w:val="en-US"/>
+        </w:rPr>
+        <w:t xml:space="preserve"> </w:t>
+      </w:r>
+      <w:proofErr w:type="spellStart"/>
+      <w:r>
+        <w:rPr>
+          <w:lang w:val="en-US"/>
+        </w:rPr>
+        <w:t>dhcp</w:t>
+      </w:r>
+      <w:proofErr w:type="spellEnd"/>
     </w:p>
     <w:p>
       <w:pPr>
@@ -3690,11 +6709,41 @@
           <w:lang w:val="en-US"/>
         </w:rPr>
       </w:pPr>
-      <w:r>
-        <w:rPr>
-          <w:lang w:val="en-US"/>
-        </w:rPr>
-        <w:t>bo‘lishi kerak.</w:t>
+      <w:proofErr w:type="spellStart"/>
+      <w:proofErr w:type="gramStart"/>
+      <w:r>
+        <w:rPr>
+          <w:lang w:val="en-US"/>
+        </w:rPr>
+        <w:t>bo‘</w:t>
+      </w:r>
+      <w:proofErr w:type="gramEnd"/>
+      <w:r>
+        <w:rPr>
+          <w:lang w:val="en-US"/>
+        </w:rPr>
+        <w:t>lishi</w:t>
+      </w:r>
+      <w:proofErr w:type="spellEnd"/>
+      <w:r>
+        <w:rPr>
+          <w:lang w:val="en-US"/>
+        </w:rPr>
+        <w:t xml:space="preserve"> </w:t>
+      </w:r>
+      <w:proofErr w:type="spellStart"/>
+      <w:r>
+        <w:rPr>
+          <w:lang w:val="en-US"/>
+        </w:rPr>
+        <w:t>kerak</w:t>
+      </w:r>
+      <w:proofErr w:type="spellEnd"/>
+      <w:r>
+        <w:rPr>
+          <w:lang w:val="en-US"/>
+        </w:rPr>
+        <w:t>.</w:t>
       </w:r>
     </w:p>
     <w:p>
@@ -3721,8 +6770,16 @@
           <w:lang w:val="en-US"/>
         </w:rPr>
         <w:lastRenderedPageBreak/>
-        <w:t>show running-config | section router ospf</w:t>
-      </w:r>
+        <w:t xml:space="preserve">show running-config | section router </w:t>
+      </w:r>
+      <w:proofErr w:type="spellStart"/>
+      <w:r>
+        <w:rPr>
+          <w:lang w:val="en-US"/>
+        </w:rPr>
+        <w:t>ospf</w:t>
+      </w:r>
+      <w:proofErr w:type="spellEnd"/>
     </w:p>
     <w:p>
       <w:pPr>
@@ -3756,11 +6813,41 @@
           <w:lang w:val="en-US"/>
         </w:rPr>
       </w:pPr>
-      <w:r>
-        <w:rPr>
-          <w:lang w:val="en-US"/>
-        </w:rPr>
-        <w:t>bo‘lishi kerak.</w:t>
+      <w:proofErr w:type="spellStart"/>
+      <w:proofErr w:type="gramStart"/>
+      <w:r>
+        <w:rPr>
+          <w:lang w:val="en-US"/>
+        </w:rPr>
+        <w:t>bo‘</w:t>
+      </w:r>
+      <w:proofErr w:type="gramEnd"/>
+      <w:r>
+        <w:rPr>
+          <w:lang w:val="en-US"/>
+        </w:rPr>
+        <w:t>lishi</w:t>
+      </w:r>
+      <w:proofErr w:type="spellEnd"/>
+      <w:r>
+        <w:rPr>
+          <w:lang w:val="en-US"/>
+        </w:rPr>
+        <w:t xml:space="preserve"> </w:t>
+      </w:r>
+      <w:proofErr w:type="spellStart"/>
+      <w:r>
+        <w:rPr>
+          <w:lang w:val="en-US"/>
+        </w:rPr>
+        <w:t>kerak</w:t>
+      </w:r>
+      <w:proofErr w:type="spellEnd"/>
+      <w:r>
+        <w:rPr>
+          <w:lang w:val="en-US"/>
+        </w:rPr>
+        <w:t>.</w:t>
       </w:r>
     </w:p>
     <w:p>
@@ -3790,21 +6877,51 @@
         <w:rPr>
           <w:lang w:val="en-US"/>
         </w:rPr>
-        <w:t xml:space="preserve">CoreSW2 tomonidagi </w:t>
-      </w:r>
-      <w:r>
-        <w:rPr>
-          <w:b/>
-          <w:bCs/>
-          <w:lang w:val="en-US"/>
-        </w:rPr>
-        <w:t>VLAN 10 PC</w:t>
-      </w:r>
-      <w:r>
-        <w:rPr>
-          <w:lang w:val="en-US"/>
-        </w:rPr>
-        <w:t>da:</w:t>
+        <w:t xml:space="preserve">CoreSW2 </w:t>
+      </w:r>
+      <w:proofErr w:type="spellStart"/>
+      <w:r>
+        <w:rPr>
+          <w:lang w:val="en-US"/>
+        </w:rPr>
+        <w:t>tomonidagi</w:t>
+      </w:r>
+      <w:proofErr w:type="spellEnd"/>
+      <w:r>
+        <w:rPr>
+          <w:lang w:val="en-US"/>
+        </w:rPr>
+        <w:t xml:space="preserve"> </w:t>
+      </w:r>
+      <w:r>
+        <w:rPr>
+          <w:b/>
+          <w:bCs/>
+          <w:lang w:val="en-US"/>
+        </w:rPr>
+        <w:t xml:space="preserve">VLAN 10 </w:t>
+      </w:r>
+      <w:proofErr w:type="spellStart"/>
+      <w:r>
+        <w:rPr>
+          <w:b/>
+          <w:bCs/>
+          <w:lang w:val="en-US"/>
+        </w:rPr>
+        <w:t>PC</w:t>
+      </w:r>
+      <w:r>
+        <w:rPr>
+          <w:lang w:val="en-US"/>
+        </w:rPr>
+        <w:t>da</w:t>
+      </w:r>
+      <w:proofErr w:type="spellEnd"/>
+      <w:r>
+        <w:rPr>
+          <w:lang w:val="en-US"/>
+        </w:rPr>
+        <w:t>:</w:t>
       </w:r>
     </w:p>
     <w:p>
@@ -3839,11 +6956,19 @@
           <w:lang w:val="en-US"/>
         </w:rPr>
       </w:pPr>
-      <w:r>
-        <w:rPr>
-          <w:lang w:val="en-US"/>
-        </w:rPr>
-        <w:t>keyin:</w:t>
+      <w:proofErr w:type="spellStart"/>
+      <w:r>
+        <w:rPr>
+          <w:lang w:val="en-US"/>
+        </w:rPr>
+        <w:t>keyin</w:t>
+      </w:r>
+      <w:proofErr w:type="spellEnd"/>
+      <w:r>
+        <w:rPr>
+          <w:lang w:val="en-US"/>
+        </w:rPr>
+        <w:t>:</w:t>
       </w:r>
     </w:p>
     <w:p>
@@ -3865,11 +6990,19 @@
           <w:lang w:val="en-US"/>
         </w:rPr>
       </w:pPr>
-      <w:r>
-        <w:rPr>
-          <w:lang w:val="en-US"/>
-        </w:rPr>
-        <w:t>Kutiladigan:</w:t>
+      <w:proofErr w:type="spellStart"/>
+      <w:r>
+        <w:rPr>
+          <w:lang w:val="en-US"/>
+        </w:rPr>
+        <w:t>Kutiladigan</w:t>
+      </w:r>
+      <w:proofErr w:type="spellEnd"/>
+      <w:r>
+        <w:rPr>
+          <w:lang w:val="en-US"/>
+        </w:rPr>
+        <w:t>:</w:t>
       </w:r>
     </w:p>
     <w:p>
@@ -3917,11 +7050,27 @@
           <w:lang w:val="en-US"/>
         </w:rPr>
       </w:pPr>
-      <w:r>
-        <w:rPr>
-          <w:lang w:val="en-US"/>
-        </w:rPr>
-        <w:t>So‘ng:</w:t>
+      <w:proofErr w:type="spellStart"/>
+      <w:proofErr w:type="gramStart"/>
+      <w:r>
+        <w:rPr>
+          <w:lang w:val="en-US"/>
+        </w:rPr>
+        <w:t>So‘</w:t>
+      </w:r>
+      <w:proofErr w:type="gramEnd"/>
+      <w:r>
+        <w:rPr>
+          <w:lang w:val="en-US"/>
+        </w:rPr>
+        <w:t>ng</w:t>
+      </w:r>
+      <w:proofErr w:type="spellEnd"/>
+      <w:r>
+        <w:rPr>
+          <w:lang w:val="en-US"/>
+        </w:rPr>
+        <w:t>:</w:t>
       </w:r>
     </w:p>
     <w:p>
@@ -3970,20 +7119,128 @@
           <w:bCs/>
           <w:lang w:val="en-US"/>
         </w:rPr>
-        <w:t>VLAN 10 CoreSW2 tomonida yangi subnetga muvaffaqiyatli ko‘chirildi.</w:t>
-      </w:r>
-    </w:p>
-    <w:p>
-      <w:pPr>
-        <w:rPr>
-          <w:lang w:val="en-US"/>
-        </w:rPr>
-      </w:pPr>
-      <w:r>
-        <w:rPr>
-          <w:lang w:val="en-US"/>
-        </w:rPr>
-        <w:t>Hozir:</w:t>
+        <w:t xml:space="preserve">VLAN 10 CoreSW2 </w:t>
+      </w:r>
+      <w:proofErr w:type="spellStart"/>
+      <w:r>
+        <w:rPr>
+          <w:b/>
+          <w:bCs/>
+          <w:lang w:val="en-US"/>
+        </w:rPr>
+        <w:t>tomonida</w:t>
+      </w:r>
+      <w:proofErr w:type="spellEnd"/>
+      <w:r>
+        <w:rPr>
+          <w:b/>
+          <w:bCs/>
+          <w:lang w:val="en-US"/>
+        </w:rPr>
+        <w:t xml:space="preserve"> </w:t>
+      </w:r>
+      <w:proofErr w:type="spellStart"/>
+      <w:r>
+        <w:rPr>
+          <w:b/>
+          <w:bCs/>
+          <w:lang w:val="en-US"/>
+        </w:rPr>
+        <w:t>yangi</w:t>
+      </w:r>
+      <w:proofErr w:type="spellEnd"/>
+      <w:r>
+        <w:rPr>
+          <w:b/>
+          <w:bCs/>
+          <w:lang w:val="en-US"/>
+        </w:rPr>
+        <w:t xml:space="preserve"> </w:t>
+      </w:r>
+      <w:proofErr w:type="spellStart"/>
+      <w:r>
+        <w:rPr>
+          <w:b/>
+          <w:bCs/>
+          <w:lang w:val="en-US"/>
+        </w:rPr>
+        <w:t>subnetga</w:t>
+      </w:r>
+      <w:proofErr w:type="spellEnd"/>
+      <w:r>
+        <w:rPr>
+          <w:b/>
+          <w:bCs/>
+          <w:lang w:val="en-US"/>
+        </w:rPr>
+        <w:t xml:space="preserve"> </w:t>
+      </w:r>
+      <w:proofErr w:type="spellStart"/>
+      <w:r>
+        <w:rPr>
+          <w:b/>
+          <w:bCs/>
+          <w:lang w:val="en-US"/>
+        </w:rPr>
+        <w:t>muvaffaqiyatli</w:t>
+      </w:r>
+      <w:proofErr w:type="spellEnd"/>
+      <w:r>
+        <w:rPr>
+          <w:b/>
+          <w:bCs/>
+          <w:lang w:val="en-US"/>
+        </w:rPr>
+        <w:t xml:space="preserve"> </w:t>
+      </w:r>
+      <w:proofErr w:type="spellStart"/>
+      <w:proofErr w:type="gramStart"/>
+      <w:r>
+        <w:rPr>
+          <w:b/>
+          <w:bCs/>
+          <w:lang w:val="en-US"/>
+        </w:rPr>
+        <w:t>ko‘</w:t>
+      </w:r>
+      <w:proofErr w:type="gramEnd"/>
+      <w:r>
+        <w:rPr>
+          <w:b/>
+          <w:bCs/>
+          <w:lang w:val="en-US"/>
+        </w:rPr>
+        <w:t>chirildi</w:t>
+      </w:r>
+      <w:proofErr w:type="spellEnd"/>
+      <w:r>
+        <w:rPr>
+          <w:b/>
+          <w:bCs/>
+          <w:lang w:val="en-US"/>
+        </w:rPr>
+        <w:t>.</w:t>
+      </w:r>
+    </w:p>
+    <w:p>
+      <w:pPr>
+        <w:rPr>
+          <w:lang w:val="en-US"/>
+        </w:rPr>
+      </w:pPr>
+      <w:proofErr w:type="spellStart"/>
+      <w:r>
+        <w:rPr>
+          <w:lang w:val="en-US"/>
+        </w:rPr>
+        <w:t>Hozir</w:t>
+      </w:r>
+      <w:proofErr w:type="spellEnd"/>
+      <w:r>
+        <w:rPr>
+          <w:lang w:val="en-US"/>
+        </w:rPr>
+        <w:t>:</w:t>
       </w:r>
     </w:p>
     <w:p>
@@ -4074,7 +7331,21 @@
         <w:rPr>
           <w:lang w:val="en-US"/>
         </w:rPr>
-        <w:t>CoreSW2 VLAN 10 PC ham DHCP orqali:</w:t>
+        <w:t xml:space="preserve">CoreSW2 VLAN 10 PC ham DHCP </w:t>
+      </w:r>
+      <w:proofErr w:type="spellStart"/>
+      <w:r>
+        <w:rPr>
+          <w:lang w:val="en-US"/>
+        </w:rPr>
+        <w:t>orqali</w:t>
+      </w:r>
+      <w:proofErr w:type="spellEnd"/>
+      <w:r>
+        <w:rPr>
+          <w:lang w:val="en-US"/>
+        </w:rPr>
+        <w:t>:</w:t>
       </w:r>
     </w:p>
     <w:p>
@@ -4123,11 +7394,61 @@
           <w:lang w:val="en-US"/>
         </w:rPr>
       </w:pPr>
-      <w:r>
-        <w:rPr>
-          <w:lang w:val="en-US"/>
-        </w:rPr>
-        <w:t xml:space="preserve">olib, gateway'ga ping qilgani bilan </w:t>
+      <w:proofErr w:type="spellStart"/>
+      <w:r>
+        <w:rPr>
+          <w:lang w:val="en-US"/>
+        </w:rPr>
+        <w:t>olib</w:t>
+      </w:r>
+      <w:proofErr w:type="spellEnd"/>
+      <w:r>
+        <w:rPr>
+          <w:lang w:val="en-US"/>
+        </w:rPr>
+        <w:t xml:space="preserve">, </w:t>
+      </w:r>
+      <w:proofErr w:type="spellStart"/>
+      <w:r>
+        <w:rPr>
+          <w:lang w:val="en-US"/>
+        </w:rPr>
+        <w:t>gateway'ga</w:t>
+      </w:r>
+      <w:proofErr w:type="spellEnd"/>
+      <w:r>
+        <w:rPr>
+          <w:lang w:val="en-US"/>
+        </w:rPr>
+        <w:t xml:space="preserve"> ping </w:t>
+      </w:r>
+      <w:proofErr w:type="spellStart"/>
+      <w:r>
+        <w:rPr>
+          <w:lang w:val="en-US"/>
+        </w:rPr>
+        <w:t>qilgani</w:t>
+      </w:r>
+      <w:proofErr w:type="spellEnd"/>
+      <w:r>
+        <w:rPr>
+          <w:lang w:val="en-US"/>
+        </w:rPr>
+        <w:t xml:space="preserve"> </w:t>
+      </w:r>
+      <w:proofErr w:type="spellStart"/>
+      <w:r>
+        <w:rPr>
+          <w:lang w:val="en-US"/>
+        </w:rPr>
+        <w:t>bilan</w:t>
+      </w:r>
+      <w:proofErr w:type="spellEnd"/>
+      <w:r>
+        <w:rPr>
+          <w:lang w:val="en-US"/>
+        </w:rPr>
+        <w:t xml:space="preserve"> </w:t>
       </w:r>
       <w:r>
         <w:rPr>
@@ -4141,37 +7462,195 @@
         <w:rPr>
           <w:lang w:val="en-US"/>
         </w:rPr>
-        <w:t xml:space="preserve"> ishlayotganini tasdiqladik. </w:t>
-      </w:r>
-    </w:p>
-    <w:p>
-      <w:pPr>
-        <w:rPr>
-          <w:b/>
-          <w:bCs/>
-          <w:lang w:val="en-US"/>
-        </w:rPr>
-      </w:pPr>
-      <w:r>
-        <w:rPr>
-          <w:b/>
-          <w:bCs/>
-          <w:lang w:val="en-US"/>
-        </w:rPr>
-        <w:t>Endi bitta muhim test</w:t>
-      </w:r>
-    </w:p>
-    <w:p>
-      <w:pPr>
-        <w:rPr>
-          <w:lang w:val="en-US"/>
-        </w:rPr>
-      </w:pPr>
-      <w:r>
-        <w:rPr>
-          <w:lang w:val="en-US"/>
-        </w:rPr>
-        <w:t>VLAN 10'ning yangi subneti CoreSW1'ga OSPF orqali yetib borganini tekshiramiz.</w:t>
+        <w:t xml:space="preserve"> </w:t>
+      </w:r>
+      <w:proofErr w:type="spellStart"/>
+      <w:r>
+        <w:rPr>
+          <w:lang w:val="en-US"/>
+        </w:rPr>
+        <w:t>ishlayotganini</w:t>
+      </w:r>
+      <w:proofErr w:type="spellEnd"/>
+      <w:r>
+        <w:rPr>
+          <w:lang w:val="en-US"/>
+        </w:rPr>
+        <w:t xml:space="preserve"> </w:t>
+      </w:r>
+      <w:proofErr w:type="spellStart"/>
+      <w:r>
+        <w:rPr>
+          <w:lang w:val="en-US"/>
+        </w:rPr>
+        <w:t>tasdiqladik</w:t>
+      </w:r>
+      <w:proofErr w:type="spellEnd"/>
+      <w:r>
+        <w:rPr>
+          <w:lang w:val="en-US"/>
+        </w:rPr>
+        <w:t xml:space="preserve">. </w:t>
+      </w:r>
+    </w:p>
+    <w:p>
+      <w:pPr>
+        <w:rPr>
+          <w:b/>
+          <w:bCs/>
+          <w:lang w:val="en-US"/>
+        </w:rPr>
+      </w:pPr>
+      <w:proofErr w:type="spellStart"/>
+      <w:r>
+        <w:rPr>
+          <w:b/>
+          <w:bCs/>
+          <w:lang w:val="en-US"/>
+        </w:rPr>
+        <w:t>Endi</w:t>
+      </w:r>
+      <w:proofErr w:type="spellEnd"/>
+      <w:r>
+        <w:rPr>
+          <w:b/>
+          <w:bCs/>
+          <w:lang w:val="en-US"/>
+        </w:rPr>
+        <w:t xml:space="preserve"> </w:t>
+      </w:r>
+      <w:proofErr w:type="spellStart"/>
+      <w:r>
+        <w:rPr>
+          <w:b/>
+          <w:bCs/>
+          <w:lang w:val="en-US"/>
+        </w:rPr>
+        <w:t>bitta</w:t>
+      </w:r>
+      <w:proofErr w:type="spellEnd"/>
+      <w:r>
+        <w:rPr>
+          <w:b/>
+          <w:bCs/>
+          <w:lang w:val="en-US"/>
+        </w:rPr>
+        <w:t xml:space="preserve"> </w:t>
+      </w:r>
+      <w:proofErr w:type="spellStart"/>
+      <w:r>
+        <w:rPr>
+          <w:b/>
+          <w:bCs/>
+          <w:lang w:val="en-US"/>
+        </w:rPr>
+        <w:t>muhim</w:t>
+      </w:r>
+      <w:proofErr w:type="spellEnd"/>
+      <w:r>
+        <w:rPr>
+          <w:b/>
+          <w:bCs/>
+          <w:lang w:val="en-US"/>
+        </w:rPr>
+        <w:t xml:space="preserve"> test</w:t>
+      </w:r>
+    </w:p>
+    <w:p>
+      <w:pPr>
+        <w:rPr>
+          <w:lang w:val="en-US"/>
+        </w:rPr>
+      </w:pPr>
+      <w:r>
+        <w:rPr>
+          <w:lang w:val="en-US"/>
+        </w:rPr>
+        <w:t xml:space="preserve">VLAN 10'ning </w:t>
+      </w:r>
+      <w:proofErr w:type="spellStart"/>
+      <w:r>
+        <w:rPr>
+          <w:lang w:val="en-US"/>
+        </w:rPr>
+        <w:t>yangi</w:t>
+      </w:r>
+      <w:proofErr w:type="spellEnd"/>
+      <w:r>
+        <w:rPr>
+          <w:lang w:val="en-US"/>
+        </w:rPr>
+        <w:t xml:space="preserve"> </w:t>
+      </w:r>
+      <w:proofErr w:type="spellStart"/>
+      <w:r>
+        <w:rPr>
+          <w:lang w:val="en-US"/>
+        </w:rPr>
+        <w:t>subneti</w:t>
+      </w:r>
+      <w:proofErr w:type="spellEnd"/>
+      <w:r>
+        <w:rPr>
+          <w:lang w:val="en-US"/>
+        </w:rPr>
+        <w:t xml:space="preserve"> CoreSW1'ga OSPF </w:t>
+      </w:r>
+      <w:proofErr w:type="spellStart"/>
+      <w:r>
+        <w:rPr>
+          <w:lang w:val="en-US"/>
+        </w:rPr>
+        <w:t>orqali</w:t>
+      </w:r>
+      <w:proofErr w:type="spellEnd"/>
+      <w:r>
+        <w:rPr>
+          <w:lang w:val="en-US"/>
+        </w:rPr>
+        <w:t xml:space="preserve"> </w:t>
+      </w:r>
+      <w:proofErr w:type="spellStart"/>
+      <w:r>
+        <w:rPr>
+          <w:lang w:val="en-US"/>
+        </w:rPr>
+        <w:t>yetib</w:t>
+      </w:r>
+      <w:proofErr w:type="spellEnd"/>
+      <w:r>
+        <w:rPr>
+          <w:lang w:val="en-US"/>
+        </w:rPr>
+        <w:t xml:space="preserve"> </w:t>
+      </w:r>
+      <w:proofErr w:type="spellStart"/>
+      <w:r>
+        <w:rPr>
+          <w:lang w:val="en-US"/>
+        </w:rPr>
+        <w:t>borganini</w:t>
+      </w:r>
+      <w:proofErr w:type="spellEnd"/>
+      <w:r>
+        <w:rPr>
+          <w:lang w:val="en-US"/>
+        </w:rPr>
+        <w:t xml:space="preserve"> </w:t>
+      </w:r>
+      <w:proofErr w:type="spellStart"/>
+      <w:r>
+        <w:rPr>
+          <w:lang w:val="en-US"/>
+        </w:rPr>
+        <w:t>tekshiramiz</w:t>
+      </w:r>
+      <w:proofErr w:type="spellEnd"/>
+      <w:r>
+        <w:rPr>
+          <w:lang w:val="en-US"/>
+        </w:rPr>
+        <w:t>.</w:t>
       </w:r>
     </w:p>
     <w:p>
@@ -4192,46 +7671,98 @@
         <w:rPr>
           <w:lang w:val="en-US"/>
         </w:rPr>
-        <w:t>ga o'tib:</w:t>
-      </w:r>
-    </w:p>
-    <w:p>
-      <w:pPr>
-        <w:rPr>
-          <w:lang w:val="en-US"/>
-        </w:rPr>
-      </w:pPr>
-      <w:r>
-        <w:rPr>
-          <w:lang w:val="en-US"/>
-        </w:rPr>
-        <w:t>show ip route ospf</w:t>
-      </w:r>
-    </w:p>
-    <w:p>
-      <w:pPr>
-        <w:rPr>
-          <w:lang w:val="en-US"/>
-        </w:rPr>
-      </w:pPr>
-      <w:r>
-        <w:rPr>
-          <w:lang w:val="en-US"/>
-        </w:rPr>
-        <w:t>ber.</w:t>
-      </w:r>
-    </w:p>
-    <w:p>
-      <w:pPr>
-        <w:rPr>
-          <w:lang w:val="en-US"/>
-        </w:rPr>
-      </w:pPr>
-      <w:r>
-        <w:rPr>
-          <w:lang w:val="en-US"/>
-        </w:rPr>
-        <w:t>Bizga:</w:t>
+        <w:t xml:space="preserve">ga </w:t>
+      </w:r>
+      <w:proofErr w:type="spellStart"/>
+      <w:r>
+        <w:rPr>
+          <w:lang w:val="en-US"/>
+        </w:rPr>
+        <w:t>o'tib</w:t>
+      </w:r>
+      <w:proofErr w:type="spellEnd"/>
+      <w:r>
+        <w:rPr>
+          <w:lang w:val="en-US"/>
+        </w:rPr>
+        <w:t>:</w:t>
+      </w:r>
+    </w:p>
+    <w:p>
+      <w:pPr>
+        <w:rPr>
+          <w:lang w:val="en-US"/>
+        </w:rPr>
+      </w:pPr>
+      <w:r>
+        <w:rPr>
+          <w:lang w:val="en-US"/>
+        </w:rPr>
+        <w:t xml:space="preserve">show </w:t>
+      </w:r>
+      <w:proofErr w:type="spellStart"/>
+      <w:r>
+        <w:rPr>
+          <w:lang w:val="en-US"/>
+        </w:rPr>
+        <w:t>ip</w:t>
+      </w:r>
+      <w:proofErr w:type="spellEnd"/>
+      <w:r>
+        <w:rPr>
+          <w:lang w:val="en-US"/>
+        </w:rPr>
+        <w:t xml:space="preserve"> route </w:t>
+      </w:r>
+      <w:proofErr w:type="spellStart"/>
+      <w:r>
+        <w:rPr>
+          <w:lang w:val="en-US"/>
+        </w:rPr>
+        <w:t>ospf</w:t>
+      </w:r>
+      <w:proofErr w:type="spellEnd"/>
+    </w:p>
+    <w:p>
+      <w:pPr>
+        <w:rPr>
+          <w:lang w:val="en-US"/>
+        </w:rPr>
+      </w:pPr>
+      <w:proofErr w:type="spellStart"/>
+      <w:r>
+        <w:rPr>
+          <w:lang w:val="en-US"/>
+        </w:rPr>
+        <w:t>ber</w:t>
+      </w:r>
+      <w:proofErr w:type="spellEnd"/>
+      <w:r>
+        <w:rPr>
+          <w:lang w:val="en-US"/>
+        </w:rPr>
+        <w:t>.</w:t>
+      </w:r>
+    </w:p>
+    <w:p>
+      <w:pPr>
+        <w:rPr>
+          <w:lang w:val="en-US"/>
+        </w:rPr>
+      </w:pPr>
+      <w:proofErr w:type="spellStart"/>
+      <w:r>
+        <w:rPr>
+          <w:lang w:val="en-US"/>
+        </w:rPr>
+        <w:t>Bizga</w:t>
+      </w:r>
+      <w:proofErr w:type="spellEnd"/>
+      <w:r>
+        <w:rPr>
+          <w:lang w:val="en-US"/>
+        </w:rPr>
+        <w:t>:</w:t>
       </w:r>
     </w:p>
     <w:p>
@@ -4253,46 +7784,244 @@
           <w:lang w:val="en-US"/>
         </w:rPr>
       </w:pPr>
-      <w:r>
-        <w:rPr>
-          <w:lang w:val="en-US"/>
-        </w:rPr>
-        <w:t>ko‘rinishi kerak.</w:t>
-      </w:r>
-    </w:p>
-    <w:p>
-      <w:pPr>
-        <w:rPr>
-          <w:lang w:val="en-US"/>
-        </w:rPr>
-      </w:pPr>
-    </w:p>
-    <w:p>
-      <w:pPr>
-        <w:rPr>
-          <w:lang w:val="en-US"/>
-        </w:rPr>
-      </w:pPr>
-      <w:r>
-        <w:rPr>
-          <w:b/>
-          <w:bCs/>
-          <w:lang w:val="en-US"/>
-        </w:rPr>
-        <w:t>VLAN 20 — FINANCE ham to‘liq ko‘chirildi va ishladi.</w:t>
-      </w:r>
-    </w:p>
-    <w:p>
-      <w:pPr>
-        <w:rPr>
-          <w:lang w:val="en-US"/>
-        </w:rPr>
-      </w:pPr>
-      <w:r>
-        <w:rPr>
-          <w:lang w:val="en-US"/>
-        </w:rPr>
-        <w:t>Hozir ikki Core orasida subnetlar to‘g‘ri ajratildi:</w:t>
+      <w:proofErr w:type="spellStart"/>
+      <w:proofErr w:type="gramStart"/>
+      <w:r>
+        <w:rPr>
+          <w:lang w:val="en-US"/>
+        </w:rPr>
+        <w:t>ko‘</w:t>
+      </w:r>
+      <w:proofErr w:type="gramEnd"/>
+      <w:r>
+        <w:rPr>
+          <w:lang w:val="en-US"/>
+        </w:rPr>
+        <w:t>rinishi</w:t>
+      </w:r>
+      <w:proofErr w:type="spellEnd"/>
+      <w:r>
+        <w:rPr>
+          <w:lang w:val="en-US"/>
+        </w:rPr>
+        <w:t xml:space="preserve"> </w:t>
+      </w:r>
+      <w:proofErr w:type="spellStart"/>
+      <w:r>
+        <w:rPr>
+          <w:lang w:val="en-US"/>
+        </w:rPr>
+        <w:t>kerak</w:t>
+      </w:r>
+      <w:proofErr w:type="spellEnd"/>
+      <w:r>
+        <w:rPr>
+          <w:lang w:val="en-US"/>
+        </w:rPr>
+        <w:t>.</w:t>
+      </w:r>
+    </w:p>
+    <w:p>
+      <w:pPr>
+        <w:rPr>
+          <w:lang w:val="en-US"/>
+        </w:rPr>
+      </w:pPr>
+    </w:p>
+    <w:p>
+      <w:pPr>
+        <w:rPr>
+          <w:lang w:val="en-US"/>
+        </w:rPr>
+      </w:pPr>
+      <w:r>
+        <w:rPr>
+          <w:b/>
+          <w:bCs/>
+          <w:lang w:val="en-US"/>
+        </w:rPr>
+        <w:t xml:space="preserve">VLAN 20 — FINANCE ham </w:t>
+      </w:r>
+      <w:proofErr w:type="spellStart"/>
+      <w:proofErr w:type="gramStart"/>
+      <w:r>
+        <w:rPr>
+          <w:b/>
+          <w:bCs/>
+          <w:lang w:val="en-US"/>
+        </w:rPr>
+        <w:t>to‘</w:t>
+      </w:r>
+      <w:proofErr w:type="gramEnd"/>
+      <w:r>
+        <w:rPr>
+          <w:b/>
+          <w:bCs/>
+          <w:lang w:val="en-US"/>
+        </w:rPr>
+        <w:t>liq</w:t>
+      </w:r>
+      <w:proofErr w:type="spellEnd"/>
+      <w:r>
+        <w:rPr>
+          <w:b/>
+          <w:bCs/>
+          <w:lang w:val="en-US"/>
+        </w:rPr>
+        <w:t xml:space="preserve"> </w:t>
+      </w:r>
+      <w:proofErr w:type="spellStart"/>
+      <w:r>
+        <w:rPr>
+          <w:b/>
+          <w:bCs/>
+          <w:lang w:val="en-US"/>
+        </w:rPr>
+        <w:t>ko‘chirildi</w:t>
+      </w:r>
+      <w:proofErr w:type="spellEnd"/>
+      <w:r>
+        <w:rPr>
+          <w:b/>
+          <w:bCs/>
+          <w:lang w:val="en-US"/>
+        </w:rPr>
+        <w:t xml:space="preserve"> </w:t>
+      </w:r>
+      <w:proofErr w:type="spellStart"/>
+      <w:r>
+        <w:rPr>
+          <w:b/>
+          <w:bCs/>
+          <w:lang w:val="en-US"/>
+        </w:rPr>
+        <w:t>va</w:t>
+      </w:r>
+      <w:proofErr w:type="spellEnd"/>
+      <w:r>
+        <w:rPr>
+          <w:b/>
+          <w:bCs/>
+          <w:lang w:val="en-US"/>
+        </w:rPr>
+        <w:t xml:space="preserve"> </w:t>
+      </w:r>
+      <w:proofErr w:type="spellStart"/>
+      <w:r>
+        <w:rPr>
+          <w:b/>
+          <w:bCs/>
+          <w:lang w:val="en-US"/>
+        </w:rPr>
+        <w:t>ishladi</w:t>
+      </w:r>
+      <w:proofErr w:type="spellEnd"/>
+      <w:r>
+        <w:rPr>
+          <w:b/>
+          <w:bCs/>
+          <w:lang w:val="en-US"/>
+        </w:rPr>
+        <w:t>.</w:t>
+      </w:r>
+    </w:p>
+    <w:p>
+      <w:pPr>
+        <w:rPr>
+          <w:lang w:val="en-US"/>
+        </w:rPr>
+      </w:pPr>
+      <w:proofErr w:type="spellStart"/>
+      <w:r>
+        <w:rPr>
+          <w:lang w:val="en-US"/>
+        </w:rPr>
+        <w:t>Hozir</w:t>
+      </w:r>
+      <w:proofErr w:type="spellEnd"/>
+      <w:r>
+        <w:rPr>
+          <w:lang w:val="en-US"/>
+        </w:rPr>
+        <w:t xml:space="preserve"> </w:t>
+      </w:r>
+      <w:proofErr w:type="spellStart"/>
+      <w:r>
+        <w:rPr>
+          <w:lang w:val="en-US"/>
+        </w:rPr>
+        <w:t>ikki</w:t>
+      </w:r>
+      <w:proofErr w:type="spellEnd"/>
+      <w:r>
+        <w:rPr>
+          <w:lang w:val="en-US"/>
+        </w:rPr>
+        <w:t xml:space="preserve"> Core </w:t>
+      </w:r>
+      <w:proofErr w:type="spellStart"/>
+      <w:r>
+        <w:rPr>
+          <w:lang w:val="en-US"/>
+        </w:rPr>
+        <w:t>orasida</w:t>
+      </w:r>
+      <w:proofErr w:type="spellEnd"/>
+      <w:r>
+        <w:rPr>
+          <w:lang w:val="en-US"/>
+        </w:rPr>
+        <w:t xml:space="preserve"> </w:t>
+      </w:r>
+      <w:proofErr w:type="spellStart"/>
+      <w:r>
+        <w:rPr>
+          <w:lang w:val="en-US"/>
+        </w:rPr>
+        <w:t>subnetlar</w:t>
+      </w:r>
+      <w:proofErr w:type="spellEnd"/>
+      <w:r>
+        <w:rPr>
+          <w:lang w:val="en-US"/>
+        </w:rPr>
+        <w:t xml:space="preserve"> </w:t>
+      </w:r>
+      <w:proofErr w:type="spellStart"/>
+      <w:proofErr w:type="gramStart"/>
+      <w:r>
+        <w:rPr>
+          <w:lang w:val="en-US"/>
+        </w:rPr>
+        <w:t>to‘</w:t>
+      </w:r>
+      <w:proofErr w:type="gramEnd"/>
+      <w:r>
+        <w:rPr>
+          <w:lang w:val="en-US"/>
+        </w:rPr>
+        <w:t>g‘ri</w:t>
+      </w:r>
+      <w:proofErr w:type="spellEnd"/>
+      <w:r>
+        <w:rPr>
+          <w:lang w:val="en-US"/>
+        </w:rPr>
+        <w:t xml:space="preserve"> </w:t>
+      </w:r>
+      <w:proofErr w:type="spellStart"/>
+      <w:r>
+        <w:rPr>
+          <w:lang w:val="en-US"/>
+        </w:rPr>
+        <w:t>ajratildi</w:t>
+      </w:r>
+      <w:proofErr w:type="spellEnd"/>
+      <w:r>
+        <w:rPr>
+          <w:lang w:val="en-US"/>
+        </w:rPr>
+        <w:t>:</w:t>
       </w:r>
     </w:p>
     <w:p>
@@ -4371,7 +8100,147 @@
         <w:rPr>
           <w:lang w:val="en-US"/>
         </w:rPr>
-        <w:t xml:space="preserve">CoreSW2 tomonidagi VLAN 10 va VLAN 20 PC'lar DHCP orqali yangi subnetlardan IP olyapti. OSPF ham CoreSW1'ga yangi networklarni tarqatmoqda. </w:t>
+        <w:t xml:space="preserve">CoreSW2 </w:t>
+      </w:r>
+      <w:proofErr w:type="spellStart"/>
+      <w:r>
+        <w:rPr>
+          <w:lang w:val="en-US"/>
+        </w:rPr>
+        <w:t>tomonidagi</w:t>
+      </w:r>
+      <w:proofErr w:type="spellEnd"/>
+      <w:r>
+        <w:rPr>
+          <w:lang w:val="en-US"/>
+        </w:rPr>
+        <w:t xml:space="preserve"> VLAN 10 </w:t>
+      </w:r>
+      <w:proofErr w:type="spellStart"/>
+      <w:r>
+        <w:rPr>
+          <w:lang w:val="en-US"/>
+        </w:rPr>
+        <w:t>va</w:t>
+      </w:r>
+      <w:proofErr w:type="spellEnd"/>
+      <w:r>
+        <w:rPr>
+          <w:lang w:val="en-US"/>
+        </w:rPr>
+        <w:t xml:space="preserve"> VLAN 20 </w:t>
+      </w:r>
+      <w:proofErr w:type="spellStart"/>
+      <w:r>
+        <w:rPr>
+          <w:lang w:val="en-US"/>
+        </w:rPr>
+        <w:t>PC'lar</w:t>
+      </w:r>
+      <w:proofErr w:type="spellEnd"/>
+      <w:r>
+        <w:rPr>
+          <w:lang w:val="en-US"/>
+        </w:rPr>
+        <w:t xml:space="preserve"> DHCP </w:t>
+      </w:r>
+      <w:proofErr w:type="spellStart"/>
+      <w:r>
+        <w:rPr>
+          <w:lang w:val="en-US"/>
+        </w:rPr>
+        <w:t>orqali</w:t>
+      </w:r>
+      <w:proofErr w:type="spellEnd"/>
+      <w:r>
+        <w:rPr>
+          <w:lang w:val="en-US"/>
+        </w:rPr>
+        <w:t xml:space="preserve"> </w:t>
+      </w:r>
+      <w:proofErr w:type="spellStart"/>
+      <w:r>
+        <w:rPr>
+          <w:lang w:val="en-US"/>
+        </w:rPr>
+        <w:t>yangi</w:t>
+      </w:r>
+      <w:proofErr w:type="spellEnd"/>
+      <w:r>
+        <w:rPr>
+          <w:lang w:val="en-US"/>
+        </w:rPr>
+        <w:t xml:space="preserve"> </w:t>
+      </w:r>
+      <w:proofErr w:type="spellStart"/>
+      <w:r>
+        <w:rPr>
+          <w:lang w:val="en-US"/>
+        </w:rPr>
+        <w:t>subnetlardan</w:t>
+      </w:r>
+      <w:proofErr w:type="spellEnd"/>
+      <w:r>
+        <w:rPr>
+          <w:lang w:val="en-US"/>
+        </w:rPr>
+        <w:t xml:space="preserve"> IP </w:t>
+      </w:r>
+      <w:proofErr w:type="spellStart"/>
+      <w:r>
+        <w:rPr>
+          <w:lang w:val="en-US"/>
+        </w:rPr>
+        <w:t>olyapti</w:t>
+      </w:r>
+      <w:proofErr w:type="spellEnd"/>
+      <w:r>
+        <w:rPr>
+          <w:lang w:val="en-US"/>
+        </w:rPr>
+        <w:t xml:space="preserve">. OSPF ham CoreSW1'ga </w:t>
+      </w:r>
+      <w:proofErr w:type="spellStart"/>
+      <w:r>
+        <w:rPr>
+          <w:lang w:val="en-US"/>
+        </w:rPr>
+        <w:t>yangi</w:t>
+      </w:r>
+      <w:proofErr w:type="spellEnd"/>
+      <w:r>
+        <w:rPr>
+          <w:lang w:val="en-US"/>
+        </w:rPr>
+        <w:t xml:space="preserve"> </w:t>
+      </w:r>
+      <w:proofErr w:type="spellStart"/>
+      <w:r>
+        <w:rPr>
+          <w:lang w:val="en-US"/>
+        </w:rPr>
+        <w:t>networklarni</w:t>
+      </w:r>
+      <w:proofErr w:type="spellEnd"/>
+      <w:r>
+        <w:rPr>
+          <w:lang w:val="en-US"/>
+        </w:rPr>
+        <w:t xml:space="preserve"> </w:t>
+      </w:r>
+      <w:proofErr w:type="spellStart"/>
+      <w:r>
+        <w:rPr>
+          <w:lang w:val="en-US"/>
+        </w:rPr>
+        <w:t>tarqatmoqda</w:t>
+      </w:r>
+      <w:proofErr w:type="spellEnd"/>
+      <w:r>
+        <w:rPr>
+          <w:lang w:val="en-US"/>
+        </w:rPr>
+        <w:t xml:space="preserve">. </w:t>
       </w:r>
       <w:r>
         <w:rPr>
@@ -4389,26 +8258,90 @@
           <w:lang w:val="en-US"/>
         </w:rPr>
       </w:pPr>
-      <w:r>
-        <w:rPr>
-          <w:b/>
-          <w:bCs/>
-          <w:lang w:val="en-US"/>
-        </w:rPr>
-        <w:t>Keyingi bosqich — VLAN 30 HR</w:t>
-      </w:r>
-    </w:p>
-    <w:p>
-      <w:pPr>
-        <w:rPr>
-          <w:lang w:val="en-US"/>
-        </w:rPr>
-      </w:pPr>
-      <w:r>
-        <w:rPr>
-          <w:lang w:val="en-US"/>
-        </w:rPr>
-        <w:t>Xuddi shu usulda:</w:t>
+      <w:proofErr w:type="spellStart"/>
+      <w:r>
+        <w:rPr>
+          <w:b/>
+          <w:bCs/>
+          <w:lang w:val="en-US"/>
+        </w:rPr>
+        <w:t>Keyingi</w:t>
+      </w:r>
+      <w:proofErr w:type="spellEnd"/>
+      <w:r>
+        <w:rPr>
+          <w:b/>
+          <w:bCs/>
+          <w:lang w:val="en-US"/>
+        </w:rPr>
+        <w:t xml:space="preserve"> </w:t>
+      </w:r>
+      <w:proofErr w:type="spellStart"/>
+      <w:r>
+        <w:rPr>
+          <w:b/>
+          <w:bCs/>
+          <w:lang w:val="en-US"/>
+        </w:rPr>
+        <w:t>bosqich</w:t>
+      </w:r>
+      <w:proofErr w:type="spellEnd"/>
+      <w:r>
+        <w:rPr>
+          <w:b/>
+          <w:bCs/>
+          <w:lang w:val="en-US"/>
+        </w:rPr>
+        <w:t xml:space="preserve"> — VLAN 30 HR</w:t>
+      </w:r>
+    </w:p>
+    <w:p>
+      <w:pPr>
+        <w:rPr>
+          <w:lang w:val="en-US"/>
+        </w:rPr>
+      </w:pPr>
+      <w:proofErr w:type="spellStart"/>
+      <w:r>
+        <w:rPr>
+          <w:lang w:val="en-US"/>
+        </w:rPr>
+        <w:t>Xuddi</w:t>
+      </w:r>
+      <w:proofErr w:type="spellEnd"/>
+      <w:r>
+        <w:rPr>
+          <w:lang w:val="en-US"/>
+        </w:rPr>
+        <w:t xml:space="preserve"> </w:t>
+      </w:r>
+      <w:proofErr w:type="spellStart"/>
+      <w:r>
+        <w:rPr>
+          <w:lang w:val="en-US"/>
+        </w:rPr>
+        <w:t>shu</w:t>
+      </w:r>
+      <w:proofErr w:type="spellEnd"/>
+      <w:r>
+        <w:rPr>
+          <w:lang w:val="en-US"/>
+        </w:rPr>
+        <w:t xml:space="preserve"> </w:t>
+      </w:r>
+      <w:proofErr w:type="spellStart"/>
+      <w:r>
+        <w:rPr>
+          <w:lang w:val="en-US"/>
+        </w:rPr>
+        <w:t>usulda</w:t>
+      </w:r>
+      <w:proofErr w:type="spellEnd"/>
+      <w:r>
+        <w:rPr>
+          <w:lang w:val="en-US"/>
+        </w:rPr>
+        <w:t>:</w:t>
       </w:r>
     </w:p>
     <w:p>
@@ -4579,33 +8512,69 @@
         <w:rPr>
           <w:lang w:val="en-US"/>
         </w:rPr>
-        <w:t>interface vlan 30</w:t>
-      </w:r>
-    </w:p>
-    <w:p>
-      <w:pPr>
-        <w:rPr>
-          <w:lang w:val="en-US"/>
-        </w:rPr>
-      </w:pPr>
-      <w:r>
-        <w:rPr>
-          <w:lang w:val="en-US"/>
-        </w:rPr>
-        <w:t>no ip address 10.10.30.1 255.255.255.0</w:t>
-      </w:r>
-    </w:p>
-    <w:p>
-      <w:pPr>
-        <w:rPr>
-          <w:lang w:val="en-US"/>
-        </w:rPr>
-      </w:pPr>
-      <w:r>
-        <w:rPr>
-          <w:lang w:val="en-US"/>
-        </w:rPr>
-        <w:t>ip address 10.20.30.1 255.255.255.0</w:t>
+        <w:t xml:space="preserve">interface </w:t>
+      </w:r>
+      <w:proofErr w:type="spellStart"/>
+      <w:r>
+        <w:rPr>
+          <w:lang w:val="en-US"/>
+        </w:rPr>
+        <w:t>vlan</w:t>
+      </w:r>
+      <w:proofErr w:type="spellEnd"/>
+      <w:r>
+        <w:rPr>
+          <w:lang w:val="en-US"/>
+        </w:rPr>
+        <w:t xml:space="preserve"> 30</w:t>
+      </w:r>
+    </w:p>
+    <w:p>
+      <w:pPr>
+        <w:rPr>
+          <w:lang w:val="en-US"/>
+        </w:rPr>
+      </w:pPr>
+      <w:r>
+        <w:rPr>
+          <w:lang w:val="en-US"/>
+        </w:rPr>
+        <w:t xml:space="preserve">no </w:t>
+      </w:r>
+      <w:proofErr w:type="spellStart"/>
+      <w:r>
+        <w:rPr>
+          <w:lang w:val="en-US"/>
+        </w:rPr>
+        <w:t>ip</w:t>
+      </w:r>
+      <w:proofErr w:type="spellEnd"/>
+      <w:r>
+        <w:rPr>
+          <w:lang w:val="en-US"/>
+        </w:rPr>
+        <w:t xml:space="preserve"> address 10.10.30.1 255.255.255.0</w:t>
+      </w:r>
+    </w:p>
+    <w:p>
+      <w:pPr>
+        <w:rPr>
+          <w:lang w:val="en-US"/>
+        </w:rPr>
+      </w:pPr>
+      <w:proofErr w:type="spellStart"/>
+      <w:r>
+        <w:rPr>
+          <w:lang w:val="en-US"/>
+        </w:rPr>
+        <w:t>ip</w:t>
+      </w:r>
+      <w:proofErr w:type="spellEnd"/>
+      <w:r>
+        <w:rPr>
+          <w:lang w:val="en-US"/>
+        </w:rPr>
+        <w:t xml:space="preserve"> address 10.20.30.1 255.255.255.0</w:t>
       </w:r>
     </w:p>
     <w:p>
@@ -4651,40 +8620,112 @@
         <w:rPr>
           <w:lang w:val="en-US"/>
         </w:rPr>
-        <w:t>no ip dhcp excluded-address 10.10.30.1 10.10.30.20</w:t>
-      </w:r>
-    </w:p>
-    <w:p>
-      <w:pPr>
-        <w:rPr>
-          <w:lang w:val="en-US"/>
-        </w:rPr>
-      </w:pPr>
-      <w:r>
-        <w:rPr>
-          <w:lang w:val="en-US"/>
-        </w:rPr>
-        <w:t>ip dhcp excluded-address 10.20.30.1 10.20.30.20</w:t>
-      </w:r>
-    </w:p>
-    <w:p>
-      <w:pPr>
-        <w:rPr>
-          <w:lang w:val="en-US"/>
-        </w:rPr>
-      </w:pPr>
-    </w:p>
-    <w:p>
-      <w:pPr>
-        <w:rPr>
-          <w:lang w:val="en-US"/>
-        </w:rPr>
-      </w:pPr>
-      <w:r>
-        <w:rPr>
-          <w:lang w:val="en-US"/>
-        </w:rPr>
-        <w:t>ip dhcp pool VLAN30-HR</w:t>
+        <w:t xml:space="preserve">no </w:t>
+      </w:r>
+      <w:proofErr w:type="spellStart"/>
+      <w:r>
+        <w:rPr>
+          <w:lang w:val="en-US"/>
+        </w:rPr>
+        <w:t>ip</w:t>
+      </w:r>
+      <w:proofErr w:type="spellEnd"/>
+      <w:r>
+        <w:rPr>
+          <w:lang w:val="en-US"/>
+        </w:rPr>
+        <w:t xml:space="preserve"> </w:t>
+      </w:r>
+      <w:proofErr w:type="spellStart"/>
+      <w:r>
+        <w:rPr>
+          <w:lang w:val="en-US"/>
+        </w:rPr>
+        <w:t>dhcp</w:t>
+      </w:r>
+      <w:proofErr w:type="spellEnd"/>
+      <w:r>
+        <w:rPr>
+          <w:lang w:val="en-US"/>
+        </w:rPr>
+        <w:t xml:space="preserve"> excluded-address 10.10.30.1 10.10.30.20</w:t>
+      </w:r>
+    </w:p>
+    <w:p>
+      <w:pPr>
+        <w:rPr>
+          <w:lang w:val="en-US"/>
+        </w:rPr>
+      </w:pPr>
+      <w:proofErr w:type="spellStart"/>
+      <w:r>
+        <w:rPr>
+          <w:lang w:val="en-US"/>
+        </w:rPr>
+        <w:t>ip</w:t>
+      </w:r>
+      <w:proofErr w:type="spellEnd"/>
+      <w:r>
+        <w:rPr>
+          <w:lang w:val="en-US"/>
+        </w:rPr>
+        <w:t xml:space="preserve"> </w:t>
+      </w:r>
+      <w:proofErr w:type="spellStart"/>
+      <w:r>
+        <w:rPr>
+          <w:lang w:val="en-US"/>
+        </w:rPr>
+        <w:t>dhcp</w:t>
+      </w:r>
+      <w:proofErr w:type="spellEnd"/>
+      <w:r>
+        <w:rPr>
+          <w:lang w:val="en-US"/>
+        </w:rPr>
+        <w:t xml:space="preserve"> excluded-address 10.20.30.1 10.20.30.20</w:t>
+      </w:r>
+    </w:p>
+    <w:p>
+      <w:pPr>
+        <w:rPr>
+          <w:lang w:val="en-US"/>
+        </w:rPr>
+      </w:pPr>
+    </w:p>
+    <w:p>
+      <w:pPr>
+        <w:rPr>
+          <w:lang w:val="en-US"/>
+        </w:rPr>
+      </w:pPr>
+      <w:proofErr w:type="spellStart"/>
+      <w:r>
+        <w:rPr>
+          <w:lang w:val="en-US"/>
+        </w:rPr>
+        <w:t>ip</w:t>
+      </w:r>
+      <w:proofErr w:type="spellEnd"/>
+      <w:r>
+        <w:rPr>
+          <w:lang w:val="en-US"/>
+        </w:rPr>
+        <w:t xml:space="preserve"> </w:t>
+      </w:r>
+      <w:proofErr w:type="spellStart"/>
+      <w:r>
+        <w:rPr>
+          <w:lang w:val="en-US"/>
+        </w:rPr>
+        <w:t>dhcp</w:t>
+      </w:r>
+      <w:proofErr w:type="spellEnd"/>
+      <w:r>
+        <w:rPr>
+          <w:lang w:val="en-US"/>
+        </w:rPr>
+        <w:t xml:space="preserve"> pool VLAN30-HR</w:t>
       </w:r>
     </w:p>
     <w:p>
@@ -4732,11 +8773,19 @@
           <w:lang w:val="en-US"/>
         </w:rPr>
       </w:pPr>
-      <w:r>
-        <w:rPr>
-          <w:lang w:val="en-US"/>
-        </w:rPr>
-        <w:t>dns-server 8.8.8.8</w:t>
+      <w:proofErr w:type="spellStart"/>
+      <w:r>
+        <w:rPr>
+          <w:lang w:val="en-US"/>
+        </w:rPr>
+        <w:t>dns</w:t>
+      </w:r>
+      <w:proofErr w:type="spellEnd"/>
+      <w:r>
+        <w:rPr>
+          <w:lang w:val="en-US"/>
+        </w:rPr>
+        <w:t>-server 8.8.8.8</w:t>
       </w:r>
     </w:p>
     <w:p>
@@ -4769,7 +8818,21 @@
         <w:rPr>
           <w:lang w:val="en-US"/>
         </w:rPr>
-        <w:t>router ospf 1</w:t>
+        <w:t xml:space="preserve">router </w:t>
+      </w:r>
+      <w:proofErr w:type="spellStart"/>
+      <w:r>
+        <w:rPr>
+          <w:lang w:val="en-US"/>
+        </w:rPr>
+        <w:t>ospf</w:t>
+      </w:r>
+      <w:proofErr w:type="spellEnd"/>
+      <w:r>
+        <w:rPr>
+          <w:lang w:val="en-US"/>
+        </w:rPr>
+        <w:t xml:space="preserve"> 1</w:t>
       </w:r>
     </w:p>
     <w:p>
@@ -4817,11 +8880,33 @@
           <w:lang w:val="en-US"/>
         </w:rPr>
       </w:pPr>
-      <w:r>
-        <w:rPr>
-          <w:lang w:val="en-US"/>
-        </w:rPr>
-        <w:t>Keyin HR PC'da:</w:t>
+      <w:proofErr w:type="spellStart"/>
+      <w:r>
+        <w:rPr>
+          <w:lang w:val="en-US"/>
+        </w:rPr>
+        <w:t>Keyin</w:t>
+      </w:r>
+      <w:proofErr w:type="spellEnd"/>
+      <w:r>
+        <w:rPr>
+          <w:lang w:val="en-US"/>
+        </w:rPr>
+        <w:t xml:space="preserve"> HR </w:t>
+      </w:r>
+      <w:proofErr w:type="spellStart"/>
+      <w:r>
+        <w:rPr>
+          <w:lang w:val="en-US"/>
+        </w:rPr>
+        <w:t>PC'da</w:t>
+      </w:r>
+      <w:proofErr w:type="spellEnd"/>
+      <w:r>
+        <w:rPr>
+          <w:lang w:val="en-US"/>
+        </w:rPr>
+        <w:t>:</w:t>
       </w:r>
     </w:p>
     <w:p>
@@ -4838,7 +8923,15 @@
       </w:r>
     </w:p>
     <w:p>
-      <w:r>
+      <w:pPr>
+        <w:rPr>
+          <w:lang w:val="en-US"/>
+        </w:rPr>
+      </w:pPr>
+      <w:r>
+        <w:rPr>
+          <w:lang w:val="en-US"/>
+        </w:rPr>
         <w:t>ipconfig /renew</w:t>
       </w:r>
     </w:p>
@@ -4862,11 +8955,19 @@
           <w:lang w:val="en-US"/>
         </w:rPr>
       </w:pPr>
-      <w:r>
-        <w:rPr>
-          <w:lang w:val="en-US"/>
-        </w:rPr>
-        <w:t>Kutiladigan:</w:t>
+      <w:proofErr w:type="spellStart"/>
+      <w:r>
+        <w:rPr>
+          <w:lang w:val="en-US"/>
+        </w:rPr>
+        <w:t>Kutiladigan</w:t>
+      </w:r>
+      <w:proofErr w:type="spellEnd"/>
+      <w:r>
+        <w:rPr>
+          <w:lang w:val="en-US"/>
+        </w:rPr>
+        <w:t>:</w:t>
       </w:r>
     </w:p>
     <w:p>
@@ -4914,11 +9015,27 @@
           <w:lang w:val="en-US"/>
         </w:rPr>
       </w:pPr>
-      <w:r>
-        <w:rPr>
-          <w:lang w:val="en-US"/>
-        </w:rPr>
-        <w:t>So‘ng:</w:t>
+      <w:proofErr w:type="spellStart"/>
+      <w:proofErr w:type="gramStart"/>
+      <w:r>
+        <w:rPr>
+          <w:lang w:val="en-US"/>
+        </w:rPr>
+        <w:t>So‘</w:t>
+      </w:r>
+      <w:proofErr w:type="gramEnd"/>
+      <w:r>
+        <w:rPr>
+          <w:lang w:val="en-US"/>
+        </w:rPr>
+        <w:t>ng</w:t>
+      </w:r>
+      <w:proofErr w:type="spellEnd"/>
+      <w:r>
+        <w:rPr>
+          <w:lang w:val="en-US"/>
+        </w:rPr>
+        <w:t>:</w:t>
       </w:r>
     </w:p>
     <w:p>
@@ -4932,6 +9049,1124 @@
           <w:lang w:val="en-US"/>
         </w:rPr>
         <w:t>ping 10.20.30.1</w:t>
+      </w:r>
+    </w:p>
+    <w:p>
+      <w:pPr>
+        <w:rPr>
+          <w:lang w:val="en-US"/>
+        </w:rPr>
+      </w:pPr>
+    </w:p>
+    <w:p>
+      <w:pPr>
+        <w:rPr>
+          <w:lang w:val="en-US"/>
+        </w:rPr>
+      </w:pPr>
+    </w:p>
+    <w:p>
+      <w:pPr>
+        <w:rPr>
+          <w:lang w:val="en-US"/>
+        </w:rPr>
+      </w:pPr>
+    </w:p>
+    <w:p>
+      <w:pPr>
+        <w:rPr>
+          <w:lang w:val="en-US"/>
+        </w:rPr>
+      </w:pPr>
+    </w:p>
+    <w:p>
+      <w:pPr>
+        <w:rPr>
+          <w:lang w:val="en-US"/>
+        </w:rPr>
+      </w:pPr>
+    </w:p>
+    <w:p>
+      <w:pPr>
+        <w:rPr>
+          <w:lang w:val="en-US"/>
+        </w:rPr>
+      </w:pPr>
+    </w:p>
+    <w:p>
+      <w:pPr>
+        <w:rPr>
+          <w:b/>
+          <w:bCs/>
+          <w:lang w:val="en-US"/>
+        </w:rPr>
+      </w:pPr>
+      <w:r>
+        <w:rPr>
+          <w:b/>
+          <w:bCs/>
+          <w:lang w:val="en-US"/>
+        </w:rPr>
+        <w:t xml:space="preserve">1-qadam — ACL </w:t>
+      </w:r>
+      <w:proofErr w:type="spellStart"/>
+      <w:r>
+        <w:rPr>
+          <w:b/>
+          <w:bCs/>
+          <w:lang w:val="en-US"/>
+        </w:rPr>
+        <w:t>yaratamiz</w:t>
+      </w:r>
+      <w:proofErr w:type="spellEnd"/>
+    </w:p>
+    <w:p>
+      <w:pPr>
+        <w:rPr>
+          <w:lang w:val="en-US"/>
+        </w:rPr>
+      </w:pPr>
+      <w:proofErr w:type="spellStart"/>
+      <w:r>
+        <w:rPr>
+          <w:lang w:val="en-US"/>
+        </w:rPr>
+        <w:t>Maqsadimiz</w:t>
+      </w:r>
+      <w:proofErr w:type="spellEnd"/>
+      <w:r>
+        <w:rPr>
+          <w:lang w:val="en-US"/>
+        </w:rPr>
+        <w:t>:</w:t>
+      </w:r>
+    </w:p>
+    <w:p>
+      <w:pPr>
+        <w:rPr>
+          <w:lang w:val="en-US"/>
+        </w:rPr>
+      </w:pPr>
+      <w:r>
+        <w:rPr>
+          <w:b/>
+          <w:bCs/>
+          <w:lang w:val="en-US"/>
+        </w:rPr>
+        <w:t xml:space="preserve">Guest VLAN (60) → Finance VLAN (20) </w:t>
+      </w:r>
+      <w:proofErr w:type="spellStart"/>
+      <w:r>
+        <w:rPr>
+          <w:b/>
+          <w:bCs/>
+          <w:lang w:val="en-US"/>
+        </w:rPr>
+        <w:t>trafikini</w:t>
+      </w:r>
+      <w:proofErr w:type="spellEnd"/>
+      <w:r>
+        <w:rPr>
+          <w:b/>
+          <w:bCs/>
+          <w:lang w:val="en-US"/>
+        </w:rPr>
+        <w:t xml:space="preserve"> </w:t>
+      </w:r>
+      <w:proofErr w:type="spellStart"/>
+      <w:r>
+        <w:rPr>
+          <w:b/>
+          <w:bCs/>
+          <w:lang w:val="en-US"/>
+        </w:rPr>
+        <w:t>bloklash</w:t>
+      </w:r>
+      <w:proofErr w:type="spellEnd"/>
+      <w:r>
+        <w:rPr>
+          <w:b/>
+          <w:bCs/>
+          <w:lang w:val="en-US"/>
+        </w:rPr>
+        <w:t>.</w:t>
+      </w:r>
+    </w:p>
+    <w:p>
+      <w:pPr>
+        <w:rPr>
+          <w:lang w:val="en-US"/>
+        </w:rPr>
+      </w:pPr>
+      <w:r>
+        <w:rPr>
+          <w:lang w:val="en-US"/>
+        </w:rPr>
+        <w:t xml:space="preserve">Finance </w:t>
+      </w:r>
+      <w:proofErr w:type="spellStart"/>
+      <w:r>
+        <w:rPr>
+          <w:lang w:val="en-US"/>
+        </w:rPr>
+        <w:t>hozir</w:t>
+      </w:r>
+      <w:proofErr w:type="spellEnd"/>
+      <w:r>
+        <w:rPr>
+          <w:lang w:val="en-US"/>
+        </w:rPr>
+        <w:t>:</w:t>
+      </w:r>
+      <w:r>
+        <w:rPr>
+          <w:lang w:val="en-US"/>
+        </w:rPr>
+        <w:br/>
+        <w:t>10.20.20.0/24</w:t>
+      </w:r>
+    </w:p>
+    <w:p>
+      <w:pPr>
+        <w:rPr>
+          <w:lang w:val="en-US"/>
+        </w:rPr>
+      </w:pPr>
+      <w:r>
+        <w:rPr>
+          <w:lang w:val="en-US"/>
+        </w:rPr>
+        <w:t xml:space="preserve">CoreSW2'da </w:t>
+      </w:r>
+      <w:proofErr w:type="spellStart"/>
+      <w:r>
+        <w:rPr>
+          <w:lang w:val="en-US"/>
+        </w:rPr>
+        <w:t>quyidagilarni</w:t>
+      </w:r>
+      <w:proofErr w:type="spellEnd"/>
+      <w:r>
+        <w:rPr>
+          <w:lang w:val="en-US"/>
+        </w:rPr>
+        <w:t xml:space="preserve"> </w:t>
+      </w:r>
+      <w:proofErr w:type="spellStart"/>
+      <w:r>
+        <w:rPr>
+          <w:lang w:val="en-US"/>
+        </w:rPr>
+        <w:t>kiriting</w:t>
+      </w:r>
+      <w:proofErr w:type="spellEnd"/>
+      <w:r>
+        <w:rPr>
+          <w:lang w:val="en-US"/>
+        </w:rPr>
+        <w:t>:</w:t>
+      </w:r>
+    </w:p>
+    <w:p>
+      <w:pPr>
+        <w:rPr>
+          <w:lang w:val="en-US"/>
+        </w:rPr>
+      </w:pPr>
+      <w:r>
+        <w:rPr>
+          <w:lang w:val="en-US"/>
+        </w:rPr>
+        <w:t>enable</w:t>
+      </w:r>
+    </w:p>
+    <w:p>
+      <w:pPr>
+        <w:rPr>
+          <w:lang w:val="en-US"/>
+        </w:rPr>
+      </w:pPr>
+      <w:r>
+        <w:rPr>
+          <w:lang w:val="en-US"/>
+        </w:rPr>
+        <w:t>configure terminal</w:t>
+      </w:r>
+    </w:p>
+    <w:p>
+      <w:pPr>
+        <w:rPr>
+          <w:lang w:val="en-US"/>
+        </w:rPr>
+      </w:pPr>
+    </w:p>
+    <w:p>
+      <w:pPr>
+        <w:rPr>
+          <w:lang w:val="en-US"/>
+        </w:rPr>
+      </w:pPr>
+      <w:proofErr w:type="spellStart"/>
+      <w:r>
+        <w:rPr>
+          <w:lang w:val="en-US"/>
+        </w:rPr>
+        <w:t>ip</w:t>
+      </w:r>
+      <w:proofErr w:type="spellEnd"/>
+      <w:r>
+        <w:rPr>
+          <w:lang w:val="en-US"/>
+        </w:rPr>
+        <w:t xml:space="preserve"> access-list extended GUEST-FILTER </w:t>
+      </w:r>
+    </w:p>
+    <w:p>
+      <w:pPr>
+        <w:rPr>
+          <w:lang w:val="en-US"/>
+        </w:rPr>
+      </w:pPr>
+      <w:r>
+        <w:rPr>
+          <w:lang w:val="en-US"/>
+        </w:rPr>
+        <w:t xml:space="preserve">deny </w:t>
+      </w:r>
+      <w:proofErr w:type="spellStart"/>
+      <w:r>
+        <w:rPr>
+          <w:lang w:val="en-US"/>
+        </w:rPr>
+        <w:t>ip</w:t>
+      </w:r>
+      <w:proofErr w:type="spellEnd"/>
+      <w:r>
+        <w:rPr>
+          <w:lang w:val="en-US"/>
+        </w:rPr>
+        <w:t xml:space="preserve"> 10.10.60.0 0.0.0.255 10.20.20.0 0.0.0.255 permit </w:t>
+      </w:r>
+    </w:p>
+    <w:p>
+      <w:pPr>
+        <w:rPr>
+          <w:lang w:val="en-US"/>
+        </w:rPr>
+      </w:pPr>
+      <w:proofErr w:type="spellStart"/>
+      <w:r>
+        <w:rPr>
+          <w:lang w:val="en-US"/>
+        </w:rPr>
+        <w:t>ip</w:t>
+      </w:r>
+      <w:proofErr w:type="spellEnd"/>
+      <w:r>
+        <w:rPr>
+          <w:lang w:val="en-US"/>
+        </w:rPr>
+        <w:t xml:space="preserve"> any </w:t>
+      </w:r>
+      <w:proofErr w:type="spellStart"/>
+      <w:r>
+        <w:rPr>
+          <w:lang w:val="en-US"/>
+        </w:rPr>
+        <w:t>any</w:t>
+      </w:r>
+      <w:proofErr w:type="spellEnd"/>
+      <w:r>
+        <w:rPr>
+          <w:lang w:val="en-US"/>
+        </w:rPr>
+        <w:t xml:space="preserve"> </w:t>
+      </w:r>
+    </w:p>
+    <w:p>
+      <w:pPr>
+        <w:rPr>
+          <w:lang w:val="en-US"/>
+        </w:rPr>
+      </w:pPr>
+      <w:r>
+        <w:rPr>
+          <w:lang w:val="en-US"/>
+        </w:rPr>
+        <w:t>exit</w:t>
+      </w:r>
+    </w:p>
+    <w:p>
+      <w:pPr>
+        <w:rPr>
+          <w:lang w:val="en-US"/>
+        </w:rPr>
+      </w:pPr>
+      <w:r>
+        <w:rPr>
+          <w:lang w:val="en-US"/>
+        </w:rPr>
+        <w:t xml:space="preserve">Bu </w:t>
+      </w:r>
+      <w:proofErr w:type="spellStart"/>
+      <w:r>
+        <w:rPr>
+          <w:lang w:val="en-US"/>
+        </w:rPr>
+        <w:t>yerda</w:t>
+      </w:r>
+      <w:proofErr w:type="spellEnd"/>
+      <w:r>
+        <w:rPr>
+          <w:lang w:val="en-US"/>
+        </w:rPr>
+        <w:t>:</w:t>
+      </w:r>
+    </w:p>
+    <w:p>
+      <w:pPr>
+        <w:rPr>
+          <w:lang w:val="en-US"/>
+        </w:rPr>
+      </w:pPr>
+      <w:r>
+        <w:rPr>
+          <w:lang w:val="en-US"/>
+        </w:rPr>
+        <w:t xml:space="preserve">deny </w:t>
+      </w:r>
+      <w:proofErr w:type="spellStart"/>
+      <w:r>
+        <w:rPr>
+          <w:lang w:val="en-US"/>
+        </w:rPr>
+        <w:t>ip</w:t>
+      </w:r>
+      <w:proofErr w:type="spellEnd"/>
+      <w:r>
+        <w:rPr>
+          <w:lang w:val="en-US"/>
+        </w:rPr>
+        <w:t xml:space="preserve"> 10.10.60.0/24 → 10.20.20.0/24</w:t>
+      </w:r>
+    </w:p>
+    <w:p>
+      <w:pPr>
+        <w:rPr>
+          <w:lang w:val="en-US"/>
+        </w:rPr>
+      </w:pPr>
+      <w:proofErr w:type="spellStart"/>
+      <w:r>
+        <w:rPr>
+          <w:lang w:val="en-US"/>
+        </w:rPr>
+        <w:t>ya'ni</w:t>
+      </w:r>
+      <w:proofErr w:type="spellEnd"/>
+      <w:r>
+        <w:rPr>
+          <w:lang w:val="en-US"/>
+        </w:rPr>
+        <w:t xml:space="preserve"> </w:t>
+      </w:r>
+      <w:r>
+        <w:rPr>
+          <w:b/>
+          <w:bCs/>
+          <w:lang w:val="en-US"/>
+        </w:rPr>
+        <w:t xml:space="preserve">Guest → Finance </w:t>
+      </w:r>
+      <w:proofErr w:type="spellStart"/>
+      <w:r>
+        <w:rPr>
+          <w:b/>
+          <w:bCs/>
+          <w:lang w:val="en-US"/>
+        </w:rPr>
+        <w:t>taqiqlanadi</w:t>
+      </w:r>
+      <w:proofErr w:type="spellEnd"/>
+      <w:r>
+        <w:rPr>
+          <w:lang w:val="en-US"/>
+        </w:rPr>
+        <w:t>.</w:t>
+      </w:r>
+    </w:p>
+    <w:p>
+      <w:pPr>
+        <w:rPr>
+          <w:lang w:val="en-US"/>
+        </w:rPr>
+      </w:pPr>
+      <w:proofErr w:type="spellStart"/>
+      <w:r>
+        <w:rPr>
+          <w:lang w:val="en-US"/>
+        </w:rPr>
+        <w:lastRenderedPageBreak/>
+        <w:t>Keyingi</w:t>
+      </w:r>
+      <w:proofErr w:type="spellEnd"/>
+      <w:r>
+        <w:rPr>
+          <w:lang w:val="en-US"/>
+        </w:rPr>
+        <w:t>:</w:t>
+      </w:r>
+    </w:p>
+    <w:p>
+      <w:pPr>
+        <w:rPr>
+          <w:lang w:val="en-US"/>
+        </w:rPr>
+      </w:pPr>
+      <w:r>
+        <w:rPr>
+          <w:lang w:val="en-US"/>
+        </w:rPr>
+        <w:t xml:space="preserve">permit </w:t>
+      </w:r>
+      <w:proofErr w:type="spellStart"/>
+      <w:r>
+        <w:rPr>
+          <w:lang w:val="en-US"/>
+        </w:rPr>
+        <w:t>ip</w:t>
+      </w:r>
+      <w:proofErr w:type="spellEnd"/>
+      <w:r>
+        <w:rPr>
+          <w:lang w:val="en-US"/>
+        </w:rPr>
+        <w:t xml:space="preserve"> any </w:t>
+      </w:r>
+      <w:proofErr w:type="spellStart"/>
+      <w:r>
+        <w:rPr>
+          <w:lang w:val="en-US"/>
+        </w:rPr>
+        <w:t>any</w:t>
+      </w:r>
+      <w:proofErr w:type="spellEnd"/>
+    </w:p>
+    <w:p>
+      <w:pPr>
+        <w:rPr>
+          <w:lang w:val="en-US"/>
+        </w:rPr>
+      </w:pPr>
+      <w:proofErr w:type="spellStart"/>
+      <w:r>
+        <w:rPr>
+          <w:lang w:val="en-US"/>
+        </w:rPr>
+        <w:t>juda</w:t>
+      </w:r>
+      <w:proofErr w:type="spellEnd"/>
+      <w:r>
+        <w:rPr>
+          <w:lang w:val="en-US"/>
+        </w:rPr>
+        <w:t xml:space="preserve"> </w:t>
+      </w:r>
+      <w:proofErr w:type="spellStart"/>
+      <w:r>
+        <w:rPr>
+          <w:lang w:val="en-US"/>
+        </w:rPr>
+        <w:t>muhim</w:t>
+      </w:r>
+      <w:proofErr w:type="spellEnd"/>
+      <w:r>
+        <w:rPr>
+          <w:lang w:val="en-US"/>
+        </w:rPr>
+        <w:t xml:space="preserve"> — </w:t>
+      </w:r>
+      <w:proofErr w:type="spellStart"/>
+      <w:r>
+        <w:rPr>
+          <w:lang w:val="en-US"/>
+        </w:rPr>
+        <w:t>qolgan</w:t>
+      </w:r>
+      <w:proofErr w:type="spellEnd"/>
+      <w:r>
+        <w:rPr>
+          <w:lang w:val="en-US"/>
+        </w:rPr>
+        <w:t xml:space="preserve"> </w:t>
+      </w:r>
+      <w:proofErr w:type="spellStart"/>
+      <w:r>
+        <w:rPr>
+          <w:lang w:val="en-US"/>
+        </w:rPr>
+        <w:t>trafikni</w:t>
+      </w:r>
+      <w:proofErr w:type="spellEnd"/>
+      <w:r>
+        <w:rPr>
+          <w:lang w:val="en-US"/>
+        </w:rPr>
+        <w:t xml:space="preserve"> </w:t>
+      </w:r>
+      <w:proofErr w:type="spellStart"/>
+      <w:r>
+        <w:rPr>
+          <w:lang w:val="en-US"/>
+        </w:rPr>
+        <w:t>ruxsat</w:t>
+      </w:r>
+      <w:proofErr w:type="spellEnd"/>
+      <w:r>
+        <w:rPr>
+          <w:lang w:val="en-US"/>
+        </w:rPr>
+        <w:t xml:space="preserve"> </w:t>
+      </w:r>
+      <w:proofErr w:type="spellStart"/>
+      <w:r>
+        <w:rPr>
+          <w:lang w:val="en-US"/>
+        </w:rPr>
+        <w:t>qiladi</w:t>
+      </w:r>
+      <w:proofErr w:type="spellEnd"/>
+      <w:r>
+        <w:rPr>
+          <w:lang w:val="en-US"/>
+        </w:rPr>
+        <w:t>.</w:t>
+      </w:r>
+    </w:p>
+    <w:p>
+      <w:pPr>
+        <w:rPr>
+          <w:lang w:val="en-US"/>
+        </w:rPr>
+      </w:pPr>
+      <w:r>
+        <w:rPr>
+          <w:rFonts w:ascii="Segoe UI Symbol" w:hAnsi="Segoe UI Symbol" w:cs="Segoe UI Symbol"/>
+          <w:lang w:val="en-US"/>
+        </w:rPr>
+        <w:t>⚠</w:t>
+      </w:r>
+      <w:r>
+        <w:t>️</w:t>
+      </w:r>
+      <w:r>
+        <w:rPr>
+          <w:lang w:val="en-US"/>
+        </w:rPr>
+        <w:t xml:space="preserve"> </w:t>
+      </w:r>
+      <w:r>
+        <w:rPr>
+          <w:b/>
+          <w:bCs/>
+          <w:lang w:val="en-US"/>
+        </w:rPr>
+        <w:t xml:space="preserve">Hali </w:t>
+      </w:r>
+      <w:proofErr w:type="spellStart"/>
+      <w:r>
+        <w:rPr>
+          <w:b/>
+          <w:bCs/>
+          <w:lang w:val="en-US"/>
+        </w:rPr>
+        <w:t>ACL'ni</w:t>
+      </w:r>
+      <w:proofErr w:type="spellEnd"/>
+      <w:r>
+        <w:rPr>
+          <w:b/>
+          <w:bCs/>
+          <w:lang w:val="en-US"/>
+        </w:rPr>
+        <w:t xml:space="preserve"> VLAN60 </w:t>
+      </w:r>
+      <w:proofErr w:type="spellStart"/>
+      <w:r>
+        <w:rPr>
+          <w:b/>
+          <w:bCs/>
+          <w:lang w:val="en-US"/>
+        </w:rPr>
+        <w:t>interface'ga</w:t>
+      </w:r>
+      <w:proofErr w:type="spellEnd"/>
+      <w:r>
+        <w:rPr>
+          <w:b/>
+          <w:bCs/>
+          <w:lang w:val="en-US"/>
+        </w:rPr>
+        <w:t xml:space="preserve"> </w:t>
+      </w:r>
+      <w:proofErr w:type="spellStart"/>
+      <w:proofErr w:type="gramStart"/>
+      <w:r>
+        <w:rPr>
+          <w:b/>
+          <w:bCs/>
+          <w:lang w:val="en-US"/>
+        </w:rPr>
+        <w:t>qo‘</w:t>
+      </w:r>
+      <w:proofErr w:type="gramEnd"/>
+      <w:r>
+        <w:rPr>
+          <w:b/>
+          <w:bCs/>
+          <w:lang w:val="en-US"/>
+        </w:rPr>
+        <w:t>ymaymiz</w:t>
+      </w:r>
+      <w:proofErr w:type="spellEnd"/>
+      <w:r>
+        <w:rPr>
+          <w:b/>
+          <w:bCs/>
+          <w:lang w:val="en-US"/>
+        </w:rPr>
+        <w:t>.</w:t>
+      </w:r>
+      <w:r>
+        <w:rPr>
+          <w:lang w:val="en-US"/>
+        </w:rPr>
+        <w:t xml:space="preserve"> </w:t>
+      </w:r>
+      <w:proofErr w:type="spellStart"/>
+      <w:r>
+        <w:rPr>
+          <w:lang w:val="en-US"/>
+        </w:rPr>
+        <w:t>Avval</w:t>
+      </w:r>
+      <w:proofErr w:type="spellEnd"/>
+      <w:r>
+        <w:rPr>
+          <w:lang w:val="en-US"/>
+        </w:rPr>
+        <w:t xml:space="preserve"> ACL </w:t>
+      </w:r>
+      <w:proofErr w:type="spellStart"/>
+      <w:r>
+        <w:rPr>
+          <w:lang w:val="en-US"/>
+        </w:rPr>
+        <w:t>qoidasi</w:t>
+      </w:r>
+      <w:proofErr w:type="spellEnd"/>
+      <w:r>
+        <w:rPr>
+          <w:lang w:val="en-US"/>
+        </w:rPr>
+        <w:t xml:space="preserve"> </w:t>
+      </w:r>
+      <w:proofErr w:type="spellStart"/>
+      <w:proofErr w:type="gramStart"/>
+      <w:r>
+        <w:rPr>
+          <w:lang w:val="en-US"/>
+        </w:rPr>
+        <w:t>to‘</w:t>
+      </w:r>
+      <w:proofErr w:type="gramEnd"/>
+      <w:r>
+        <w:rPr>
+          <w:lang w:val="en-US"/>
+        </w:rPr>
+        <w:t>g‘ri</w:t>
+      </w:r>
+      <w:proofErr w:type="spellEnd"/>
+      <w:r>
+        <w:rPr>
+          <w:lang w:val="en-US"/>
+        </w:rPr>
+        <w:t xml:space="preserve"> </w:t>
+      </w:r>
+      <w:proofErr w:type="spellStart"/>
+      <w:r>
+        <w:rPr>
+          <w:lang w:val="en-US"/>
+        </w:rPr>
+        <w:t>yaratilganini</w:t>
+      </w:r>
+      <w:proofErr w:type="spellEnd"/>
+      <w:r>
+        <w:rPr>
+          <w:lang w:val="en-US"/>
+        </w:rPr>
+        <w:t xml:space="preserve"> </w:t>
+      </w:r>
+      <w:proofErr w:type="spellStart"/>
+      <w:r>
+        <w:rPr>
+          <w:lang w:val="en-US"/>
+        </w:rPr>
+        <w:t>tekshiramiz</w:t>
+      </w:r>
+      <w:proofErr w:type="spellEnd"/>
+      <w:r>
+        <w:rPr>
+          <w:lang w:val="en-US"/>
+        </w:rPr>
+        <w:t>.</w:t>
+      </w:r>
+    </w:p>
+    <w:p>
+      <w:pPr>
+        <w:rPr>
+          <w:lang w:val="en-US"/>
+        </w:rPr>
+      </w:pPr>
+      <w:proofErr w:type="spellStart"/>
+      <w:r>
+        <w:rPr>
+          <w:lang w:val="en-US"/>
+        </w:rPr>
+        <w:t>Buyruqlarni</w:t>
+      </w:r>
+      <w:proofErr w:type="spellEnd"/>
+      <w:r>
+        <w:rPr>
+          <w:lang w:val="en-US"/>
+        </w:rPr>
+        <w:t xml:space="preserve"> </w:t>
+      </w:r>
+      <w:proofErr w:type="spellStart"/>
+      <w:r>
+        <w:rPr>
+          <w:lang w:val="en-US"/>
+        </w:rPr>
+        <w:t>kiriting</w:t>
+      </w:r>
+      <w:proofErr w:type="spellEnd"/>
+      <w:r>
+        <w:rPr>
+          <w:lang w:val="en-US"/>
+        </w:rPr>
+        <w:t xml:space="preserve"> </w:t>
+      </w:r>
+      <w:proofErr w:type="spellStart"/>
+      <w:r>
+        <w:rPr>
+          <w:lang w:val="en-US"/>
+        </w:rPr>
+        <w:t>va</w:t>
+      </w:r>
+      <w:proofErr w:type="spellEnd"/>
+      <w:r>
+        <w:rPr>
+          <w:lang w:val="en-US"/>
+        </w:rPr>
+        <w:t xml:space="preserve"> </w:t>
+      </w:r>
+      <w:proofErr w:type="spellStart"/>
+      <w:r>
+        <w:rPr>
+          <w:lang w:val="en-US"/>
+        </w:rPr>
+        <w:t>keyin</w:t>
+      </w:r>
+      <w:proofErr w:type="spellEnd"/>
+      <w:r>
+        <w:rPr>
+          <w:lang w:val="en-US"/>
+        </w:rPr>
+        <w:t>:</w:t>
+      </w:r>
+    </w:p>
+    <w:p>
+      <w:pPr>
+        <w:rPr>
+          <w:lang w:val="en-US"/>
+        </w:rPr>
+      </w:pPr>
+      <w:r>
+        <w:rPr>
+          <w:lang w:val="en-US"/>
+        </w:rPr>
+        <w:t>show access-lists</w:t>
+      </w:r>
+    </w:p>
+    <w:p>
+      <w:pPr>
+        <w:rPr>
+          <w:lang w:val="en-US"/>
+        </w:rPr>
+      </w:pPr>
+    </w:p>
+    <w:p>
+      <w:pPr>
+        <w:rPr>
+          <w:lang w:val="en-US"/>
+        </w:rPr>
+      </w:pPr>
+    </w:p>
+    <w:p>
+      <w:pPr>
+        <w:rPr>
+          <w:lang w:val="en-US"/>
+        </w:rPr>
+      </w:pPr>
+    </w:p>
+    <w:p>
+      <w:pPr>
+        <w:rPr>
+          <w:b/>
+          <w:bCs/>
+          <w:lang w:val="en-US"/>
+        </w:rPr>
+      </w:pPr>
+      <w:r>
+        <w:rPr>
+          <w:b/>
+          <w:bCs/>
+          <w:lang w:val="en-US"/>
+        </w:rPr>
+        <w:t xml:space="preserve">2-qadam — ACL'ni VLAN 60 ga </w:t>
+      </w:r>
+      <w:proofErr w:type="gramStart"/>
+      <w:r>
+        <w:rPr>
+          <w:b/>
+          <w:bCs/>
+          <w:lang w:val="en-US"/>
+        </w:rPr>
+        <w:t>qo‘</w:t>
+      </w:r>
+      <w:proofErr w:type="gramEnd"/>
+      <w:r>
+        <w:rPr>
+          <w:b/>
+          <w:bCs/>
+          <w:lang w:val="en-US"/>
+        </w:rPr>
+        <w:t>yamiz</w:t>
+      </w:r>
+    </w:p>
+    <w:p>
+      <w:pPr>
+        <w:rPr>
+          <w:lang w:val="en-US"/>
+        </w:rPr>
+      </w:pPr>
+      <w:r>
+        <w:rPr>
+          <w:lang w:val="en-US"/>
+        </w:rPr>
+        <w:t xml:space="preserve">Endi ACL'ni </w:t>
+      </w:r>
+      <w:r>
+        <w:rPr>
+          <w:b/>
+          <w:bCs/>
+          <w:lang w:val="en-US"/>
+        </w:rPr>
+        <w:t>CoreSW2 → Vlan60</w:t>
+      </w:r>
+      <w:r>
+        <w:rPr>
+          <w:lang w:val="en-US"/>
+        </w:rPr>
+        <w:t xml:space="preserve"> interface'iga </w:t>
+      </w:r>
+      <w:r>
+        <w:rPr>
+          <w:b/>
+          <w:bCs/>
+          <w:lang w:val="en-US"/>
+        </w:rPr>
+        <w:t>inbound</w:t>
+      </w:r>
+      <w:r>
+        <w:rPr>
+          <w:lang w:val="en-US"/>
+        </w:rPr>
+        <w:t xml:space="preserve"> </w:t>
+      </w:r>
+      <w:proofErr w:type="gramStart"/>
+      <w:r>
+        <w:rPr>
+          <w:lang w:val="en-US"/>
+        </w:rPr>
+        <w:t>qo‘</w:t>
+      </w:r>
+      <w:proofErr w:type="gramEnd"/>
+      <w:r>
+        <w:rPr>
+          <w:lang w:val="en-US"/>
+        </w:rPr>
+        <w:t>yamiz.</w:t>
+      </w:r>
+    </w:p>
+    <w:p>
+      <w:pPr>
+        <w:rPr>
+          <w:lang w:val="en-US"/>
+        </w:rPr>
+      </w:pPr>
+      <w:r>
+        <w:rPr>
+          <w:lang w:val="en-US"/>
+        </w:rPr>
+        <w:t>configure terminal</w:t>
+      </w:r>
+    </w:p>
+    <w:p>
+      <w:pPr>
+        <w:rPr>
+          <w:lang w:val="en-US"/>
+        </w:rPr>
+      </w:pPr>
+      <w:r>
+        <w:rPr>
+          <w:lang w:val="en-US"/>
+        </w:rPr>
+        <w:t>interface vlan 60</w:t>
+      </w:r>
+    </w:p>
+    <w:p>
+      <w:pPr>
+        <w:rPr>
+          <w:lang w:val="en-US"/>
+        </w:rPr>
+      </w:pPr>
+      <w:r>
+        <w:rPr>
+          <w:lang w:val="en-US"/>
+        </w:rPr>
+        <w:t>ip access-group GUEST-FILTER in</w:t>
+      </w:r>
+    </w:p>
+    <w:p>
+      <w:pPr>
+        <w:rPr>
+          <w:lang w:val="en-US"/>
+        </w:rPr>
+      </w:pPr>
+      <w:r>
+        <w:rPr>
+          <w:lang w:val="en-US"/>
+        </w:rPr>
+        <w:t>exit</w:t>
+      </w:r>
+    </w:p>
+    <w:p>
+      <w:pPr>
+        <w:rPr>
+          <w:lang w:val="en-US"/>
+        </w:rPr>
+      </w:pPr>
+      <w:r>
+        <w:rPr>
+          <w:lang w:val="en-US"/>
+        </w:rPr>
+        <w:t>Keyin konfiguratsiyani saqlang:</w:t>
+      </w:r>
+    </w:p>
+    <w:p>
+      <w:pPr>
+        <w:rPr>
+          <w:lang w:val="en-US"/>
+        </w:rPr>
+      </w:pPr>
+      <w:r>
+        <w:rPr>
+          <w:lang w:val="en-US"/>
+        </w:rPr>
+        <w:t>end</w:t>
+      </w:r>
+    </w:p>
+    <w:p>
+      <w:pPr>
+        <w:rPr>
+          <w:lang w:val="en-US"/>
+        </w:rPr>
+      </w:pPr>
+      <w:r>
+        <w:rPr>
+          <w:lang w:val="en-US"/>
+        </w:rPr>
+        <w:t>write memory</w:t>
+      </w:r>
+    </w:p>
+    <w:p>
+      <w:pPr>
+        <w:rPr>
+          <w:b/>
+          <w:bCs/>
+          <w:lang w:val="en-US"/>
+        </w:rPr>
+      </w:pPr>
+      <w:r>
+        <w:rPr>
+          <w:b/>
+          <w:bCs/>
+          <w:lang w:val="en-US"/>
+        </w:rPr>
+        <w:t>3-qadam — tekshirish</w:t>
+      </w:r>
+    </w:p>
+    <w:p>
+      <w:pPr>
+        <w:rPr>
+          <w:lang w:val="en-US"/>
+        </w:rPr>
+      </w:pPr>
+      <w:r>
+        <w:rPr>
+          <w:lang w:val="en-US"/>
+        </w:rPr>
+        <w:t>Quyidagini bajaring:</w:t>
+      </w:r>
+    </w:p>
+    <w:p>
+      <w:pPr>
+        <w:rPr>
+          <w:lang w:val="en-US"/>
+        </w:rPr>
+      </w:pPr>
+      <w:r>
+        <w:rPr>
+          <w:lang w:val="en-US"/>
+        </w:rPr>
+        <w:t>show ip interface vlan 60</w:t>
+      </w:r>
+    </w:p>
+    <w:p>
+      <w:pPr>
+        <w:rPr>
+          <w:lang w:val="en-US"/>
+        </w:rPr>
+      </w:pPr>
+      <w:r>
+        <w:rPr>
+          <w:lang w:val="en-US"/>
+        </w:rPr>
+        <w:t>Natijada shunga o‘xshash qatorni ko‘rishimiz kerak:</w:t>
+      </w:r>
+    </w:p>
+    <w:p>
+      <w:pPr>
+        <w:rPr>
+          <w:lang w:val="en-US"/>
+        </w:rPr>
+      </w:pPr>
+      <w:r>
+        <w:rPr>
+          <w:lang w:val="en-US"/>
+        </w:rPr>
+        <w:t>Inbound access list is GUEST-FILTER</w:t>
       </w:r>
     </w:p>
     <w:p>
